--- a/EVELYNE_KIM_WRITTEN_REPORT_COTIVITI.docx
+++ b/EVELYNE_KIM_WRITTEN_REPORT_COTIVITI.docx
@@ -2,1260 +2,1309 @@
 <file path=word/document.xml><?xml version="1.0" encoding="utf-8"?>
 <w:document xmlns:wpc="http://schemas.microsoft.com/office/word/2010/wordprocessingCanvas" xmlns:cx="http://schemas.microsoft.com/office/drawing/2014/chartex" xmlns:cx1="http://schemas.microsoft.com/office/drawing/2015/9/8/chartex" xmlns:cx2="http://schemas.microsoft.com/office/drawing/2015/10/21/chartex" xmlns:cx3="http://schemas.microsoft.com/office/drawing/2016/5/9/chartex" xmlns:cx4="http://schemas.microsoft.com/office/drawing/2016/5/10/chartex" xmlns:cx5="http://schemas.microsoft.com/office/drawing/2016/5/11/chartex" xmlns:cx6="http://schemas.microsoft.com/office/drawing/2016/5/12/chartex" xmlns:cx7="http://schemas.microsoft.com/office/drawing/2016/5/13/chartex" xmlns:cx8="http://schemas.microsoft.com/office/drawing/2016/5/14/chartex" xmlns:mc="http://schemas.openxmlformats.org/markup-compatibility/2006" xmlns:aink="http://schemas.microsoft.com/office/drawing/2016/ink" xmlns:am3d="http://schemas.microsoft.com/office/drawing/2017/model3d" xmlns:o="urn:schemas-microsoft-com:office:office" xmlns:oel="http://schemas.microsoft.com/office/2019/extlst" xmlns:r="http://schemas.openxmlformats.org/officeDocument/2006/relationships" xmlns:m="http://schemas.openxmlformats.org/officeDocument/2006/math" xmlns:v="urn:schemas-microsoft-com:vml" xmlns:wp14="http://schemas.microsoft.com/office/word/2010/wordprocessingDrawing" xmlns:wp="http://schemas.openxmlformats.org/drawingml/2006/wordprocessingDrawing" xmlns:w10="urn:schemas-microsoft-com:office:word" xmlns:w="http://schemas.openxmlformats.org/wordprocessingml/2006/main" xmlns:w14="http://schemas.microsoft.com/office/word/2010/wordml" xmlns:w15="http://schemas.microsoft.com/office/word/2012/wordml" xmlns:w16cex="http://schemas.microsoft.com/office/word/2018/wordml/cex" xmlns:w16cid="http://schemas.microsoft.com/office/word/2016/wordml/cid" xmlns:w16="http://schemas.microsoft.com/office/word/2018/wordml" xmlns:w16du="http://schemas.microsoft.com/office/word/2023/wordml/word16du" xmlns:w16sdtdh="http://schemas.microsoft.com/office/word/2020/wordml/sdtdatahash" xmlns:w16sdtfl="http://schemas.microsoft.com/office/word/2024/wordml/sdtformatlock" xmlns:w16se="http://schemas.microsoft.com/office/word/2015/wordml/symex" xmlns:wpg="http://schemas.microsoft.com/office/word/2010/wordprocessingGroup" xmlns:wpi="http://schemas.microsoft.com/office/word/2010/wordprocessingInk" xmlns:wne="http://schemas.microsoft.com/office/word/2006/wordml" xmlns:wps="http://schemas.microsoft.com/office/word/2010/wordprocessingShape" mc:Ignorable="w14 w15 w16se w16cid w16 w16cex w16sdtdh w16sdtfl w16du wp14">
   <w:body>
-    <w:p/>
-    <w:p/>
-    <w:p/>
-    <w:p/>
-    <w:p/>
+    <w:p>
+      <w:pPr>
+        <w:rPr>
+          <w:rFonts w:ascii="Times New Roman" w:hAnsi="Times New Roman" w:cs="Times New Roman"/>
+        </w:rPr>
+      </w:pPr>
+    </w:p>
+    <w:p>
+      <w:pPr>
+        <w:rPr>
+          <w:rFonts w:ascii="Times New Roman" w:hAnsi="Times New Roman" w:cs="Times New Roman"/>
+        </w:rPr>
+      </w:pPr>
+    </w:p>
+    <w:p>
+      <w:pPr>
+        <w:rPr>
+          <w:rFonts w:ascii="Times New Roman" w:hAnsi="Times New Roman" w:cs="Times New Roman"/>
+        </w:rPr>
+      </w:pPr>
+    </w:p>
+    <w:p>
+      <w:pPr>
+        <w:rPr>
+          <w:rFonts w:ascii="Times New Roman" w:hAnsi="Times New Roman" w:cs="Times New Roman"/>
+        </w:rPr>
+      </w:pPr>
+    </w:p>
+    <w:p>
+      <w:pPr>
+        <w:rPr>
+          <w:rFonts w:ascii="Times New Roman" w:hAnsi="Times New Roman" w:cs="Times New Roman"/>
+        </w:rPr>
+      </w:pPr>
+    </w:p>
     <w:p>
       <w:pPr>
         <w:pStyle w:val="Title"/>
-      </w:pPr>
-      <w:sdt>
-        <w:sdtPr>
-          <w:id w:val="1248694435"/>
-          <w:placeholder>
-            <w:docPart w:val="6A452C341AED428F948F59C30AF1D055"/>
-          </w:placeholder>
-          <w:temporary/>
-          <w:showingPlcHdr/>
-          <w15:appearance w15:val="hidden"/>
-        </w:sdtPr>
-        <w:sdtContent>
-          <w:r>
-            <w:t>Paper Title: Up to 12 Words or Two Lines</w:t>
-          </w:r>
-        </w:sdtContent>
-      </w:sdt>
+        <w:rPr>
+          <w:rFonts w:ascii="Times New Roman" w:hAnsi="Times New Roman" w:cs="Times New Roman"/>
+        </w:rPr>
+      </w:pPr>
+      <w:r>
+        <w:rPr>
+          <w:rFonts w:ascii="Times New Roman" w:hAnsi="Times New Roman" w:cs="Times New Roman"/>
+        </w:rPr>
+        <w:t>Clinical Natural Language Technology for Health Care: Past, Present, and Future Approaches</w:t>
+      </w:r>
     </w:p>
     <w:p>
       <w:pPr>
         <w:pStyle w:val="Subtitle"/>
-      </w:pPr>
-      <w:sdt>
-        <w:sdtPr>
-          <w:id w:val="338350896"/>
-          <w:placeholder>
-            <w:docPart w:val="210625F1EA0F466AAF68CA9A18BF1D81"/>
-          </w:placeholder>
-          <w:temporary/>
-          <w:showingPlcHdr/>
-          <w15:appearance w15:val="hidden"/>
-        </w:sdtPr>
-        <w:sdtContent>
-          <w:r>
-            <w:t>[Blank line]</w:t>
-          </w:r>
-        </w:sdtContent>
-      </w:sdt>
+        <w:rPr>
+          <w:rFonts w:ascii="Times New Roman" w:hAnsi="Times New Roman" w:cs="Times New Roman"/>
+        </w:rPr>
+      </w:pPr>
     </w:p>
     <w:p>
       <w:pPr>
         <w:pStyle w:val="Subtitle"/>
-      </w:pPr>
-      <w:sdt>
-        <w:sdtPr>
-          <w:id w:val="-114915842"/>
-          <w:placeholder>
-            <w:docPart w:val="B9352BE181E14A7C99CEA691DDA3437E"/>
-          </w:placeholder>
-          <w:temporary/>
-          <w:showingPlcHdr/>
-          <w15:appearance w15:val="hidden"/>
-        </w:sdtPr>
-        <w:sdtContent>
-          <w:r>
-            <w:t>Author First M</w:t>
-          </w:r>
-        </w:sdtContent>
-      </w:sdt>
-      <w:r>
+        <w:rPr>
+          <w:rFonts w:ascii="Times New Roman" w:hAnsi="Times New Roman" w:cs="Times New Roman"/>
+        </w:rPr>
+      </w:pPr>
+      <w:r>
+        <w:rPr>
+          <w:rFonts w:ascii="Times New Roman" w:hAnsi="Times New Roman" w:cs="Times New Roman"/>
+        </w:rPr>
+        <w:t>Evelyne R Kim</w:t>
+      </w:r>
+    </w:p>
+    <w:p>
+      <w:pPr>
+        <w:pStyle w:val="Subtitle"/>
+        <w:rPr>
+          <w:rFonts w:ascii="Times New Roman" w:hAnsi="Times New Roman" w:cs="Times New Roman"/>
+        </w:rPr>
+      </w:pPr>
+      <w:r>
+        <w:rPr>
+          <w:rFonts w:ascii="Times New Roman" w:hAnsi="Times New Roman" w:cs="Times New Roman"/>
+        </w:rPr>
+        <w:t>Johns Hopkins University</w:t>
+      </w:r>
+    </w:p>
+    <w:p>
+      <w:pPr>
+        <w:pStyle w:val="Subtitle"/>
+        <w:rPr>
+          <w:rFonts w:ascii="Times New Roman" w:hAnsi="Times New Roman" w:cs="Times New Roman"/>
+        </w:rPr>
+      </w:pPr>
+      <w:r>
+        <w:rPr>
+          <w:rFonts w:ascii="Times New Roman" w:hAnsi="Times New Roman" w:cs="Times New Roman"/>
+        </w:rPr>
+        <w:t>GenAI Research Intern</w:t>
+      </w:r>
+    </w:p>
+    <w:p>
+      <w:pPr>
+        <w:pStyle w:val="Subtitle"/>
+        <w:rPr>
+          <w:rFonts w:ascii="Times New Roman" w:hAnsi="Times New Roman" w:cs="Times New Roman"/>
+        </w:rPr>
+      </w:pPr>
+      <w:r>
+        <w:rPr>
+          <w:rFonts w:ascii="Times New Roman" w:hAnsi="Times New Roman" w:cs="Times New Roman"/>
+        </w:rPr>
+        <w:t>Cotiviti</w:t>
+      </w:r>
+    </w:p>
+    <w:p>
+      <w:pPr>
+        <w:pStyle w:val="Subtitle"/>
+        <w:rPr>
+          <w:rFonts w:ascii="Times New Roman" w:hAnsi="Times New Roman" w:cs="Times New Roman"/>
+        </w:rPr>
+      </w:pPr>
+      <w:r>
+        <w:rPr>
+          <w:rFonts w:ascii="Times New Roman" w:hAnsi="Times New Roman" w:cs="Times New Roman"/>
+        </w:rPr>
+        <w:t>June 6</w:t>
+      </w:r>
+      <w:r>
+        <w:rPr>
+          <w:rFonts w:ascii="Times New Roman" w:hAnsi="Times New Roman" w:cs="Times New Roman"/>
+        </w:rPr>
+        <w:t>, 2026</w:t>
+      </w:r>
+    </w:p>
+    <w:p>
+      <w:pPr>
+        <w:pStyle w:val="Title2"/>
+        <w:rPr>
+          <w:rFonts w:ascii="Times New Roman" w:eastAsia="Calibri" w:hAnsi="Times New Roman" w:cs="Times New Roman"/>
+          <w:szCs w:val="22"/>
+        </w:rPr>
+      </w:pPr>
+    </w:p>
+    <w:p>
+      <w:pPr>
+        <w:pStyle w:val="Title2"/>
+        <w:rPr>
+          <w:rFonts w:ascii="Times New Roman" w:eastAsia="Calibri" w:hAnsi="Times New Roman" w:cs="Times New Roman"/>
+          <w:szCs w:val="22"/>
+        </w:rPr>
+      </w:pPr>
+    </w:p>
+    <w:p>
+      <w:pPr>
+        <w:pStyle w:val="Title2"/>
+        <w:rPr>
+          <w:rFonts w:ascii="Times New Roman" w:eastAsia="Calibri" w:hAnsi="Times New Roman" w:cs="Times New Roman"/>
+          <w:szCs w:val="22"/>
+        </w:rPr>
+      </w:pPr>
+    </w:p>
+    <w:p>
+      <w:pPr>
+        <w:pStyle w:val="Title2"/>
+        <w:rPr>
+          <w:rFonts w:ascii="Times New Roman" w:eastAsia="Calibri" w:hAnsi="Times New Roman" w:cs="Times New Roman"/>
+          <w:szCs w:val="22"/>
+        </w:rPr>
+      </w:pPr>
+    </w:p>
+    <w:p>
+      <w:pPr>
+        <w:pStyle w:val="Title2"/>
+        <w:rPr>
+          <w:rFonts w:ascii="Times New Roman" w:eastAsia="Calibri" w:hAnsi="Times New Roman" w:cs="Times New Roman"/>
+          <w:szCs w:val="22"/>
+        </w:rPr>
+      </w:pPr>
+    </w:p>
+    <w:p>
+      <w:pPr>
+        <w:pStyle w:val="Title2"/>
+        <w:rPr>
+          <w:rFonts w:ascii="Times New Roman" w:eastAsia="Calibri" w:hAnsi="Times New Roman" w:cs="Times New Roman"/>
+          <w:szCs w:val="22"/>
+        </w:rPr>
+      </w:pPr>
+    </w:p>
+    <w:p>
+      <w:pPr>
+        <w:pStyle w:val="Title2"/>
+        <w:rPr>
+          <w:rFonts w:ascii="Times New Roman" w:eastAsia="Calibri" w:hAnsi="Times New Roman" w:cs="Times New Roman"/>
+          <w:szCs w:val="22"/>
+        </w:rPr>
+      </w:pPr>
+    </w:p>
+    <w:p>
+      <w:pPr>
+        <w:rPr>
+          <w:rFonts w:ascii="Times New Roman" w:eastAsia="Calibri" w:hAnsi="Times New Roman" w:cs="Times New Roman"/>
+          <w:szCs w:val="22"/>
+        </w:rPr>
+      </w:pPr>
+      <w:r>
+        <w:rPr>
+          <w:rFonts w:ascii="Times New Roman" w:eastAsia="Calibri" w:hAnsi="Times New Roman" w:cs="Times New Roman"/>
+          <w:szCs w:val="22"/>
+        </w:rPr>
+        <w:br w:type="page"/>
+      </w:r>
+    </w:p>
+    <w:p>
+      <w:pPr>
+        <w:pStyle w:val="SectionTitle"/>
+        <w:rPr>
+          <w:rFonts w:ascii="Times New Roman" w:hAnsi="Times New Roman" w:cs="Times New Roman"/>
+        </w:rPr>
+      </w:pPr>
+      <w:r>
+        <w:rPr>
+          <w:rFonts w:ascii="Times New Roman" w:hAnsi="Times New Roman" w:cs="Times New Roman"/>
+        </w:rPr>
+        <w:lastRenderedPageBreak/>
+        <w:t>Introduction and Topic Concept</w:t>
+      </w:r>
+    </w:p>
+    <w:p>
+      <w:pPr>
+        <w:rPr>
+          <w:rFonts w:ascii="Times New Roman" w:hAnsi="Times New Roman" w:cs="Times New Roman"/>
+        </w:rPr>
+      </w:pPr>
+      <w:r>
+        <w:rPr>
+          <w:rFonts w:ascii="Times New Roman" w:hAnsi="Times New Roman" w:cs="Times New Roman"/>
+        </w:rPr>
+        <w:t>Clinical NLP transforms unstructured text (physician notes, discharge summaries, lab reports) into structured data. Approximately 80% of healthcare data is unstructured, making NLP essential for risk adjustment, medical coding, and population health (Fortune Business Insights, 2026a). Technology has evolved from rule-based systems to statistical ML, and now to LLMs that perform extraction, summarization, and reasoning with minimal fine-tuning</w:t>
+      </w:r>
+      <w:r>
+        <w:rPr>
+          <w:rFonts w:ascii="Times New Roman" w:hAnsi="Times New Roman" w:cs="Times New Roman"/>
+        </w:rPr>
+        <w:t>.</w:t>
+      </w:r>
+    </w:p>
+    <w:p>
+      <w:pPr>
+        <w:pStyle w:val="Heading1"/>
+        <w:rPr>
+          <w:rFonts w:ascii="Times New Roman" w:eastAsia="Calibri" w:hAnsi="Times New Roman" w:cs="Times New Roman"/>
+          <w:szCs w:val="22"/>
+        </w:rPr>
+      </w:pPr>
+      <w:r>
+        <w:rPr>
+          <w:rFonts w:ascii="Times New Roman" w:hAnsi="Times New Roman" w:cs="Times New Roman"/>
+        </w:rPr>
+        <w:t>Relevant Trends</w:t>
+      </w:r>
+    </w:p>
+    <w:p>
+      <w:pPr>
+        <w:pStyle w:val="Heading3"/>
+        <w:ind w:firstLine="720"/>
+        <w:rPr>
+          <w:rFonts w:ascii="Times New Roman" w:hAnsi="Times New Roman" w:cs="Times New Roman"/>
+          <w:i w:val="0"/>
+          <w:iCs/>
+        </w:rPr>
+      </w:pPr>
+      <w:r>
+        <w:rPr>
+          <w:rFonts w:ascii="Times New Roman" w:hAnsi="Times New Roman" w:cs="Times New Roman"/>
+          <w:i w:val="0"/>
+          <w:iCs/>
+        </w:rPr>
+        <w:t>Market Growth</w:t>
+      </w:r>
+      <w:r>
+        <w:rPr>
+          <w:rFonts w:ascii="Times New Roman" w:hAnsi="Times New Roman" w:cs="Times New Roman"/>
+          <w:i w:val="0"/>
+          <w:iCs/>
+        </w:rPr>
+        <w:t xml:space="preserve">. </w:t>
+      </w:r>
+      <w:r>
+        <w:rPr>
+          <w:rFonts w:ascii="Times New Roman" w:hAnsi="Times New Roman" w:cs="Times New Roman"/>
+          <w:b w:val="0"/>
+          <w:bCs w:val="0"/>
+          <w:i w:val="0"/>
+          <w:iCs/>
+        </w:rPr>
+        <w:t>The clinical NLP platforms market is projected to grow from $2.46 billion to $13.15 billion by 2034 at a 23.33% CAGR, while the broader NLP in healthcare market expands from $5.62 billion to $36.71 billion at 26.45% CAGR (Fortune Business Insights, 2026a, 2026b).</w:t>
+      </w:r>
+    </w:p>
+    <w:p>
+      <w:pPr>
+        <w:rPr>
+          <w:rStyle w:val="Heading4Char"/>
+          <w:rFonts w:ascii="Times New Roman" w:hAnsi="Times New Roman" w:cs="Times New Roman"/>
+          <w:b w:val="0"/>
+          <w:bCs w:val="0"/>
+        </w:rPr>
+      </w:pPr>
+      <w:r>
+        <w:rPr>
+          <w:rStyle w:val="Heading4Char"/>
+          <w:rFonts w:ascii="Times New Roman" w:hAnsi="Times New Roman" w:cs="Times New Roman"/>
+        </w:rPr>
+        <w:t xml:space="preserve">Shift to </w:t>
+      </w:r>
+      <w:r>
+        <w:rPr>
+          <w:rStyle w:val="Heading4Char"/>
+          <w:rFonts w:ascii="Times New Roman" w:hAnsi="Times New Roman" w:cs="Times New Roman"/>
+        </w:rPr>
+        <w:t>G</w:t>
+      </w:r>
+      <w:r>
+        <w:rPr>
+          <w:rStyle w:val="Heading4Char"/>
+          <w:rFonts w:ascii="Times New Roman" w:hAnsi="Times New Roman" w:cs="Times New Roman"/>
+        </w:rPr>
+        <w:t>eneral-</w:t>
+      </w:r>
+      <w:r>
+        <w:rPr>
+          <w:rStyle w:val="Heading4Char"/>
+          <w:rFonts w:ascii="Times New Roman" w:hAnsi="Times New Roman" w:cs="Times New Roman"/>
+        </w:rPr>
+        <w:t>P</w:t>
+      </w:r>
+      <w:r>
+        <w:rPr>
+          <w:rStyle w:val="Heading4Char"/>
+          <w:rFonts w:ascii="Times New Roman" w:hAnsi="Times New Roman" w:cs="Times New Roman"/>
+        </w:rPr>
+        <w:t xml:space="preserve">urpose </w:t>
+      </w:r>
+      <w:r>
+        <w:rPr>
+          <w:rStyle w:val="Heading4Char"/>
+          <w:rFonts w:ascii="Times New Roman" w:hAnsi="Times New Roman" w:cs="Times New Roman"/>
+        </w:rPr>
+        <w:t>M</w:t>
+      </w:r>
+      <w:r>
+        <w:rPr>
+          <w:rStyle w:val="Heading4Char"/>
+          <w:rFonts w:ascii="Times New Roman" w:hAnsi="Times New Roman" w:cs="Times New Roman"/>
+        </w:rPr>
+        <w:t xml:space="preserve">odels. </w:t>
+      </w:r>
+      <w:r>
+        <w:rPr>
+          <w:rFonts w:ascii="Times New Roman" w:eastAsiaTheme="majorEastAsia" w:hAnsi="Times New Roman" w:cs="Times New Roman"/>
+          <w:iCs/>
+        </w:rPr>
+        <w:t xml:space="preserve">General-purpose LLMs with adequate prompt engineering now match or exceed specialized clinical models without costly fine-tuning, lowering barriers to entry and enabling </w:t>
+      </w:r>
+      <w:r>
+        <w:rPr>
+          <w:rFonts w:ascii="Times New Roman" w:eastAsiaTheme="majorEastAsia" w:hAnsi="Times New Roman" w:cs="Times New Roman"/>
+          <w:iCs/>
+        </w:rPr>
+        <w:t>rapid</w:t>
+      </w:r>
+      <w:r>
+        <w:rPr>
+          <w:rFonts w:ascii="Times New Roman" w:eastAsiaTheme="majorEastAsia" w:hAnsi="Times New Roman" w:cs="Times New Roman"/>
+          <w:iCs/>
+        </w:rPr>
+        <w:t xml:space="preserve"> scaling (</w:t>
+      </w:r>
+      <w:proofErr w:type="spellStart"/>
+      <w:r>
+        <w:rPr>
+          <w:rFonts w:ascii="Times New Roman" w:eastAsiaTheme="majorEastAsia" w:hAnsi="Times New Roman" w:cs="Times New Roman"/>
+          <w:iCs/>
+        </w:rPr>
+        <w:t>MarketsandMarkets</w:t>
+      </w:r>
+      <w:proofErr w:type="spellEnd"/>
+      <w:r>
+        <w:rPr>
+          <w:rFonts w:ascii="Times New Roman" w:eastAsiaTheme="majorEastAsia" w:hAnsi="Times New Roman" w:cs="Times New Roman"/>
+          <w:iCs/>
+        </w:rPr>
+        <w:t>, 2025).</w:t>
+      </w:r>
+    </w:p>
+    <w:p>
+      <w:pPr>
+        <w:rPr>
+          <w:rFonts w:ascii="Times New Roman" w:eastAsiaTheme="majorEastAsia" w:hAnsi="Times New Roman" w:cs="Times New Roman"/>
+          <w:iCs/>
+        </w:rPr>
+      </w:pPr>
+      <w:r>
+        <w:rPr>
+          <w:rStyle w:val="Heading4Char"/>
+          <w:rFonts w:ascii="Times New Roman" w:hAnsi="Times New Roman" w:cs="Times New Roman"/>
+        </w:rPr>
+        <w:t>Multimodal Convergence.</w:t>
+      </w:r>
+      <w:r>
+        <w:rPr>
+          <w:rStyle w:val="Heading4Char"/>
+          <w:rFonts w:ascii="Times New Roman" w:hAnsi="Times New Roman" w:cs="Times New Roman"/>
+          <w:b w:val="0"/>
+          <w:bCs w:val="0"/>
+        </w:rPr>
         <w:t xml:space="preserve"> </w:t>
       </w:r>
-      <w:sdt>
-        <w:sdtPr>
-          <w:id w:val="-1995014949"/>
-          <w:placeholder>
-            <w:docPart w:val="F87E42B41FF247E389917B8EF2C69BB6"/>
-          </w:placeholder>
-          <w:temporary/>
-          <w:showingPlcHdr/>
-          <w15:appearance w15:val="hidden"/>
-        </w:sdtPr>
-        <w:sdtContent>
-          <w:r>
-            <w:t>Last</w:t>
-          </w:r>
-        </w:sdtContent>
-      </w:sdt>
-    </w:p>
-    <w:p>
-      <w:pPr>
-        <w:pStyle w:val="Subtitle"/>
-      </w:pPr>
-      <w:sdt>
-        <w:sdtPr>
-          <w:id w:val="-1577115656"/>
-          <w:placeholder>
-            <w:docPart w:val="C1A064B0CE274727BB1582BB3D355B20"/>
-          </w:placeholder>
-          <w:temporary/>
-          <w:showingPlcHdr/>
-          <w15:appearance w15:val="hidden"/>
-        </w:sdtPr>
-        <w:sdtContent>
-          <w:r>
-            <w:t>Institution Name</w:t>
-          </w:r>
-        </w:sdtContent>
-      </w:sdt>
-    </w:p>
-    <w:p>
-      <w:pPr>
-        <w:pStyle w:val="Subtitle"/>
-      </w:pPr>
-      <w:sdt>
-        <w:sdtPr>
-          <w:id w:val="-568883333"/>
-          <w:placeholder>
-            <w:docPart w:val="E74B8EB0CEA2495F87D4B098B900601A"/>
-          </w:placeholder>
-          <w:temporary/>
-          <w:showingPlcHdr/>
-          <w15:appearance w15:val="hidden"/>
-        </w:sdtPr>
-        <w:sdtContent>
-          <w:r>
-            <w:t>Course Number</w:t>
-          </w:r>
-          <w:r>
-            <w:t>:</w:t>
-          </w:r>
-        </w:sdtContent>
-      </w:sdt>
-      <w:r>
+      <w:r>
+        <w:rPr>
+          <w:rFonts w:ascii="Times New Roman" w:eastAsiaTheme="majorEastAsia" w:hAnsi="Times New Roman" w:cs="Times New Roman"/>
+          <w:iCs/>
+        </w:rPr>
+        <w:t xml:space="preserve">The industry is moving toward systems that reason across text, images, and signals. Vision-language models enable zero-shot medical imaging applications without </w:t>
+      </w:r>
+      <w:r>
+        <w:rPr>
+          <w:rFonts w:ascii="Times New Roman" w:eastAsiaTheme="majorEastAsia" w:hAnsi="Times New Roman" w:cs="Times New Roman"/>
+          <w:iCs/>
+        </w:rPr>
+        <w:t>large, annotated</w:t>
+      </w:r>
+      <w:r>
+        <w:rPr>
+          <w:rFonts w:ascii="Times New Roman" w:eastAsiaTheme="majorEastAsia" w:hAnsi="Times New Roman" w:cs="Times New Roman"/>
+          <w:iCs/>
+        </w:rPr>
+        <w:t xml:space="preserve"> datasets. This creates opportunities for Cotiviti to integrate document imaging (scanned charts, faxes) into existing workflows.</w:t>
+      </w:r>
+    </w:p>
+    <w:p>
+      <w:pPr>
+        <w:rPr>
+          <w:rFonts w:ascii="Times New Roman" w:eastAsiaTheme="majorEastAsia" w:hAnsi="Times New Roman" w:cs="Times New Roman"/>
+          <w:iCs/>
+        </w:rPr>
+      </w:pPr>
+      <w:r>
+        <w:rPr>
+          <w:rFonts w:ascii="Times New Roman" w:eastAsiaTheme="majorEastAsia" w:hAnsi="Times New Roman" w:cs="Times New Roman"/>
+          <w:b/>
+          <w:bCs/>
+          <w:iCs/>
+        </w:rPr>
+        <w:t>Agentic AI.</w:t>
+      </w:r>
+      <w:r>
+        <w:rPr>
+          <w:rFonts w:ascii="Times New Roman" w:eastAsiaTheme="majorEastAsia" w:hAnsi="Times New Roman" w:cs="Times New Roman"/>
+          <w:iCs/>
+        </w:rPr>
         <w:t xml:space="preserve"> </w:t>
       </w:r>
-      <w:sdt>
-        <w:sdtPr>
-          <w:id w:val="-1860198176"/>
-          <w:placeholder>
-            <w:docPart w:val="2EDC6764A9144C6AB2B5D2BFAE2E7D59"/>
-          </w:placeholder>
-          <w:temporary/>
-          <w:showingPlcHdr/>
-          <w15:appearance w15:val="hidden"/>
-        </w:sdtPr>
-        <w:sdtContent>
-          <w:r>
-            <w:t>Course Name</w:t>
-          </w:r>
-        </w:sdtContent>
-      </w:sdt>
-    </w:p>
-    <w:p>
-      <w:pPr>
-        <w:pStyle w:val="Subtitle"/>
-      </w:pPr>
-      <w:sdt>
-        <w:sdtPr>
-          <w:id w:val="-1835602995"/>
-          <w:placeholder>
-            <w:docPart w:val="2AC277E5234A463C9111BAE6396B2A42"/>
-          </w:placeholder>
-          <w:temporary/>
-          <w:showingPlcHdr/>
-          <w15:appearance w15:val="hidden"/>
-        </w:sdtPr>
-        <w:sdtContent>
-          <w:r>
-            <w:t>Instructor Name</w:t>
-          </w:r>
-          <w:r>
-            <w:t xml:space="preserve"> </w:t>
-          </w:r>
-        </w:sdtContent>
-      </w:sdt>
-    </w:p>
-    <w:p>
-      <w:pPr>
-        <w:pStyle w:val="Subtitle"/>
-      </w:pPr>
-      <w:sdt>
-        <w:sdtPr>
-          <w:id w:val="474569195"/>
-          <w:placeholder>
-            <w:docPart w:val="2BEBEA6DC7FA41A3A6981EC804D68FDD"/>
-          </w:placeholder>
-          <w:temporary/>
-          <w:showingPlcHdr/>
-          <w15:appearance w15:val="hidden"/>
-        </w:sdtPr>
-        <w:sdtContent>
-          <w:r>
-            <w:t>Due Date</w:t>
-          </w:r>
-        </w:sdtContent>
-      </w:sdt>
-    </w:p>
-    <w:p>
-      <w:pPr>
-        <w:pStyle w:val="Title2"/>
-        <w:rPr>
-          <w:rFonts w:ascii="Calibri" w:eastAsia="Calibri" w:hAnsi="Calibri" w:cs="Calibri"/>
-          <w:szCs w:val="22"/>
-        </w:rPr>
-      </w:pPr>
-    </w:p>
-    <w:p>
-      <w:pPr>
-        <w:pStyle w:val="Title2"/>
-        <w:rPr>
-          <w:rFonts w:ascii="Calibri" w:eastAsia="Calibri" w:hAnsi="Calibri" w:cs="Calibri"/>
-          <w:szCs w:val="22"/>
-        </w:rPr>
-      </w:pPr>
-    </w:p>
-    <w:p>
-      <w:pPr>
-        <w:pStyle w:val="Title2"/>
-        <w:rPr>
-          <w:rFonts w:ascii="Calibri" w:eastAsia="Calibri" w:hAnsi="Calibri" w:cs="Calibri"/>
-          <w:szCs w:val="22"/>
-        </w:rPr>
-      </w:pPr>
-    </w:p>
-    <w:p>
-      <w:pPr>
-        <w:pStyle w:val="Title2"/>
-        <w:rPr>
-          <w:rFonts w:ascii="Calibri" w:eastAsia="Calibri" w:hAnsi="Calibri" w:cs="Calibri"/>
-          <w:szCs w:val="22"/>
-        </w:rPr>
-      </w:pPr>
-    </w:p>
-    <w:p>
-      <w:pPr>
-        <w:pStyle w:val="Title2"/>
-        <w:rPr>
-          <w:rFonts w:ascii="Calibri" w:eastAsia="Calibri" w:hAnsi="Calibri" w:cs="Calibri"/>
-          <w:szCs w:val="22"/>
-        </w:rPr>
-      </w:pPr>
-    </w:p>
-    <w:p>
-      <w:pPr>
-        <w:pStyle w:val="Title2"/>
-        <w:rPr>
-          <w:rFonts w:ascii="Calibri" w:eastAsia="Calibri" w:hAnsi="Calibri" w:cs="Calibri"/>
-          <w:szCs w:val="22"/>
-        </w:rPr>
-      </w:pPr>
-    </w:p>
-    <w:p>
-      <w:pPr>
-        <w:pStyle w:val="Title2"/>
-        <w:rPr>
-          <w:rFonts w:ascii="Calibri" w:eastAsia="Calibri" w:hAnsi="Calibri" w:cs="Calibri"/>
-          <w:szCs w:val="22"/>
-        </w:rPr>
-      </w:pPr>
-    </w:p>
-    <w:p>
-      <w:pPr>
-        <w:rPr>
-          <w:rFonts w:ascii="Calibri" w:eastAsia="Calibri" w:hAnsi="Calibri" w:cs="Calibri"/>
-          <w:szCs w:val="22"/>
-        </w:rPr>
-      </w:pPr>
-      <w:r>
-        <w:rPr>
-          <w:rFonts w:ascii="Calibri" w:eastAsia="Calibri" w:hAnsi="Calibri" w:cs="Calibri"/>
-          <w:szCs w:val="22"/>
-        </w:rPr>
-        <w:br w:type="page"/>
-      </w:r>
-    </w:p>
-    <w:p>
-      <w:pPr>
-        <w:pStyle w:val="SectionTitle"/>
-      </w:pPr>
-      <w:sdt>
-        <w:sdtPr>
-          <w:id w:val="1249303753"/>
-          <w:placeholder>
-            <w:docPart w:val="775FA727B872441D9D4D5CE98B139511"/>
-          </w:placeholder>
-          <w:temporary/>
-          <w:showingPlcHdr/>
-          <w15:appearance w15:val="hidden"/>
-        </w:sdtPr>
-        <w:sdtContent>
-          <w:r>
-            <w:t>Paper Title in Bold at the Top of Page 2</w:t>
-          </w:r>
-        </w:sdtContent>
-      </w:sdt>
-    </w:p>
-    <w:p>
-      <w:sdt>
-        <w:sdtPr>
-          <w:id w:val="1163968367"/>
-          <w:placeholder>
-            <w:docPart w:val="183D9298B2664106ACE50CE0CEDA6B98"/>
-          </w:placeholder>
-          <w:temporary/>
-          <w:showingPlcHdr/>
-          <w15:appearance w15:val="hidden"/>
-        </w:sdtPr>
-        <w:sdtContent>
-          <w:r>
-            <w:t xml:space="preserve">The first section of your paper is your introduction. Use these paragraphs to provide background and context. “Introduction” should not be used as a section heading as it’s assumed your paper will begin with an introduction. Remember to use first-person tense. Anytime you want to start a section on a new page, instead of adding page breaks, use the </w:t>
-          </w:r>
-          <w:r>
-            <w:rPr>
-              <w:b/>
-              <w:bCs/>
-              <w:color w:val="auto"/>
-            </w:rPr>
-            <w:t>Section Title</w:t>
-          </w:r>
-          <w:r>
-            <w:t xml:space="preserve"> style. (To see the reader’s view of your document, click on the </w:t>
-          </w:r>
-          <w:r>
-            <w:rPr>
-              <w:b/>
-              <w:bCs/>
-              <w:color w:val="auto"/>
-            </w:rPr>
-            <w:t>View</w:t>
-          </w:r>
-          <w:r>
-            <w:t xml:space="preserve"> tab</w:t>
-          </w:r>
-          <w:r>
-            <w:rPr>
-              <w:b/>
-              <w:bCs/>
-              <w:color w:val="auto"/>
-            </w:rPr>
-            <w:t xml:space="preserve"> </w:t>
-          </w:r>
-          <w:r>
-            <w:rPr>
-              <w:color w:val="auto"/>
-            </w:rPr>
-            <w:t>then select</w:t>
-          </w:r>
-          <w:r>
-            <w:rPr>
-              <w:b/>
-              <w:bCs/>
-              <w:color w:val="auto"/>
-            </w:rPr>
-            <w:t xml:space="preserve"> Reading View.</w:t>
-          </w:r>
-          <w:r>
-            <w:t>)</w:t>
-          </w:r>
-        </w:sdtContent>
-      </w:sdt>
-    </w:p>
-    <w:p>
-      <w:sdt>
-        <w:sdtPr>
-          <w:id w:val="805125282"/>
-          <w:placeholder>
-            <w:docPart w:val="2B242E5E0EFE4702A03ED490A68F393D"/>
-          </w:placeholder>
-          <w:temporary/>
-          <w:showingPlcHdr/>
-          <w15:appearance w15:val="hidden"/>
-        </w:sdtPr>
-        <w:sdtContent>
-          <w:r>
-            <w:t xml:space="preserve">The body of your paper should be indented one half-inch on the first line of each new paragraph and double-spaced. When introducing key terms, use </w:t>
-          </w:r>
-          <w:r>
-            <w:rPr>
-              <w:i/>
-              <w:iCs/>
-            </w:rPr>
-            <w:t>Italics</w:t>
-          </w:r>
-          <w:r>
-            <w:t xml:space="preserve"> to highlight the term in its first use, only. APA Style provides for up to five heading levels, shown in the paragraphs that follow. Note that all text styles for this template are available on the </w:t>
-          </w:r>
-          <w:bookmarkStart w:id="0" w:name="_Int_pGJ5iSU8"/>
-          <w:r>
-            <w:rPr>
-              <w:b/>
-              <w:bCs/>
-              <w:color w:val="auto"/>
-            </w:rPr>
-            <w:t>Home</w:t>
-          </w:r>
-          <w:bookmarkEnd w:id="0"/>
-          <w:r>
-            <w:rPr>
-              <w:i/>
-              <w:iCs/>
-            </w:rPr>
-            <w:t xml:space="preserve"> </w:t>
-          </w:r>
-          <w:r>
-            <w:t xml:space="preserve">tab of the ribbon, in the </w:t>
-          </w:r>
-          <w:r>
-            <w:rPr>
-              <w:b/>
-              <w:bCs/>
-              <w:color w:val="auto"/>
-            </w:rPr>
-            <w:t>Styles</w:t>
-          </w:r>
-          <w:r>
-            <w:t xml:space="preserve"> gallery.</w:t>
-          </w:r>
-        </w:sdtContent>
-      </w:sdt>
-    </w:p>
-    <w:p>
-      <w:pPr>
-        <w:pStyle w:val="Heading1"/>
-        <w:rPr>
-          <w:rFonts w:ascii="Calibri" w:eastAsia="Calibri" w:hAnsi="Calibri" w:cs="Calibri"/>
-          <w:szCs w:val="22"/>
-        </w:rPr>
-      </w:pPr>
-      <w:sdt>
-        <w:sdtPr>
-          <w:id w:val="363325988"/>
-          <w:placeholder>
-            <w:docPart w:val="AF6AF5B775234D45B6EDEC88AF1A7E7D"/>
-          </w:placeholder>
-          <w:temporary/>
-          <w:showingPlcHdr/>
-          <w15:appearance w15:val="hidden"/>
-        </w:sdtPr>
-        <w:sdtContent>
-          <w:r>
-            <w:t>Heading One</w:t>
-          </w:r>
-        </w:sdtContent>
-      </w:sdt>
-    </w:p>
-    <w:p>
-      <w:sdt>
-        <w:sdtPr>
-          <w:id w:val="1790310124"/>
-          <w:placeholder>
-            <w:docPart w:val="AF6DEC80F57947959FA6B59DA15BF5E7"/>
-          </w:placeholder>
-          <w:temporary/>
-          <w:showingPlcHdr/>
-          <w15:appearance w15:val="hidden"/>
-        </w:sdtPr>
-        <w:sdtContent>
-          <w:r>
-            <w:t>Heading levels 1-3 get their own paragraph, as shown. Headings 4 and 5 are run-in headings used at the beginning of the paragraph. Include a period at the end of a run-in heading. Double-space all text, including headings. Use descriptive headings to help readers identify sections of your paper.</w:t>
-          </w:r>
-        </w:sdtContent>
-      </w:sdt>
-    </w:p>
-    <w:p>
-      <w:pPr>
-        <w:pStyle w:val="Heading2"/>
-        <w:rPr>
-          <w:rStyle w:val="FootnoteReference"/>
-          <w:vertAlign w:val="baseline"/>
-        </w:rPr>
-      </w:pPr>
-      <w:sdt>
-        <w:sdtPr>
-          <w:rPr>
-            <w:vertAlign w:val="superscript"/>
-          </w:rPr>
-          <w:id w:val="1598749848"/>
-          <w:placeholder>
-            <w:docPart w:val="A50B72C1AF3940ED908779B4870186EC"/>
-          </w:placeholder>
-          <w:temporary/>
-          <w:showingPlcHdr/>
-          <w15:appearance w15:val="hidden"/>
-        </w:sdtPr>
-        <w:sdtEndPr>
-          <w:rPr>
-            <w:vertAlign w:val="baseline"/>
-          </w:rPr>
-        </w:sdtEndPr>
-        <w:sdtContent>
-          <w:r>
-            <w:t>Heading Two</w:t>
-          </w:r>
-        </w:sdtContent>
-      </w:sdt>
-    </w:p>
-    <w:p>
-      <w:pPr>
-        <w:rPr>
-          <w:rFonts w:ascii="Calibri" w:eastAsia="Calibri" w:hAnsi="Calibri" w:cs="Calibri"/>
-          <w:szCs w:val="22"/>
-        </w:rPr>
-      </w:pPr>
-      <w:sdt>
-        <w:sdtPr>
-          <w:id w:val="938408295"/>
-          <w:placeholder>
-            <w:docPart w:val="0E3B8494108B4F7189FCC6E470683F6A"/>
-          </w:placeholder>
-          <w:temporary/>
-          <w:showingPlcHdr/>
-          <w15:appearance w15:val="hidden"/>
-        </w:sdtPr>
-        <w:sdtContent>
-          <w:r>
-            <w:t>If needed, you can include consecutive paragraphs with their own headings, where appropriate. For APA Style formatting, type your own references. To correctly format a reference page according to APA Style guidelines, see page four.</w:t>
-          </w:r>
-        </w:sdtContent>
-      </w:sdt>
-      <w:r>
-        <w:rPr>
-          <w:rFonts w:ascii="Calibri" w:eastAsia="Calibri" w:hAnsi="Calibri" w:cs="Calibri"/>
-          <w:szCs w:val="22"/>
+      <w:r>
+        <w:rPr>
+          <w:rFonts w:ascii="Times New Roman" w:eastAsiaTheme="majorEastAsia" w:hAnsi="Times New Roman" w:cs="Times New Roman"/>
+          <w:iCs/>
+        </w:rPr>
+        <w:t xml:space="preserve">New agentic systems retrieve evidence, use tools, and execute multi-step workflows autonomously. Cotiviti's job postings explicitly </w:t>
+      </w:r>
+      <w:proofErr w:type="gramStart"/>
+      <w:r>
+        <w:rPr>
+          <w:rFonts w:ascii="Times New Roman" w:eastAsiaTheme="majorEastAsia" w:hAnsi="Times New Roman" w:cs="Times New Roman"/>
+          <w:iCs/>
+        </w:rPr>
+        <w:t>reference</w:t>
+      </w:r>
+      <w:proofErr w:type="gramEnd"/>
+      <w:r>
+        <w:rPr>
+          <w:rFonts w:ascii="Times New Roman" w:eastAsiaTheme="majorEastAsia" w:hAnsi="Times New Roman" w:cs="Times New Roman"/>
+          <w:iCs/>
+        </w:rPr>
+        <w:t xml:space="preserve"> "Agentic AI" as a strategic direction, signaling a </w:t>
+      </w:r>
+      <w:r>
+        <w:rPr>
+          <w:rFonts w:ascii="Times New Roman" w:eastAsiaTheme="majorEastAsia" w:hAnsi="Times New Roman" w:cs="Times New Roman"/>
+          <w:iCs/>
+        </w:rPr>
+        <w:t>market leadership</w:t>
+      </w:r>
+      <w:r>
+        <w:rPr>
+          <w:rFonts w:ascii="Times New Roman" w:eastAsiaTheme="majorEastAsia" w:hAnsi="Times New Roman" w:cs="Times New Roman"/>
+          <w:iCs/>
         </w:rPr>
         <w:t xml:space="preserve"> </w:t>
       </w:r>
-    </w:p>
-    <w:p>
-      <w:pPr>
-        <w:pStyle w:val="Heading3"/>
-      </w:pPr>
-      <w:sdt>
-        <w:sdtPr>
-          <w:id w:val="351923752"/>
-          <w:placeholder>
-            <w:docPart w:val="422F878A86F247F89112A10CC5CAE45C"/>
-          </w:placeholder>
-          <w:temporary/>
-          <w:showingPlcHdr/>
-          <w15:appearance w15:val="hidden"/>
-        </w:sdtPr>
-        <w:sdtContent>
-          <w:r>
-            <w:t>Heading Three</w:t>
-          </w:r>
-        </w:sdtContent>
-      </w:sdt>
-    </w:p>
-    <w:p>
-      <w:sdt>
-        <w:sdtPr>
-          <w:id w:val="1832025720"/>
-          <w:placeholder>
-            <w:docPart w:val="CC185E8C58C143E996A3585FC6F505B1"/>
-          </w:placeholder>
-          <w:temporary/>
-          <w:showingPlcHdr/>
-          <w15:appearance w15:val="hidden"/>
-        </w:sdtPr>
-        <w:sdtContent>
-          <w:r>
-            <w:t>When citing any quote or text that consists of three or more lines, APA guidelines call for block-quote format:</w:t>
-          </w:r>
-        </w:sdtContent>
-      </w:sdt>
-    </w:p>
-    <w:p>
-      <w:pPr>
-        <w:pStyle w:val="Quote"/>
-      </w:pPr>
-      <w:sdt>
-        <w:sdtPr>
-          <w:id w:val="-598873359"/>
-          <w:placeholder>
-            <w:docPart w:val="5CD548815EEE4C558AE9DAF9BF6E784D"/>
-          </w:placeholder>
-          <w:temporary/>
-          <w:showingPlcHdr/>
-          <w15:appearance w15:val="hidden"/>
-        </w:sdtPr>
-        <w:sdtContent>
-          <w:r>
-            <w:t>Create a new paragraph to begin the block-quote. Double-space each line of text, as you have done with headings, section labels, and paragraphs of paraphrased text. To correctly format a block-quote, indent each line of the text to one-half inch. Remember to always cite your source.</w:t>
-          </w:r>
-        </w:sdtContent>
-      </w:sdt>
-    </w:p>
-    <w:p>
-      <w:pPr>
-        <w:pStyle w:val="NoSpacing"/>
-      </w:pPr>
-      <w:sdt>
-        <w:sdtPr>
-          <w:id w:val="309981270"/>
-          <w:placeholder>
-            <w:docPart w:val="E009725003644B79A3AF865280786F83"/>
-          </w:placeholder>
-          <w:temporary/>
-          <w:showingPlcHdr/>
-          <w15:appearance w15:val="hidden"/>
-        </w:sdtPr>
-        <w:sdtContent>
-          <w:r>
-            <w:t>Last Name (Year) citations can be used when writing a paper in narrative form. Parenthetical citations are also appropriate (Last Name, Year).</w:t>
-          </w:r>
-        </w:sdtContent>
-      </w:sdt>
-    </w:p>
-    <w:p>
-      <w:sdt>
-        <w:sdtPr>
-          <w:rPr>
-            <w:rStyle w:val="Heading4Char"/>
-          </w:rPr>
-          <w:id w:val="939106915"/>
-          <w:placeholder>
-            <w:docPart w:val="E18DC09ABCEB40FEA46866ACD411749F"/>
-          </w:placeholder>
-          <w:temporary/>
-          <w:showingPlcHdr/>
-          <w15:appearance w15:val="hidden"/>
-        </w:sdtPr>
-        <w:sdtContent>
-          <w:r>
-            <w:rPr>
-              <w:rStyle w:val="Heading4Char"/>
-            </w:rPr>
-            <w:t>Heading Four:</w:t>
-          </w:r>
-        </w:sdtContent>
-      </w:sdt>
-      <w:r>
-        <w:rPr>
-          <w:rStyle w:val="Heading4Char"/>
+      <w:r>
+        <w:rPr>
+          <w:rFonts w:ascii="Times New Roman" w:eastAsiaTheme="majorEastAsia" w:hAnsi="Times New Roman" w:cs="Times New Roman"/>
+          <w:iCs/>
+        </w:rPr>
+        <w:t>opportunity.</w:t>
+      </w:r>
+    </w:p>
+    <w:p>
+      <w:pPr>
+        <w:jc w:val="center"/>
+        <w:rPr>
+          <w:rFonts w:ascii="Times New Roman" w:eastAsiaTheme="majorEastAsia" w:hAnsi="Times New Roman" w:cs="Times New Roman"/>
+          <w:b/>
+          <w:bCs/>
+          <w:iCs/>
+        </w:rPr>
+      </w:pPr>
+      <w:r>
+        <w:rPr>
+          <w:rFonts w:ascii="Times New Roman" w:eastAsiaTheme="majorEastAsia" w:hAnsi="Times New Roman" w:cs="Times New Roman"/>
+          <w:b/>
+          <w:bCs/>
+          <w:iCs/>
+        </w:rPr>
+        <w:t>Associated Opportunities</w:t>
+      </w:r>
+      <w:r>
+        <w:rPr>
+          <w:rFonts w:ascii="Times New Roman" w:eastAsiaTheme="majorEastAsia" w:hAnsi="Times New Roman" w:cs="Times New Roman"/>
+          <w:b/>
+          <w:bCs/>
+          <w:iCs/>
+        </w:rPr>
+        <w:t xml:space="preserve"> and Threats</w:t>
+      </w:r>
+    </w:p>
+    <w:p>
+      <w:pPr>
+        <w:rPr>
+          <w:rFonts w:ascii="Times New Roman" w:eastAsiaTheme="majorEastAsia" w:hAnsi="Times New Roman" w:cs="Times New Roman"/>
+          <w:iCs/>
+        </w:rPr>
+      </w:pPr>
+      <w:r>
+        <w:rPr>
+          <w:rFonts w:ascii="Times New Roman" w:eastAsiaTheme="majorEastAsia" w:hAnsi="Times New Roman" w:cs="Times New Roman"/>
+          <w:b/>
+          <w:bCs/>
+          <w:iCs/>
+        </w:rPr>
+        <w:t>Enhance Existing NLP Solutions with LLM Capabilities.</w:t>
+      </w:r>
+      <w:r>
+        <w:rPr>
+          <w:rFonts w:ascii="Times New Roman" w:eastAsiaTheme="majorEastAsia" w:hAnsi="Times New Roman" w:cs="Times New Roman"/>
+          <w:iCs/>
         </w:rPr>
         <w:t xml:space="preserve"> </w:t>
       </w:r>
-      <w:sdt>
-        <w:sdtPr>
-          <w:id w:val="-2009121876"/>
-          <w:placeholder>
-            <w:docPart w:val="6A68115DE7CA4940AE63B2079460A7F8"/>
-          </w:placeholder>
-          <w:temporary/>
-          <w:showingPlcHdr/>
-          <w15:appearance w15:val="hidden"/>
-        </w:sdtPr>
-        <w:sdtContent>
-          <w:r>
-            <w:t>When using headings, don’t skip levels. If you need a heading 3, 4, or 5 with no text following it before the next heading, just add a period at the end of the heading and start a new paragraph for the subheading and its text.</w:t>
-          </w:r>
-        </w:sdtContent>
-      </w:sdt>
-      <w:r>
+      <w:r>
+        <w:rPr>
+          <w:rFonts w:ascii="Times New Roman" w:eastAsiaTheme="majorEastAsia" w:hAnsi="Times New Roman" w:cs="Times New Roman"/>
+          <w:iCs/>
+        </w:rPr>
+        <w:t>Cotiviti's Pre-Visit Prep and Member Suspecting already use NLP. LLM-based reasoning could improve suspect accuracy, reduce false positives, and generate clinician explanations, addressing the "black box" concern that limits AI adoption (Cotiviti, n.d.-a).</w:t>
+      </w:r>
+    </w:p>
+    <w:p>
+      <w:pPr>
+        <w:rPr>
+          <w:rFonts w:ascii="Times New Roman" w:hAnsi="Times New Roman" w:cs="Times New Roman"/>
+        </w:rPr>
+      </w:pPr>
+      <w:r>
+        <w:rPr>
+          <w:rFonts w:ascii="Times New Roman" w:hAnsi="Times New Roman" w:cs="Times New Roman"/>
+          <w:b/>
+          <w:bCs/>
+        </w:rPr>
+        <w:lastRenderedPageBreak/>
+        <w:t>Multimodal Clinical Intelligence Platform.</w:t>
+      </w:r>
+      <w:r>
+        <w:rPr>
+          <w:rFonts w:ascii="Times New Roman" w:hAnsi="Times New Roman" w:cs="Times New Roman"/>
+        </w:rPr>
         <w:t xml:space="preserve"> </w:t>
       </w:r>
-    </w:p>
-    <w:p>
-      <w:sdt>
-        <w:sdtPr>
-          <w:rPr>
-            <w:rStyle w:val="Heading5Char"/>
-          </w:rPr>
-          <w:id w:val="-1542819859"/>
-          <w:placeholder>
-            <w:docPart w:val="BEFB77FE561048509FFC9BC3AEA9D970"/>
-          </w:placeholder>
-          <w:temporary/>
-          <w:showingPlcHdr/>
-          <w15:appearance w15:val="hidden"/>
-        </w:sdtPr>
-        <w:sdtContent>
-          <w:r>
-            <w:rPr>
-              <w:rStyle w:val="Heading5Char"/>
-            </w:rPr>
-            <w:t>Heading Five.</w:t>
-          </w:r>
-        </w:sdtContent>
-      </w:sdt>
-      <w:r>
+      <w:r>
+        <w:rPr>
+          <w:rFonts w:ascii="Times New Roman" w:hAnsi="Times New Roman" w:cs="Times New Roman"/>
+        </w:rPr>
+        <w:t>Cotiviti processes vast structured and unstructured data across claims, notes, labs, and pharmacy. Adding computer vision would enable extraction from scanned documents, faxed charts, and medical images, creating a comprehensive patient view and differentiating Cotiviti from text-only competitors.</w:t>
+      </w:r>
+    </w:p>
+    <w:p>
+      <w:pPr>
+        <w:rPr>
+          <w:rFonts w:ascii="Times New Roman" w:hAnsi="Times New Roman" w:cs="Times New Roman"/>
+        </w:rPr>
+      </w:pPr>
+      <w:r>
+        <w:rPr>
+          <w:rFonts w:ascii="Times New Roman" w:hAnsi="Times New Roman" w:cs="Times New Roman"/>
+          <w:b/>
+          <w:bCs/>
+        </w:rPr>
+        <w:t>Agentic AI for Proactive Risk Adjustment.</w:t>
+      </w:r>
+      <w:r>
+        <w:rPr>
+          <w:rFonts w:ascii="Times New Roman" w:hAnsi="Times New Roman" w:cs="Times New Roman"/>
+        </w:rPr>
+        <w:t> </w:t>
+      </w:r>
+      <w:r>
+        <w:rPr>
+          <w:rFonts w:ascii="Times New Roman" w:hAnsi="Times New Roman" w:cs="Times New Roman"/>
+        </w:rPr>
+        <w:t>Agentic systems could continuously monitor patient populations, identify documentation gaps, generate chart prep insights, and suggest coding changes without human prompting. This aligns with Cotiviti's stated direction toward "self-healing, autonomous SaaS" (Cotiviti, n.d.-a).</w:t>
+      </w:r>
+    </w:p>
+    <w:p>
+      <w:pPr>
+        <w:rPr>
+          <w:rFonts w:ascii="Times New Roman" w:hAnsi="Times New Roman" w:cs="Times New Roman"/>
+        </w:rPr>
+      </w:pPr>
+      <w:r>
+        <w:rPr>
+          <w:rFonts w:ascii="Times New Roman" w:hAnsi="Times New Roman" w:cs="Times New Roman"/>
+          <w:b/>
+          <w:bCs/>
+        </w:rPr>
+        <w:t>RAG-Powered Coder Decision Support.</w:t>
+      </w:r>
+      <w:r>
+        <w:rPr>
+          <w:rFonts w:ascii="Times New Roman" w:hAnsi="Times New Roman" w:cs="Times New Roman"/>
+        </w:rPr>
+        <w:t> </w:t>
+      </w:r>
+      <w:r>
+        <w:rPr>
+          <w:rFonts w:ascii="Times New Roman" w:hAnsi="Times New Roman" w:cs="Times New Roman"/>
+        </w:rPr>
+        <w:t>A RAG system could surface relevant coding guidelines, clinical evidence, and prior cases in real time during chart review, improving coding accuracy, reducing training time, and ensuring consistency (Cotiviti, n.d.-b).</w:t>
+      </w:r>
+    </w:p>
+    <w:p>
+      <w:pPr>
+        <w:rPr>
+          <w:rFonts w:ascii="Times New Roman" w:hAnsi="Times New Roman" w:cs="Times New Roman"/>
+        </w:rPr>
+      </w:pPr>
+      <w:r>
+        <w:rPr>
+          <w:rFonts w:ascii="Times New Roman" w:hAnsi="Times New Roman" w:cs="Times New Roman"/>
+          <w:b/>
+          <w:bCs/>
+        </w:rPr>
+        <w:t>Threats</w:t>
+      </w:r>
+      <w:r>
+        <w:rPr>
+          <w:rFonts w:ascii="Times New Roman" w:hAnsi="Times New Roman" w:cs="Times New Roman"/>
+          <w:b/>
+          <w:bCs/>
+        </w:rPr>
+        <w:t xml:space="preserve"> and Risks</w:t>
+      </w:r>
+      <w:r>
+        <w:rPr>
+          <w:rFonts w:ascii="Times New Roman" w:hAnsi="Times New Roman" w:cs="Times New Roman"/>
+          <w:b/>
+          <w:bCs/>
+        </w:rPr>
+        <w:t>.</w:t>
+      </w:r>
+      <w:r>
+        <w:rPr>
+          <w:rFonts w:ascii="Times New Roman" w:hAnsi="Times New Roman" w:cs="Times New Roman"/>
+        </w:rPr>
         <w:t xml:space="preserve"> </w:t>
       </w:r>
-      <w:sdt>
-        <w:sdtPr>
-          <w:id w:val="-471441839"/>
-          <w:placeholder>
-            <w:docPart w:val="B0F476906F0943C8A4DF7A38E9846A17"/>
-          </w:placeholder>
-          <w:temporary/>
-          <w:showingPlcHdr/>
-          <w15:appearance w15:val="hidden"/>
-        </w:sdtPr>
-        <w:sdtContent>
-          <w:r>
-            <w:t>Like all sections of your paper, references start on their own page, like the page that follows this one. All in-text citations should be included your references.</w:t>
-          </w:r>
-        </w:sdtContent>
-      </w:sdt>
-      <w:r>
-        <w:t xml:space="preserve"> </w:t>
-      </w:r>
-    </w:p>
-    <w:p>
-      <w:pPr>
-        <w:pStyle w:val="SectionTitle"/>
-        <w:rPr>
-          <w:rFonts w:ascii="Calibri" w:eastAsia="Calibri" w:hAnsi="Calibri" w:cs="Calibri"/>
-          <w:b w:val="0"/>
+      <w:r>
+        <w:rPr>
+          <w:rFonts w:ascii="Times New Roman" w:hAnsi="Times New Roman" w:cs="Times New Roman"/>
+        </w:rPr>
+        <w:t xml:space="preserve">LLMs can generate plausible but incorrect clinical information, making </w:t>
+      </w:r>
+      <w:r>
+        <w:rPr>
+          <w:rFonts w:ascii="Times New Roman" w:hAnsi="Times New Roman" w:cs="Times New Roman"/>
+        </w:rPr>
+        <w:t xml:space="preserve">clinician oversight </w:t>
+      </w:r>
+      <w:r>
+        <w:rPr>
+          <w:rFonts w:ascii="Times New Roman" w:hAnsi="Times New Roman" w:cs="Times New Roman"/>
+        </w:rPr>
+        <w:t xml:space="preserve">essential, consistent with Cotiviti's existing approach (Cotiviti, n.d.-a). Training </w:t>
+      </w:r>
+      <w:proofErr w:type="gramStart"/>
+      <w:r>
+        <w:rPr>
+          <w:rFonts w:ascii="Times New Roman" w:hAnsi="Times New Roman" w:cs="Times New Roman"/>
+        </w:rPr>
+        <w:t>on</w:t>
+      </w:r>
+      <w:proofErr w:type="gramEnd"/>
+      <w:r>
+        <w:rPr>
+          <w:rFonts w:ascii="Times New Roman" w:hAnsi="Times New Roman" w:cs="Times New Roman"/>
+        </w:rPr>
+        <w:t xml:space="preserve"> protected health information raises privacy concerns, requiring differential privacy, federated learning, or </w:t>
+      </w:r>
+      <w:proofErr w:type="gramStart"/>
+      <w:r>
+        <w:rPr>
+          <w:rFonts w:ascii="Times New Roman" w:hAnsi="Times New Roman" w:cs="Times New Roman"/>
+        </w:rPr>
+        <w:t>on-premise</w:t>
+      </w:r>
+      <w:proofErr w:type="gramEnd"/>
+      <w:r>
+        <w:rPr>
+          <w:rFonts w:ascii="Times New Roman" w:hAnsi="Times New Roman" w:cs="Times New Roman"/>
+        </w:rPr>
+        <w:t xml:space="preserve"> deployment. Major tech companies and startups are entering aggressively. Cotiviti's advantage lies in domain expertise and health plan relationships, but this advantage is not permanent.</w:t>
+      </w:r>
+    </w:p>
+    <w:p>
+      <w:pPr>
+        <w:jc w:val="center"/>
+        <w:rPr>
+          <w:rFonts w:ascii="Times New Roman" w:hAnsi="Times New Roman" w:cs="Times New Roman"/>
+          <w:b/>
           <w:bCs/>
-          <w:szCs w:val="22"/>
-        </w:rPr>
-      </w:pPr>
-      <w:sdt>
-        <w:sdtPr>
-          <w:id w:val="-1638559448"/>
-          <w:placeholder>
-            <w:docPart w:val="0ABD1D85EE814B2481BCB1324DEBCADE"/>
-          </w:placeholder>
-          <w:temporary/>
-          <w:showingPlcHdr/>
-          <w15:appearance w15:val="hidden"/>
-        </w:sdtPr>
-        <w:sdtContent>
-          <w:r>
-            <w:t>References</w:t>
-          </w:r>
-        </w:sdtContent>
-      </w:sdt>
-    </w:p>
-    <w:p>
-      <w:pPr>
-        <w:pStyle w:val="Bibliography"/>
-        <w:rPr>
-          <w:noProof/>
-        </w:rPr>
-      </w:pPr>
-      <w:sdt>
-        <w:sdtPr>
-          <w:rPr>
-            <w:noProof/>
-          </w:rPr>
-          <w:id w:val="163135195"/>
-          <w:placeholder>
-            <w:docPart w:val="B0E0EA9B085746D181D24233DF67F6F9"/>
-          </w:placeholder>
-          <w:temporary/>
-          <w:showingPlcHdr/>
-          <w15:appearance w15:val="hidden"/>
-        </w:sdtPr>
-        <w:sdtContent>
-          <w:r>
-            <w:rPr>
-              <w:noProof/>
-            </w:rPr>
-            <w:t xml:space="preserve">Last Name, A. B. (Year). Article Title. </w:t>
-          </w:r>
-          <w:r>
-            <w:rPr>
-              <w:i/>
-              <w:iCs/>
-              <w:noProof/>
-            </w:rPr>
-            <w:t>Journal Title</w:t>
-          </w:r>
-          <w:r>
-            <w:rPr>
-              <w:noProof/>
-            </w:rPr>
-            <w:t xml:space="preserve">, Pages #-#. </w:t>
-          </w:r>
-          <w:r>
-            <w:rPr>
-              <w:noProof/>
-              <w:color w:val="0070C0"/>
-              <w:u w:val="single"/>
-            </w:rPr>
-            <w:t>URL</w:t>
-          </w:r>
-          <w:r>
-            <w:rPr>
-              <w:noProof/>
-            </w:rPr>
-            <w:t>.</w:t>
-          </w:r>
-        </w:sdtContent>
-      </w:sdt>
-    </w:p>
-    <w:p>
-      <w:pPr>
-        <w:pStyle w:val="Bibliography"/>
-      </w:pPr>
-      <w:sdt>
-        <w:sdtPr>
-          <w:rPr>
-            <w:noProof/>
-          </w:rPr>
-          <w:id w:val="-1954009009"/>
-          <w:placeholder>
-            <w:docPart w:val="0E5F21B213C9476299B210FF56D94850"/>
-          </w:placeholder>
-          <w:temporary/>
-          <w:showingPlcHdr/>
-          <w15:appearance w15:val="hidden"/>
-        </w:sdtPr>
-        <w:sdtContent>
-          <w:r>
-            <w:rPr>
-              <w:noProof/>
-            </w:rPr>
-            <w:t xml:space="preserve">Last Name, C. D. (Year). </w:t>
-          </w:r>
-          <w:r>
-            <w:rPr>
-              <w:i/>
-              <w:iCs/>
-              <w:noProof/>
-            </w:rPr>
-            <w:t>Book Title (Edition).</w:t>
-          </w:r>
-          <w:r>
-            <w:rPr>
-              <w:noProof/>
-            </w:rPr>
-            <w:t xml:space="preserve"> Publisher Name. </w:t>
-          </w:r>
-          <w:r>
-            <w:rPr>
-              <w:noProof/>
-              <w:color w:val="0070C0"/>
-              <w:u w:val="single"/>
-            </w:rPr>
-            <w:t>URL</w:t>
-          </w:r>
-          <w:r>
-            <w:rPr>
-              <w:noProof/>
-            </w:rPr>
-            <w:t>.</w:t>
-          </w:r>
-        </w:sdtContent>
-      </w:sdt>
-      <w:r>
-        <w:rPr>
-          <w:noProof/>
-        </w:rPr>
-        <w:t xml:space="preserve"> </w:t>
-      </w:r>
-    </w:p>
-    <w:p>
-      <w:pPr>
-        <w:pStyle w:val="Bibliography"/>
-        <w:rPr>
-          <w:noProof/>
-        </w:rPr>
-      </w:pPr>
-      <w:sdt>
-        <w:sdtPr>
-          <w:rPr>
-            <w:noProof/>
-          </w:rPr>
-          <w:id w:val="-904610540"/>
-          <w:placeholder>
-            <w:docPart w:val="71963F7577A44BDB8F10B23A575335B8"/>
-          </w:placeholder>
-          <w:temporary/>
-          <w:showingPlcHdr/>
-          <w15:appearance w15:val="hidden"/>
-        </w:sdtPr>
-        <w:sdtContent>
-          <w:r>
-            <w:rPr>
-              <w:rFonts w:eastAsia="Calibri" w:cstheme="minorHAnsi"/>
-              <w:noProof/>
-              <w:szCs w:val="22"/>
-            </w:rPr>
-            <w:t xml:space="preserve">Last Name, D. E., Last Name, F. G., Last Name, H. I. (Year). </w:t>
-          </w:r>
-          <w:r>
-            <w:rPr>
-              <w:rFonts w:eastAsia="Calibri" w:cstheme="minorHAnsi"/>
-              <w:i/>
-              <w:iCs/>
-              <w:noProof/>
-              <w:szCs w:val="22"/>
-            </w:rPr>
-            <w:t xml:space="preserve">Report Title </w:t>
-          </w:r>
-          <w:r>
-            <w:rPr>
-              <w:rFonts w:eastAsia="Calibri" w:cstheme="minorHAnsi"/>
-              <w:noProof/>
-              <w:szCs w:val="22"/>
-            </w:rPr>
-            <w:t xml:space="preserve">(report number). Publisher. </w:t>
-          </w:r>
-          <w:r>
-            <w:rPr>
-              <w:rFonts w:eastAsia="Calibri" w:cstheme="minorHAnsi"/>
-              <w:noProof/>
-              <w:color w:val="0070C0"/>
-              <w:szCs w:val="22"/>
-              <w:u w:val="single"/>
-            </w:rPr>
-            <w:t>URL</w:t>
-          </w:r>
-          <w:r>
-            <w:rPr>
-              <w:rFonts w:eastAsia="Calibri" w:cstheme="minorHAnsi"/>
-              <w:noProof/>
-              <w:szCs w:val="22"/>
-            </w:rPr>
-            <w:t>.</w:t>
-          </w:r>
-        </w:sdtContent>
-      </w:sdt>
-    </w:p>
-    <w:p>
-      <w:pPr>
-        <w:pStyle w:val="Bibliography"/>
-        <w:rPr>
-          <w:noProof/>
-        </w:rPr>
-      </w:pPr>
-      <w:sdt>
-        <w:sdtPr>
-          <w:rPr>
-            <w:noProof/>
-          </w:rPr>
-          <w:id w:val="-1617207944"/>
-          <w:placeholder>
-            <w:docPart w:val="53F54BEE409341B4ACB3A74C90ADCE19"/>
-          </w:placeholder>
-          <w:temporary/>
-          <w:showingPlcHdr/>
-          <w15:appearance w15:val="hidden"/>
-        </w:sdtPr>
-        <w:sdtContent>
-          <w:r>
-            <w:rPr>
-              <w:rFonts w:eastAsia="Calibri" w:cstheme="minorHAnsi"/>
-              <w:noProof/>
-              <w:szCs w:val="22"/>
-            </w:rPr>
-            <w:t xml:space="preserve">Last Name, J. K. (Year, Month Day). </w:t>
-          </w:r>
-          <w:r>
-            <w:rPr>
-              <w:rFonts w:eastAsia="Calibri" w:cstheme="minorHAnsi"/>
-              <w:i/>
-              <w:iCs/>
-              <w:noProof/>
-              <w:szCs w:val="22"/>
-            </w:rPr>
-            <w:t>Article Title/Headline</w:t>
-          </w:r>
-          <w:r>
-            <w:rPr>
-              <w:rFonts w:eastAsia="Calibri" w:cstheme="minorHAnsi"/>
-              <w:noProof/>
-              <w:szCs w:val="22"/>
-            </w:rPr>
-            <w:t xml:space="preserve">. Periodical. </w:t>
-          </w:r>
-          <w:r>
-            <w:rPr>
-              <w:rFonts w:eastAsia="Calibri" w:cstheme="minorHAnsi"/>
-              <w:noProof/>
-              <w:color w:val="0070C0"/>
-              <w:szCs w:val="22"/>
-              <w:u w:val="single"/>
-            </w:rPr>
-            <w:t>URL</w:t>
-          </w:r>
-          <w:r>
-            <w:rPr>
-              <w:rFonts w:eastAsia="Calibri" w:cstheme="minorHAnsi"/>
-              <w:noProof/>
-              <w:szCs w:val="22"/>
-            </w:rPr>
-            <w:t>.</w:t>
-          </w:r>
-        </w:sdtContent>
-      </w:sdt>
-    </w:p>
-    <w:p>
-      <w:pPr>
-        <w:pStyle w:val="Bibliography"/>
-        <w:rPr>
-          <w:noProof/>
-        </w:rPr>
-      </w:pPr>
-      <w:sdt>
-        <w:sdtPr>
-          <w:rPr>
-            <w:noProof/>
-          </w:rPr>
-          <w:id w:val="899487303"/>
-          <w:placeholder>
-            <w:docPart w:val="B2676013BE4947349AEC59B400A3FAC3"/>
-          </w:placeholder>
-          <w:temporary/>
-          <w:showingPlcHdr/>
-          <w15:appearance w15:val="hidden"/>
-        </w:sdtPr>
-        <w:sdtContent>
-          <w:r>
-            <w:rPr>
-              <w:noProof/>
-            </w:rPr>
-            <w:t xml:space="preserve">Organization Name. (Year, Month Day). </w:t>
-          </w:r>
-          <w:r>
-            <w:rPr>
-              <w:i/>
-              <w:iCs/>
-              <w:noProof/>
-            </w:rPr>
-            <w:t>Webpage Title</w:t>
-          </w:r>
-          <w:r>
-            <w:rPr>
-              <w:noProof/>
-            </w:rPr>
-            <w:t xml:space="preserve">. </w:t>
-          </w:r>
-          <w:r>
-            <w:rPr>
-              <w:noProof/>
-              <w:color w:val="0070C0"/>
-              <w:u w:val="single"/>
-            </w:rPr>
-            <w:t>URL</w:t>
-          </w:r>
-          <w:r>
-            <w:rPr>
-              <w:noProof/>
-            </w:rPr>
-            <w:t>.</w:t>
-          </w:r>
-        </w:sdtContent>
-      </w:sdt>
-    </w:p>
-    <w:p>
-      <w:pPr>
-        <w:rPr>
-          <w:noProof/>
-        </w:rPr>
-      </w:pPr>
-    </w:p>
-    <w:p>
-      <w:pPr>
-        <w:rPr>
-          <w:noProof/>
-        </w:rPr>
-      </w:pPr>
-    </w:p>
-    <w:p>
-      <w:pPr>
-        <w:rPr>
-          <w:noProof/>
-        </w:rPr>
-      </w:pPr>
-    </w:p>
-    <w:p>
-      <w:pPr>
-        <w:rPr>
-          <w:noProof/>
-        </w:rPr>
-      </w:pPr>
-    </w:p>
-    <w:p>
-      <w:pPr>
-        <w:rPr>
+        </w:rPr>
+      </w:pPr>
+      <w:r>
+        <w:rPr>
+          <w:rFonts w:ascii="Times New Roman" w:hAnsi="Times New Roman" w:cs="Times New Roman"/>
+          <w:b/>
+          <w:bCs/>
+        </w:rPr>
+        <w:t>Strategic Recommendations</w:t>
+      </w:r>
+    </w:p>
+    <w:p>
+      <w:pPr>
+        <w:rPr>
+          <w:rFonts w:ascii="Times New Roman" w:hAnsi="Times New Roman" w:cs="Times New Roman"/>
+        </w:rPr>
+      </w:pPr>
+      <w:r>
+        <w:rPr>
+          <w:rFonts w:ascii="Times New Roman" w:hAnsi="Times New Roman" w:cs="Times New Roman"/>
+          <w:b/>
+          <w:bCs/>
+        </w:rPr>
+        <w:t xml:space="preserve">LLM Enhancement </w:t>
+      </w:r>
+      <w:r>
+        <w:rPr>
+          <w:rFonts w:ascii="Times New Roman" w:hAnsi="Times New Roman" w:cs="Times New Roman"/>
+          <w:b/>
+          <w:bCs/>
+        </w:rPr>
+        <w:t>(0-12 months)</w:t>
+      </w:r>
+      <w:r>
+        <w:rPr>
+          <w:rFonts w:ascii="Times New Roman" w:hAnsi="Times New Roman" w:cs="Times New Roman"/>
+          <w:b/>
+          <w:bCs/>
+        </w:rPr>
+        <w:t>.</w:t>
+      </w:r>
+      <w:r>
+        <w:rPr>
+          <w:rFonts w:ascii="Times New Roman" w:hAnsi="Times New Roman" w:cs="Times New Roman"/>
+        </w:rPr>
+        <w:t> Upgrade Pre-Visit Prep and Member Suspecting with LLM-based reasoning. This is low-risk, high-ROI, and leverages existing pipelines (Cotiviti, n.d.-a).</w:t>
+      </w:r>
+    </w:p>
+    <w:p>
+      <w:pPr>
+        <w:rPr>
+          <w:rFonts w:ascii="Times New Roman" w:hAnsi="Times New Roman" w:cs="Times New Roman"/>
+        </w:rPr>
+      </w:pPr>
+      <w:r>
+        <w:rPr>
+          <w:rFonts w:ascii="Times New Roman" w:hAnsi="Times New Roman" w:cs="Times New Roman"/>
+          <w:b/>
+          <w:bCs/>
+        </w:rPr>
+        <w:t>Multimodal Intelligence Platform</w:t>
+      </w:r>
+      <w:r>
+        <w:rPr>
+          <w:rFonts w:ascii="Times New Roman" w:hAnsi="Times New Roman" w:cs="Times New Roman"/>
+          <w:b/>
+          <w:bCs/>
+        </w:rPr>
+        <w:t xml:space="preserve"> (12-24 months)</w:t>
+      </w:r>
+      <w:r>
+        <w:rPr>
+          <w:rFonts w:ascii="Times New Roman" w:hAnsi="Times New Roman" w:cs="Times New Roman"/>
+          <w:b/>
+          <w:bCs/>
+        </w:rPr>
+        <w:t>.</w:t>
+      </w:r>
+      <w:r>
+        <w:rPr>
+          <w:rFonts w:ascii="Times New Roman" w:hAnsi="Times New Roman" w:cs="Times New Roman"/>
+        </w:rPr>
+        <w:t> Invest in computer vision for</w:t>
+      </w:r>
+      <w:r>
+        <w:rPr>
+          <w:rFonts w:ascii="Times New Roman" w:hAnsi="Times New Roman" w:cs="Times New Roman"/>
+        </w:rPr>
+        <w:t xml:space="preserve"> documents</w:t>
+      </w:r>
+      <w:r>
+        <w:rPr>
+          <w:rFonts w:ascii="Times New Roman" w:hAnsi="Times New Roman" w:cs="Times New Roman"/>
+        </w:rPr>
+        <w:t xml:space="preserve"> and medical images, potentially through partnership with a specialized vendor to accelerate </w:t>
+      </w:r>
+      <w:r>
+        <w:rPr>
+          <w:rFonts w:ascii="Times New Roman" w:hAnsi="Times New Roman" w:cs="Times New Roman"/>
+        </w:rPr>
+        <w:t>delivery</w:t>
+      </w:r>
+      <w:r>
+        <w:rPr>
+          <w:rFonts w:ascii="Times New Roman" w:hAnsi="Times New Roman" w:cs="Times New Roman"/>
+        </w:rPr>
+        <w:t>.</w:t>
+      </w:r>
+    </w:p>
+    <w:p>
+      <w:pPr>
+        <w:rPr>
+          <w:rFonts w:ascii="Times New Roman" w:hAnsi="Times New Roman" w:cs="Times New Roman"/>
+        </w:rPr>
+      </w:pPr>
+      <w:r>
+        <w:rPr>
+          <w:rFonts w:ascii="Times New Roman" w:hAnsi="Times New Roman" w:cs="Times New Roman"/>
+          <w:b/>
+          <w:bCs/>
+        </w:rPr>
+        <w:t>Agentic AI for Risk Adjustment</w:t>
+      </w:r>
+      <w:r>
+        <w:rPr>
+          <w:rFonts w:ascii="Times New Roman" w:hAnsi="Times New Roman" w:cs="Times New Roman"/>
+          <w:b/>
+          <w:bCs/>
+        </w:rPr>
+        <w:t xml:space="preserve"> (24-36 months)</w:t>
+      </w:r>
+      <w:r>
+        <w:rPr>
+          <w:rFonts w:ascii="Times New Roman" w:hAnsi="Times New Roman" w:cs="Times New Roman"/>
+          <w:b/>
+          <w:bCs/>
+        </w:rPr>
+        <w:t>.</w:t>
+      </w:r>
+      <w:r>
+        <w:rPr>
+          <w:rFonts w:ascii="Times New Roman" w:hAnsi="Times New Roman" w:cs="Times New Roman"/>
+        </w:rPr>
+        <w:t> Develop agentic AI systems that proactively identify risk adjustment opportunities and suggest coding changes with reduced prompting, positioning Cotiviti as a leader in next-generation healthcare AI (Cotiviti, n.d.-a).</w:t>
+      </w:r>
+    </w:p>
+    <w:p>
+      <w:pPr>
+        <w:rPr>
+          <w:rFonts w:ascii="Times New Roman" w:hAnsi="Times New Roman" w:cs="Times New Roman"/>
+        </w:rPr>
+      </w:pPr>
+      <w:r>
+        <w:rPr>
+          <w:rFonts w:ascii="Times New Roman" w:hAnsi="Times New Roman" w:cs="Times New Roman"/>
+        </w:rPr>
+        <w:t>Each investment builds on Cotiviti's existing strengths while positioning the company to capture emerging market share as healthcare AI adoption accelerates.</w:t>
+      </w:r>
+    </w:p>
+    <w:p>
+      <w:pPr>
+        <w:pStyle w:val="TableFigure"/>
+        <w:spacing w:after="160"/>
+        <w:jc w:val="center"/>
+        <w:rPr>
+          <w:rFonts w:ascii="Times New Roman" w:eastAsia="Calibri" w:hAnsi="Times New Roman" w:cs="Times New Roman"/>
+          <w:b/>
+          <w:bCs/>
           <w:noProof/>
           <w:color w:val="000000" w:themeColor="text2"/>
-        </w:rPr>
-      </w:pPr>
-    </w:p>
-    <w:p>
-      <w:pPr>
-        <w:rPr>
+          <w:szCs w:val="22"/>
+        </w:rPr>
+      </w:pPr>
+      <w:r>
+        <w:rPr>
+          <w:rFonts w:ascii="Times New Roman" w:eastAsia="Calibri" w:hAnsi="Times New Roman" w:cs="Times New Roman"/>
+          <w:b/>
+          <w:bCs/>
           <w:noProof/>
           <w:color w:val="000000" w:themeColor="text2"/>
-        </w:rPr>
-      </w:pPr>
-    </w:p>
-    <w:p>
-      <w:pPr>
-        <w:rPr>
+          <w:szCs w:val="22"/>
+        </w:rPr>
+        <w:lastRenderedPageBreak/>
+        <w:t>Bibliography</w:t>
+      </w:r>
+    </w:p>
+    <w:p>
+      <w:pPr>
+        <w:pStyle w:val="TableFigure"/>
+        <w:spacing w:after="160"/>
+        <w:ind w:left="720" w:hanging="720"/>
+        <w:rPr>
+          <w:rFonts w:ascii="Times New Roman" w:eastAsia="Calibri" w:hAnsi="Times New Roman" w:cs="Times New Roman"/>
           <w:noProof/>
           <w:color w:val="000000" w:themeColor="text2"/>
-        </w:rPr>
-      </w:pPr>
-    </w:p>
-    <w:p>
-      <w:pPr>
-        <w:rPr>
+          <w:szCs w:val="22"/>
+        </w:rPr>
+      </w:pPr>
+      <w:r>
+        <w:rPr>
+          <w:rFonts w:ascii="Times New Roman" w:eastAsia="Calibri" w:hAnsi="Times New Roman" w:cs="Times New Roman"/>
           <w:noProof/>
           <w:color w:val="000000" w:themeColor="text2"/>
-        </w:rPr>
-      </w:pPr>
-    </w:p>
-    <w:p>
-      <w:pPr>
-        <w:rPr>
-          <w:noProof/>
-          <w:color w:val="000000" w:themeColor="text2"/>
-        </w:rPr>
-      </w:pPr>
-    </w:p>
-    <w:p>
-      <w:pPr>
-        <w:rPr>
-          <w:noProof/>
-          <w:color w:val="000000" w:themeColor="text2"/>
-        </w:rPr>
-      </w:pPr>
-    </w:p>
-    <w:p>
-      <w:pPr>
-        <w:rPr>
-          <w:noProof/>
-          <w:color w:val="000000" w:themeColor="text2"/>
-        </w:rPr>
-      </w:pPr>
-    </w:p>
-    <w:p>
-      <w:pPr>
-        <w:rPr>
-          <w:noProof/>
-          <w:color w:val="000000" w:themeColor="text2"/>
-        </w:rPr>
-      </w:pPr>
-    </w:p>
-    <w:p>
-      <w:pPr>
-        <w:rPr>
-          <w:noProof/>
-          <w:color w:val="000000" w:themeColor="text2"/>
-        </w:rPr>
-      </w:pPr>
-    </w:p>
-    <w:p>
-      <w:pPr>
-        <w:rPr>
-          <w:noProof/>
-          <w:color w:val="000000" w:themeColor="text2"/>
-        </w:rPr>
-      </w:pPr>
-    </w:p>
-    <w:p>
-      <w:pPr>
-        <w:rPr>
-          <w:noProof/>
-          <w:color w:val="000000" w:themeColor="text2"/>
-        </w:rPr>
-      </w:pPr>
-    </w:p>
-    <w:p>
-      <w:pPr>
-        <w:rPr>
-          <w:noProof/>
-          <w:color w:val="000000" w:themeColor="text2"/>
-        </w:rPr>
-      </w:pPr>
-    </w:p>
-    <w:p>
-      <w:pPr>
-        <w:pStyle w:val="TableFigure"/>
-        <w:spacing w:after="160"/>
-        <w:rPr>
-          <w:rFonts w:eastAsia="Calibri" w:cstheme="minorHAnsi"/>
+          <w:szCs w:val="22"/>
+        </w:rPr>
+        <w:t>Cotiviti. (n.d.-a). </w:t>
+      </w:r>
+      <w:r>
+        <w:rPr>
+          <w:rFonts w:ascii="Times New Roman" w:eastAsia="Calibri" w:hAnsi="Times New Roman" w:cs="Times New Roman"/>
           <w:i/>
           <w:iCs/>
           <w:noProof/>
           <w:color w:val="000000" w:themeColor="text2"/>
           <w:szCs w:val="22"/>
         </w:rPr>
-      </w:pPr>
-      <w:sdt>
-        <w:sdtPr>
+        <w:t>Pre-visit prep solutions</w:t>
+      </w:r>
+      <w:r>
+        <w:rPr>
+          <w:rFonts w:ascii="Times New Roman" w:eastAsia="Calibri" w:hAnsi="Times New Roman" w:cs="Times New Roman"/>
+          <w:noProof/>
+          <w:color w:val="000000" w:themeColor="text2"/>
+          <w:szCs w:val="22"/>
+        </w:rPr>
+        <w:t>. Retrieved June 30, 2026, from </w:t>
+      </w:r>
+      <w:hyperlink r:id="rId10" w:tgtFrame="_blank" w:history="1">
+        <w:r>
           <w:rPr>
-            <w:rFonts w:eastAsia="Calibri" w:cstheme="minorHAnsi"/>
-            <w:i/>
-            <w:iCs/>
+            <w:rStyle w:val="Hyperlink"/>
+            <w:rFonts w:ascii="Times New Roman" w:eastAsia="Calibri" w:hAnsi="Times New Roman" w:cs="Times New Roman"/>
             <w:noProof/>
-            <w:color w:val="000000" w:themeColor="text2"/>
             <w:szCs w:val="22"/>
           </w:rPr>
-          <w:id w:val="-1101418058"/>
-          <w:placeholder>
-            <w:docPart w:val="DB15F9FE25B14D7DA02473F8EB61920B"/>
-          </w:placeholder>
-          <w:temporary/>
-          <w:showingPlcHdr/>
-          <w15:appearance w15:val="hidden"/>
-        </w:sdtPr>
-        <w:sdtContent>
-          <w:r>
-            <w:rPr>
-              <w:rFonts w:eastAsia="Calibri" w:cstheme="minorHAnsi"/>
-              <w:i/>
-              <w:iCs/>
-              <w:noProof/>
-              <w:color w:val="000000" w:themeColor="text2"/>
-              <w:szCs w:val="22"/>
-            </w:rPr>
-            <w:t xml:space="preserve">For additional information on APA Style formatting, please consult the </w:t>
-          </w:r>
-          <w:hyperlink r:id="rId10">
-            <w:r>
-              <w:rPr>
-                <w:rStyle w:val="Hyperlink"/>
-                <w:rFonts w:eastAsia="Calibri" w:cstheme="minorHAnsi"/>
-                <w:i/>
-                <w:iCs/>
-                <w:noProof/>
-                <w:szCs w:val="22"/>
-              </w:rPr>
-              <w:t xml:space="preserve">APA Style Manual, 7th </w:t>
-            </w:r>
-          </w:hyperlink>
-          <w:r>
-            <w:rPr>
-              <w:rStyle w:val="Hyperlink"/>
-              <w:rFonts w:eastAsia="Calibri" w:cstheme="minorHAnsi"/>
-              <w:i/>
-              <w:iCs/>
-              <w:noProof/>
-              <w:szCs w:val="22"/>
-            </w:rPr>
-            <w:t>Edition</w:t>
-          </w:r>
-          <w:r>
-            <w:rPr>
-              <w:rFonts w:eastAsia="Calibri" w:cstheme="minorHAnsi"/>
-              <w:i/>
-              <w:iCs/>
-              <w:noProof/>
-              <w:color w:val="000000" w:themeColor="text2"/>
-              <w:szCs w:val="22"/>
-            </w:rPr>
-            <w:t>.</w:t>
-          </w:r>
-        </w:sdtContent>
-      </w:sdt>
+          <w:t>https://www.cotiviti.com/solutions/risk-adjustment/pre-visit-prep</w:t>
+        </w:r>
+      </w:hyperlink>
+      <w:r>
+        <w:rPr>
+          <w:rFonts w:ascii="Times New Roman" w:eastAsia="Calibri" w:hAnsi="Times New Roman" w:cs="Times New Roman"/>
+          <w:noProof/>
+          <w:color w:val="000000" w:themeColor="text2"/>
+          <w:szCs w:val="22"/>
+        </w:rPr>
+        <w:t>.</w:t>
+      </w:r>
+    </w:p>
+    <w:p>
+      <w:pPr>
+        <w:pStyle w:val="TableFigure"/>
+        <w:spacing w:after="160"/>
+        <w:ind w:left="720" w:hanging="720"/>
+        <w:rPr>
+          <w:rFonts w:ascii="Times New Roman" w:eastAsia="Calibri" w:hAnsi="Times New Roman" w:cs="Times New Roman"/>
+          <w:noProof/>
+          <w:color w:val="000000" w:themeColor="text2"/>
+          <w:szCs w:val="22"/>
+        </w:rPr>
+      </w:pPr>
+      <w:r>
+        <w:rPr>
+          <w:rFonts w:ascii="Times New Roman" w:eastAsia="Calibri" w:hAnsi="Times New Roman" w:cs="Times New Roman"/>
+          <w:noProof/>
+          <w:color w:val="000000" w:themeColor="text2"/>
+          <w:szCs w:val="22"/>
+        </w:rPr>
+        <w:t>Cotiviti. (n.d.-b). </w:t>
+      </w:r>
+      <w:r>
+        <w:rPr>
+          <w:rFonts w:ascii="Times New Roman" w:eastAsia="Calibri" w:hAnsi="Times New Roman" w:cs="Times New Roman"/>
+          <w:i/>
+          <w:iCs/>
+          <w:noProof/>
+          <w:color w:val="000000" w:themeColor="text2"/>
+          <w:szCs w:val="22"/>
+        </w:rPr>
+        <w:t>Medical record coding</w:t>
+      </w:r>
+      <w:r>
+        <w:rPr>
+          <w:rFonts w:ascii="Times New Roman" w:eastAsia="Calibri" w:hAnsi="Times New Roman" w:cs="Times New Roman"/>
+          <w:noProof/>
+          <w:color w:val="000000" w:themeColor="text2"/>
+          <w:szCs w:val="22"/>
+        </w:rPr>
+        <w:t>. Retrieved June 30, 2026, from </w:t>
+      </w:r>
+      <w:hyperlink r:id="rId11" w:tgtFrame="_blank" w:history="1">
+        <w:r>
+          <w:rPr>
+            <w:rStyle w:val="Hyperlink"/>
+            <w:rFonts w:ascii="Times New Roman" w:eastAsia="Calibri" w:hAnsi="Times New Roman" w:cs="Times New Roman"/>
+            <w:noProof/>
+            <w:szCs w:val="22"/>
+          </w:rPr>
+          <w:t>https://www.cotiviti.com/solutions/risk-adjustment/medical-record-coding</w:t>
+        </w:r>
+      </w:hyperlink>
+      <w:r>
+        <w:rPr>
+          <w:rFonts w:ascii="Times New Roman" w:eastAsia="Calibri" w:hAnsi="Times New Roman" w:cs="Times New Roman"/>
+          <w:noProof/>
+          <w:color w:val="000000" w:themeColor="text2"/>
+          <w:szCs w:val="22"/>
+        </w:rPr>
+        <w:t>.</w:t>
+      </w:r>
+    </w:p>
+    <w:p>
+      <w:pPr>
+        <w:pStyle w:val="TableFigure"/>
+        <w:spacing w:after="160"/>
+        <w:ind w:left="720" w:hanging="720"/>
+        <w:rPr>
+          <w:rFonts w:ascii="Times New Roman" w:eastAsia="Calibri" w:hAnsi="Times New Roman" w:cs="Times New Roman"/>
+          <w:noProof/>
+          <w:color w:val="000000" w:themeColor="text2"/>
+          <w:szCs w:val="22"/>
+        </w:rPr>
+      </w:pPr>
+      <w:r>
+        <w:rPr>
+          <w:rFonts w:ascii="Times New Roman" w:eastAsia="Calibri" w:hAnsi="Times New Roman" w:cs="Times New Roman"/>
+          <w:noProof/>
+          <w:color w:val="000000" w:themeColor="text2"/>
+          <w:szCs w:val="22"/>
+        </w:rPr>
+        <w:t>Fortune Business Insights. (2026a). </w:t>
+      </w:r>
+      <w:r>
+        <w:rPr>
+          <w:rFonts w:ascii="Times New Roman" w:eastAsia="Calibri" w:hAnsi="Times New Roman" w:cs="Times New Roman"/>
+          <w:i/>
+          <w:iCs/>
+          <w:noProof/>
+          <w:color w:val="000000" w:themeColor="text2"/>
+          <w:szCs w:val="22"/>
+        </w:rPr>
+        <w:t>Clinical NLP platforms market size, share | Industry report 2026–2034</w:t>
+      </w:r>
+      <w:r>
+        <w:rPr>
+          <w:rFonts w:ascii="Times New Roman" w:eastAsia="Calibri" w:hAnsi="Times New Roman" w:cs="Times New Roman"/>
+          <w:noProof/>
+          <w:color w:val="000000" w:themeColor="text2"/>
+          <w:szCs w:val="22"/>
+        </w:rPr>
+        <w:t>. </w:t>
+      </w:r>
+      <w:hyperlink r:id="rId12" w:tgtFrame="_blank" w:history="1">
+        <w:r>
+          <w:rPr>
+            <w:rStyle w:val="Hyperlink"/>
+            <w:rFonts w:ascii="Times New Roman" w:eastAsia="Calibri" w:hAnsi="Times New Roman" w:cs="Times New Roman"/>
+            <w:noProof/>
+            <w:szCs w:val="22"/>
+          </w:rPr>
+          <w:t>https://www.fortunebusinessinsights.com/clinical-nlp-platforms-market-115373</w:t>
+        </w:r>
+      </w:hyperlink>
+      <w:r>
+        <w:rPr>
+          <w:rFonts w:ascii="Times New Roman" w:eastAsia="Calibri" w:hAnsi="Times New Roman" w:cs="Times New Roman"/>
+          <w:noProof/>
+          <w:color w:val="000000" w:themeColor="text2"/>
+          <w:szCs w:val="22"/>
+        </w:rPr>
+        <w:t>.</w:t>
+      </w:r>
+    </w:p>
+    <w:p>
+      <w:pPr>
+        <w:pStyle w:val="TableFigure"/>
+        <w:spacing w:after="160"/>
+        <w:ind w:left="720" w:hanging="720"/>
+        <w:rPr>
+          <w:rFonts w:ascii="Times New Roman" w:eastAsia="Calibri" w:hAnsi="Times New Roman" w:cs="Times New Roman"/>
+          <w:noProof/>
+          <w:color w:val="000000" w:themeColor="text2"/>
+          <w:szCs w:val="22"/>
+        </w:rPr>
+      </w:pPr>
+      <w:r>
+        <w:rPr>
+          <w:rFonts w:ascii="Times New Roman" w:eastAsia="Calibri" w:hAnsi="Times New Roman" w:cs="Times New Roman"/>
+          <w:noProof/>
+          <w:color w:val="000000" w:themeColor="text2"/>
+          <w:szCs w:val="22"/>
+        </w:rPr>
+        <w:t>Fortune Business Insights. (2026b). </w:t>
+      </w:r>
+      <w:r>
+        <w:rPr>
+          <w:rFonts w:ascii="Times New Roman" w:eastAsia="Calibri" w:hAnsi="Times New Roman" w:cs="Times New Roman"/>
+          <w:i/>
+          <w:iCs/>
+          <w:noProof/>
+          <w:color w:val="000000" w:themeColor="text2"/>
+          <w:szCs w:val="22"/>
+        </w:rPr>
+        <w:t>NLP in healthcare and life sciences market size, share [2026–2034]</w:t>
+      </w:r>
+      <w:r>
+        <w:rPr>
+          <w:rFonts w:ascii="Times New Roman" w:eastAsia="Calibri" w:hAnsi="Times New Roman" w:cs="Times New Roman"/>
+          <w:noProof/>
+          <w:color w:val="000000" w:themeColor="text2"/>
+          <w:szCs w:val="22"/>
+        </w:rPr>
+        <w:t>. </w:t>
+      </w:r>
+      <w:hyperlink r:id="rId13" w:tgtFrame="_blank" w:history="1">
+        <w:r>
+          <w:rPr>
+            <w:rStyle w:val="Hyperlink"/>
+            <w:rFonts w:ascii="Times New Roman" w:eastAsia="Calibri" w:hAnsi="Times New Roman" w:cs="Times New Roman"/>
+            <w:noProof/>
+            <w:szCs w:val="22"/>
+          </w:rPr>
+          <w:t>https://www.fortunebusinessinsights.com/nlp-in-healthcare-and-life-sciences-market-115852</w:t>
+        </w:r>
+      </w:hyperlink>
+      <w:r>
+        <w:rPr>
+          <w:rFonts w:ascii="Times New Roman" w:eastAsia="Calibri" w:hAnsi="Times New Roman" w:cs="Times New Roman"/>
+          <w:noProof/>
+          <w:color w:val="000000" w:themeColor="text2"/>
+          <w:szCs w:val="22"/>
+        </w:rPr>
+        <w:t>.</w:t>
+      </w:r>
+    </w:p>
+    <w:p>
+      <w:pPr>
+        <w:pStyle w:val="TableFigure"/>
+        <w:spacing w:after="160"/>
+        <w:ind w:left="720" w:hanging="720"/>
+        <w:rPr>
+          <w:rFonts w:ascii="Times New Roman" w:eastAsia="Calibri" w:hAnsi="Times New Roman" w:cs="Times New Roman"/>
+          <w:noProof/>
+          <w:color w:val="000000" w:themeColor="text2"/>
+          <w:szCs w:val="22"/>
+        </w:rPr>
+      </w:pPr>
+      <w:r>
+        <w:rPr>
+          <w:rFonts w:ascii="Times New Roman" w:eastAsia="Calibri" w:hAnsi="Times New Roman" w:cs="Times New Roman"/>
+          <w:noProof/>
+          <w:color w:val="000000" w:themeColor="text2"/>
+          <w:szCs w:val="22"/>
+        </w:rPr>
+        <w:t>Grand View Research. (2026). </w:t>
+      </w:r>
+      <w:r>
+        <w:rPr>
+          <w:rFonts w:ascii="Times New Roman" w:eastAsia="Calibri" w:hAnsi="Times New Roman" w:cs="Times New Roman"/>
+          <w:i/>
+          <w:iCs/>
+          <w:noProof/>
+          <w:color w:val="000000" w:themeColor="text2"/>
+          <w:szCs w:val="22"/>
+        </w:rPr>
+        <w:t>Large language models in healthcare market report, 2026–2033</w:t>
+      </w:r>
+      <w:r>
+        <w:rPr>
+          <w:rFonts w:ascii="Times New Roman" w:eastAsia="Calibri" w:hAnsi="Times New Roman" w:cs="Times New Roman"/>
+          <w:noProof/>
+          <w:color w:val="000000" w:themeColor="text2"/>
+          <w:szCs w:val="22"/>
+        </w:rPr>
+        <w:t>. </w:t>
+      </w:r>
+      <w:hyperlink r:id="rId14" w:tgtFrame="_blank" w:history="1">
+        <w:r>
+          <w:rPr>
+            <w:rStyle w:val="Hyperlink"/>
+            <w:rFonts w:ascii="Times New Roman" w:eastAsia="Calibri" w:hAnsi="Times New Roman" w:cs="Times New Roman"/>
+            <w:noProof/>
+            <w:szCs w:val="22"/>
+          </w:rPr>
+          <w:t>https://www.grandviewresearch.com/industry-analysis/large-language-models-llm-healthcare-market-report</w:t>
+        </w:r>
+      </w:hyperlink>
+      <w:r>
+        <w:rPr>
+          <w:rFonts w:ascii="Times New Roman" w:eastAsia="Calibri" w:hAnsi="Times New Roman" w:cs="Times New Roman"/>
+          <w:noProof/>
+          <w:color w:val="000000" w:themeColor="text2"/>
+          <w:szCs w:val="22"/>
+        </w:rPr>
+        <w:t>.</w:t>
+      </w:r>
+    </w:p>
+    <w:p>
+      <w:pPr>
+        <w:pStyle w:val="TableFigure"/>
+        <w:spacing w:after="160"/>
+        <w:ind w:left="720" w:hanging="720"/>
+        <w:rPr>
+          <w:rFonts w:ascii="Times New Roman" w:eastAsia="Calibri" w:hAnsi="Times New Roman" w:cs="Times New Roman"/>
+          <w:noProof/>
+          <w:color w:val="000000" w:themeColor="text2"/>
+          <w:szCs w:val="22"/>
+        </w:rPr>
+      </w:pPr>
+      <w:r>
+        <w:rPr>
+          <w:rFonts w:ascii="Times New Roman" w:eastAsia="Calibri" w:hAnsi="Times New Roman" w:cs="Times New Roman"/>
+          <w:noProof/>
+          <w:color w:val="000000" w:themeColor="text2"/>
+          <w:szCs w:val="22"/>
+        </w:rPr>
+        <w:t>MarketsandMarkets. (2025). </w:t>
+      </w:r>
+      <w:r>
+        <w:rPr>
+          <w:rFonts w:ascii="Times New Roman" w:eastAsia="Calibri" w:hAnsi="Times New Roman" w:cs="Times New Roman"/>
+          <w:i/>
+          <w:iCs/>
+          <w:noProof/>
+          <w:color w:val="000000" w:themeColor="text2"/>
+          <w:szCs w:val="22"/>
+        </w:rPr>
+        <w:t>NLP in healthcare &amp; life sciences market report 2025–2030, by applications, geography, and technology</w:t>
+      </w:r>
+      <w:r>
+        <w:rPr>
+          <w:rFonts w:ascii="Times New Roman" w:eastAsia="Calibri" w:hAnsi="Times New Roman" w:cs="Times New Roman"/>
+          <w:noProof/>
+          <w:color w:val="000000" w:themeColor="text2"/>
+          <w:szCs w:val="22"/>
+        </w:rPr>
+        <w:t>. </w:t>
+      </w:r>
+      <w:hyperlink r:id="rId15" w:tgtFrame="_blank" w:history="1">
+        <w:r>
+          <w:rPr>
+            <w:rStyle w:val="Hyperlink"/>
+            <w:rFonts w:ascii="Times New Roman" w:eastAsia="Calibri" w:hAnsi="Times New Roman" w:cs="Times New Roman"/>
+            <w:noProof/>
+            <w:szCs w:val="22"/>
+          </w:rPr>
+          <w:t>https://www.marketsandmarkets.com/Market-Reports/healthcare-lifesciences-nlp-market-131821021.html</w:t>
+        </w:r>
+      </w:hyperlink>
+      <w:r>
+        <w:rPr>
+          <w:rFonts w:ascii="Times New Roman" w:eastAsia="Calibri" w:hAnsi="Times New Roman" w:cs="Times New Roman"/>
+          <w:noProof/>
+          <w:color w:val="000000" w:themeColor="text2"/>
+          <w:szCs w:val="22"/>
+        </w:rPr>
+        <w:t>.</w:t>
+      </w:r>
     </w:p>
     <w:sectPr>
-      <w:headerReference w:type="even" r:id="rId11"/>
-      <w:headerReference w:type="default" r:id="rId12"/>
-      <w:footerReference w:type="even" r:id="rId13"/>
-      <w:footerReference w:type="default" r:id="rId14"/>
-      <w:headerReference w:type="first" r:id="rId15"/>
-      <w:footerReference w:type="first" r:id="rId16"/>
+      <w:headerReference w:type="even" r:id="rId16"/>
+      <w:headerReference w:type="default" r:id="rId17"/>
+      <w:footerReference w:type="even" r:id="rId18"/>
+      <w:footerReference w:type="default" r:id="rId19"/>
+      <w:headerReference w:type="first" r:id="rId20"/>
+      <w:footerReference w:type="first" r:id="rId21"/>
       <w:footnotePr>
         <w:pos w:val="beneathText"/>
       </w:footnotePr>
@@ -3965,1858 +4014,31 @@
       <w:szCs w:val="22"/>
     </w:rPr>
   </w:style>
+  <w:style w:type="character" w:styleId="UnresolvedMention">
+    <w:name w:val="Unresolved Mention"/>
+    <w:basedOn w:val="DefaultParagraphFont"/>
+    <w:uiPriority w:val="99"/>
+    <w:semiHidden/>
+    <w:unhideWhenUsed/>
+    <w:rsid w:val="00F73934"/>
+    <w:rPr>
+      <w:color w:val="605E5C"/>
+      <w:shd w:val="clear" w:color="auto" w:fill="E1DFDD"/>
+    </w:rPr>
+  </w:style>
+  <w:style w:type="character" w:styleId="FollowedHyperlink">
+    <w:name w:val="FollowedHyperlink"/>
+    <w:basedOn w:val="DefaultParagraphFont"/>
+    <w:uiPriority w:val="99"/>
+    <w:semiHidden/>
+    <w:unhideWhenUsed/>
+    <w:rsid w:val="00F73934"/>
+    <w:rPr>
+      <w:color w:val="919191" w:themeColor="followedHyperlink"/>
+      <w:u w:val="single"/>
+    </w:rPr>
+  </w:style>
 </w:styles>
-</file>
-
-<file path=word/glossary/document.xml><?xml version="1.0" encoding="utf-8"?>
-<w:glossaryDocument xmlns:wpc="http://schemas.microsoft.com/office/word/2010/wordprocessingCanvas" xmlns:cx="http://schemas.microsoft.com/office/drawing/2014/chartex" xmlns:cx1="http://schemas.microsoft.com/office/drawing/2015/9/8/chartex" xmlns:cx2="http://schemas.microsoft.com/office/drawing/2015/10/21/chartex" xmlns:cx3="http://schemas.microsoft.com/office/drawing/2016/5/9/chartex" xmlns:cx4="http://schemas.microsoft.com/office/drawing/2016/5/10/chartex" xmlns:cx5="http://schemas.microsoft.com/office/drawing/2016/5/11/chartex" xmlns:cx6="http://schemas.microsoft.com/office/drawing/2016/5/12/chartex" xmlns:cx7="http://schemas.microsoft.com/office/drawing/2016/5/13/chartex" xmlns:cx8="http://schemas.microsoft.com/office/drawing/2016/5/14/chartex" xmlns:mc="http://schemas.openxmlformats.org/markup-compatibility/2006" xmlns:aink="http://schemas.microsoft.com/office/drawing/2016/ink" xmlns:am3d="http://schemas.microsoft.com/office/drawing/2017/model3d" xmlns:o="urn:schemas-microsoft-com:office:office" xmlns:oel="http://schemas.microsoft.com/office/2019/extlst" xmlns:r="http://schemas.openxmlformats.org/officeDocument/2006/relationships" xmlns:m="http://schemas.openxmlformats.org/officeDocument/2006/math" xmlns:v="urn:schemas-microsoft-com:vml" xmlns:wp14="http://schemas.microsoft.com/office/word/2010/wordprocessingDrawing" xmlns:wp="http://schemas.openxmlformats.org/drawingml/2006/wordprocessingDrawing" xmlns:w10="urn:schemas-microsoft-com:office:word" xmlns:w="http://schemas.openxmlformats.org/wordprocessingml/2006/main" xmlns:w14="http://schemas.microsoft.com/office/word/2010/wordml" xmlns:w15="http://schemas.microsoft.com/office/word/2012/wordml" xmlns:w16cex="http://schemas.microsoft.com/office/word/2018/wordml/cex" xmlns:w16cid="http://schemas.microsoft.com/office/word/2016/wordml/cid" xmlns:w16="http://schemas.microsoft.com/office/word/2018/wordml" xmlns:w16du="http://schemas.microsoft.com/office/word/2023/wordml/word16du" xmlns:w16sdtdh="http://schemas.microsoft.com/office/word/2020/wordml/sdtdatahash" xmlns:w16sdtfl="http://schemas.microsoft.com/office/word/2024/wordml/sdtformatlock" xmlns:w16se="http://schemas.microsoft.com/office/word/2015/wordml/symex" xmlns:wpg="http://schemas.microsoft.com/office/word/2010/wordprocessingGroup" xmlns:wpi="http://schemas.microsoft.com/office/word/2010/wordprocessingInk" xmlns:wne="http://schemas.microsoft.com/office/word/2006/wordml" xmlns:wps="http://schemas.microsoft.com/office/word/2010/wordprocessingShape" mc:Ignorable="w14 w15 w16se w16cid w16 w16cex w16sdtdh w16sdtfl w16du wp14">
-  <w:docParts>
-    <w:docPart>
-      <w:docPartPr>
-        <w:name w:val="6A452C341AED428F948F59C30AF1D055"/>
-        <w:category>
-          <w:name w:val="General"/>
-          <w:gallery w:val="placeholder"/>
-        </w:category>
-        <w:types>
-          <w:type w:val="bbPlcHdr"/>
-        </w:types>
-        <w:behaviors>
-          <w:behavior w:val="content"/>
-        </w:behaviors>
-        <w:guid w:val="{3DB9A6A2-6CD9-4453-BF57-5AF3547A5D1C}"/>
-      </w:docPartPr>
-      <w:docPartBody>
-        <w:p>
-          <w:pPr>
-            <w:pStyle w:val="6A452C341AED428F948F59C30AF1D055"/>
-          </w:pPr>
-          <w:r>
-            <w:t>Paper Title: Up to 12 Words or Two Lines</w:t>
-          </w:r>
-        </w:p>
-      </w:docPartBody>
-    </w:docPart>
-    <w:docPart>
-      <w:docPartPr>
-        <w:name w:val="210625F1EA0F466AAF68CA9A18BF1D81"/>
-        <w:category>
-          <w:name w:val="General"/>
-          <w:gallery w:val="placeholder"/>
-        </w:category>
-        <w:types>
-          <w:type w:val="bbPlcHdr"/>
-        </w:types>
-        <w:behaviors>
-          <w:behavior w:val="content"/>
-        </w:behaviors>
-        <w:guid w:val="{BA86D750-D2A8-4442-B808-DEA5D26164A1}"/>
-      </w:docPartPr>
-      <w:docPartBody>
-        <w:p>
-          <w:pPr>
-            <w:pStyle w:val="210625F1EA0F466AAF68CA9A18BF1D81"/>
-          </w:pPr>
-          <w:r>
-            <w:t>[Blank line]</w:t>
-          </w:r>
-        </w:p>
-      </w:docPartBody>
-    </w:docPart>
-    <w:docPart>
-      <w:docPartPr>
-        <w:name w:val="B9352BE181E14A7C99CEA691DDA3437E"/>
-        <w:category>
-          <w:name w:val="General"/>
-          <w:gallery w:val="placeholder"/>
-        </w:category>
-        <w:types>
-          <w:type w:val="bbPlcHdr"/>
-        </w:types>
-        <w:behaviors>
-          <w:behavior w:val="content"/>
-        </w:behaviors>
-        <w:guid w:val="{894DAF82-B88D-4B74-A5CD-3F5542EC5A8E}"/>
-      </w:docPartPr>
-      <w:docPartBody>
-        <w:p>
-          <w:pPr>
-            <w:pStyle w:val="B9352BE181E14A7C99CEA691DDA3437E"/>
-          </w:pPr>
-          <w:r>
-            <w:t>Author First M</w:t>
-          </w:r>
-        </w:p>
-      </w:docPartBody>
-    </w:docPart>
-    <w:docPart>
-      <w:docPartPr>
-        <w:name w:val="F87E42B41FF247E389917B8EF2C69BB6"/>
-        <w:category>
-          <w:name w:val="General"/>
-          <w:gallery w:val="placeholder"/>
-        </w:category>
-        <w:types>
-          <w:type w:val="bbPlcHdr"/>
-        </w:types>
-        <w:behaviors>
-          <w:behavior w:val="content"/>
-        </w:behaviors>
-        <w:guid w:val="{0C31D165-847D-495A-8E19-F8949BA6CEF4}"/>
-      </w:docPartPr>
-      <w:docPartBody>
-        <w:p>
-          <w:pPr>
-            <w:pStyle w:val="F87E42B41FF247E389917B8EF2C69BB6"/>
-          </w:pPr>
-          <w:r>
-            <w:t>Last</w:t>
-          </w:r>
-        </w:p>
-      </w:docPartBody>
-    </w:docPart>
-    <w:docPart>
-      <w:docPartPr>
-        <w:name w:val="C1A064B0CE274727BB1582BB3D355B20"/>
-        <w:category>
-          <w:name w:val="General"/>
-          <w:gallery w:val="placeholder"/>
-        </w:category>
-        <w:types>
-          <w:type w:val="bbPlcHdr"/>
-        </w:types>
-        <w:behaviors>
-          <w:behavior w:val="content"/>
-        </w:behaviors>
-        <w:guid w:val="{63EDEA7D-187C-4DC6-A608-23DAABBC4BC4}"/>
-      </w:docPartPr>
-      <w:docPartBody>
-        <w:p>
-          <w:pPr>
-            <w:pStyle w:val="C1A064B0CE274727BB1582BB3D355B20"/>
-          </w:pPr>
-          <w:r>
-            <w:t>Institution Name</w:t>
-          </w:r>
-        </w:p>
-      </w:docPartBody>
-    </w:docPart>
-    <w:docPart>
-      <w:docPartPr>
-        <w:name w:val="E74B8EB0CEA2495F87D4B098B900601A"/>
-        <w:category>
-          <w:name w:val="General"/>
-          <w:gallery w:val="placeholder"/>
-        </w:category>
-        <w:types>
-          <w:type w:val="bbPlcHdr"/>
-        </w:types>
-        <w:behaviors>
-          <w:behavior w:val="content"/>
-        </w:behaviors>
-        <w:guid w:val="{536E279A-E84E-407D-B3FF-C3C087278E5A}"/>
-      </w:docPartPr>
-      <w:docPartBody>
-        <w:p>
-          <w:pPr>
-            <w:pStyle w:val="E74B8EB0CEA2495F87D4B098B900601A"/>
-          </w:pPr>
-          <w:r>
-            <w:t>Course Number</w:t>
-          </w:r>
-          <w:r>
-            <w:t>:</w:t>
-          </w:r>
-        </w:p>
-      </w:docPartBody>
-    </w:docPart>
-    <w:docPart>
-      <w:docPartPr>
-        <w:name w:val="2EDC6764A9144C6AB2B5D2BFAE2E7D59"/>
-        <w:category>
-          <w:name w:val="General"/>
-          <w:gallery w:val="placeholder"/>
-        </w:category>
-        <w:types>
-          <w:type w:val="bbPlcHdr"/>
-        </w:types>
-        <w:behaviors>
-          <w:behavior w:val="content"/>
-        </w:behaviors>
-        <w:guid w:val="{3EDEF694-03A4-476C-8C97-54F4788208DF}"/>
-      </w:docPartPr>
-      <w:docPartBody>
-        <w:p>
-          <w:pPr>
-            <w:pStyle w:val="2EDC6764A9144C6AB2B5D2BFAE2E7D59"/>
-          </w:pPr>
-          <w:r>
-            <w:t>Course Name</w:t>
-          </w:r>
-        </w:p>
-      </w:docPartBody>
-    </w:docPart>
-    <w:docPart>
-      <w:docPartPr>
-        <w:name w:val="2AC277E5234A463C9111BAE6396B2A42"/>
-        <w:category>
-          <w:name w:val="General"/>
-          <w:gallery w:val="placeholder"/>
-        </w:category>
-        <w:types>
-          <w:type w:val="bbPlcHdr"/>
-        </w:types>
-        <w:behaviors>
-          <w:behavior w:val="content"/>
-        </w:behaviors>
-        <w:guid w:val="{0CC2AE73-5C41-45A6-BEB6-D1F9E94E2910}"/>
-      </w:docPartPr>
-      <w:docPartBody>
-        <w:p>
-          <w:pPr>
-            <w:pStyle w:val="2AC277E5234A463C9111BAE6396B2A42"/>
-          </w:pPr>
-          <w:r>
-            <w:t>Instructor Name</w:t>
-          </w:r>
-          <w:r>
-            <w:t xml:space="preserve"> </w:t>
-          </w:r>
-        </w:p>
-      </w:docPartBody>
-    </w:docPart>
-    <w:docPart>
-      <w:docPartPr>
-        <w:name w:val="2BEBEA6DC7FA41A3A6981EC804D68FDD"/>
-        <w:category>
-          <w:name w:val="General"/>
-          <w:gallery w:val="placeholder"/>
-        </w:category>
-        <w:types>
-          <w:type w:val="bbPlcHdr"/>
-        </w:types>
-        <w:behaviors>
-          <w:behavior w:val="content"/>
-        </w:behaviors>
-        <w:guid w:val="{1AF0763C-BCDE-4232-81F0-0769C8C83DE5}"/>
-      </w:docPartPr>
-      <w:docPartBody>
-        <w:p>
-          <w:pPr>
-            <w:pStyle w:val="2BEBEA6DC7FA41A3A6981EC804D68FDD"/>
-          </w:pPr>
-          <w:r>
-            <w:t>Due Date</w:t>
-          </w:r>
-        </w:p>
-      </w:docPartBody>
-    </w:docPart>
-    <w:docPart>
-      <w:docPartPr>
-        <w:name w:val="775FA727B872441D9D4D5CE98B139511"/>
-        <w:category>
-          <w:name w:val="General"/>
-          <w:gallery w:val="placeholder"/>
-        </w:category>
-        <w:types>
-          <w:type w:val="bbPlcHdr"/>
-        </w:types>
-        <w:behaviors>
-          <w:behavior w:val="content"/>
-        </w:behaviors>
-        <w:guid w:val="{714F9B20-0057-4705-B36C-8A9EF9E78661}"/>
-      </w:docPartPr>
-      <w:docPartBody>
-        <w:p>
-          <w:pPr>
-            <w:pStyle w:val="775FA727B872441D9D4D5CE98B139511"/>
-          </w:pPr>
-          <w:r>
-            <w:t>Paper Title in Bold at the Top of Page 2</w:t>
-          </w:r>
-        </w:p>
-      </w:docPartBody>
-    </w:docPart>
-    <w:docPart>
-      <w:docPartPr>
-        <w:name w:val="183D9298B2664106ACE50CE0CEDA6B98"/>
-        <w:category>
-          <w:name w:val="General"/>
-          <w:gallery w:val="placeholder"/>
-        </w:category>
-        <w:types>
-          <w:type w:val="bbPlcHdr"/>
-        </w:types>
-        <w:behaviors>
-          <w:behavior w:val="content"/>
-        </w:behaviors>
-        <w:guid w:val="{06DB2E6E-87CC-42B6-A15F-43887B8EBB48}"/>
-      </w:docPartPr>
-      <w:docPartBody>
-        <w:p>
-          <w:pPr>
-            <w:pStyle w:val="183D9298B2664106ACE50CE0CEDA6B98"/>
-          </w:pPr>
-          <w:r>
-            <w:t xml:space="preserve">The first section of your paper is your introduction. Use these paragraphs to provide background and context. “Introduction” should not be used as a section heading as it’s assumed your paper will begin with an introduction. Remember to use first-person tense. Anytime you want to start a section on a new page, instead of adding page breaks, use the </w:t>
-          </w:r>
-          <w:r>
-            <w:rPr>
-              <w:b/>
-              <w:bCs/>
-            </w:rPr>
-            <w:t>Section Title</w:t>
-          </w:r>
-          <w:r>
-            <w:t xml:space="preserve"> style. (To see the reader’s view of your document, click on the </w:t>
-          </w:r>
-          <w:r>
-            <w:rPr>
-              <w:b/>
-              <w:bCs/>
-            </w:rPr>
-            <w:t>View</w:t>
-          </w:r>
-          <w:r>
-            <w:t xml:space="preserve"> tab</w:t>
-          </w:r>
-          <w:r>
-            <w:rPr>
-              <w:b/>
-              <w:bCs/>
-            </w:rPr>
-            <w:t xml:space="preserve"> </w:t>
-          </w:r>
-          <w:r>
-            <w:t>then select</w:t>
-          </w:r>
-          <w:r>
-            <w:rPr>
-              <w:b/>
-              <w:bCs/>
-            </w:rPr>
-            <w:t xml:space="preserve"> Reading View.</w:t>
-          </w:r>
-          <w:r>
-            <w:t>)</w:t>
-          </w:r>
-        </w:p>
-      </w:docPartBody>
-    </w:docPart>
-    <w:docPart>
-      <w:docPartPr>
-        <w:name w:val="2B242E5E0EFE4702A03ED490A68F393D"/>
-        <w:category>
-          <w:name w:val="General"/>
-          <w:gallery w:val="placeholder"/>
-        </w:category>
-        <w:types>
-          <w:type w:val="bbPlcHdr"/>
-        </w:types>
-        <w:behaviors>
-          <w:behavior w:val="content"/>
-        </w:behaviors>
-        <w:guid w:val="{C86472B8-3DEE-44F7-A5DF-EF63DBE8A4FF}"/>
-      </w:docPartPr>
-      <w:docPartBody>
-        <w:p>
-          <w:pPr>
-            <w:pStyle w:val="2B242E5E0EFE4702A03ED490A68F393D"/>
-          </w:pPr>
-          <w:r>
-            <w:t xml:space="preserve">The body of your paper should be indented one half-inch on the first line of each new paragraph and double-spaced. When introducing key terms, use </w:t>
-          </w:r>
-          <w:r>
-            <w:rPr>
-              <w:i/>
-              <w:iCs/>
-            </w:rPr>
-            <w:t>Italics</w:t>
-          </w:r>
-          <w:r>
-            <w:t xml:space="preserve"> to highlight the term in its first use, only. APA Style provides for up to five heading levels, shown in the paragraphs that follow. Note that all text styles for this template are available on the </w:t>
-          </w:r>
-          <w:bookmarkStart w:id="0" w:name="_Int_pGJ5iSU8"/>
-          <w:r>
-            <w:rPr>
-              <w:b/>
-              <w:bCs/>
-            </w:rPr>
-            <w:t>Home</w:t>
-          </w:r>
-          <w:bookmarkEnd w:id="0"/>
-          <w:r>
-            <w:rPr>
-              <w:i/>
-              <w:iCs/>
-            </w:rPr>
-            <w:t xml:space="preserve"> </w:t>
-          </w:r>
-          <w:r>
-            <w:t xml:space="preserve">tab of the ribbon, in the </w:t>
-          </w:r>
-          <w:r>
-            <w:rPr>
-              <w:b/>
-              <w:bCs/>
-            </w:rPr>
-            <w:t>Styles</w:t>
-          </w:r>
-          <w:r>
-            <w:t xml:space="preserve"> gallery.</w:t>
-          </w:r>
-        </w:p>
-      </w:docPartBody>
-    </w:docPart>
-    <w:docPart>
-      <w:docPartPr>
-        <w:name w:val="AF6AF5B775234D45B6EDEC88AF1A7E7D"/>
-        <w:category>
-          <w:name w:val="General"/>
-          <w:gallery w:val="placeholder"/>
-        </w:category>
-        <w:types>
-          <w:type w:val="bbPlcHdr"/>
-        </w:types>
-        <w:behaviors>
-          <w:behavior w:val="content"/>
-        </w:behaviors>
-        <w:guid w:val="{B9304A10-A795-44D1-BD15-490B271B25E7}"/>
-      </w:docPartPr>
-      <w:docPartBody>
-        <w:p>
-          <w:pPr>
-            <w:pStyle w:val="AF6AF5B775234D45B6EDEC88AF1A7E7D"/>
-          </w:pPr>
-          <w:r>
-            <w:t>Heading One</w:t>
-          </w:r>
-        </w:p>
-      </w:docPartBody>
-    </w:docPart>
-    <w:docPart>
-      <w:docPartPr>
-        <w:name w:val="AF6DEC80F57947959FA6B59DA15BF5E7"/>
-        <w:category>
-          <w:name w:val="General"/>
-          <w:gallery w:val="placeholder"/>
-        </w:category>
-        <w:types>
-          <w:type w:val="bbPlcHdr"/>
-        </w:types>
-        <w:behaviors>
-          <w:behavior w:val="content"/>
-        </w:behaviors>
-        <w:guid w:val="{74B09714-1719-4B75-B968-D806C4DCB6AF}"/>
-      </w:docPartPr>
-      <w:docPartBody>
-        <w:p>
-          <w:pPr>
-            <w:pStyle w:val="AF6DEC80F57947959FA6B59DA15BF5E7"/>
-          </w:pPr>
-          <w:r>
-            <w:t>Heading levels 1-3 get their own paragraph, as shown. Headings 4 and 5 are run-in headings used at the beginning of the paragraph. Include a period at the end of a run-in heading. Double-space all text, including headings. Use descriptive headings to help readers identify sections of your paper.</w:t>
-          </w:r>
-        </w:p>
-      </w:docPartBody>
-    </w:docPart>
-    <w:docPart>
-      <w:docPartPr>
-        <w:name w:val="A50B72C1AF3940ED908779B4870186EC"/>
-        <w:category>
-          <w:name w:val="General"/>
-          <w:gallery w:val="placeholder"/>
-        </w:category>
-        <w:types>
-          <w:type w:val="bbPlcHdr"/>
-        </w:types>
-        <w:behaviors>
-          <w:behavior w:val="content"/>
-        </w:behaviors>
-        <w:guid w:val="{C7269B6E-DF13-4888-9DAF-29F48058D9A1}"/>
-      </w:docPartPr>
-      <w:docPartBody>
-        <w:p>
-          <w:pPr>
-            <w:pStyle w:val="A50B72C1AF3940ED908779B4870186EC"/>
-          </w:pPr>
-          <w:r>
-            <w:t>Heading Two</w:t>
-          </w:r>
-        </w:p>
-      </w:docPartBody>
-    </w:docPart>
-    <w:docPart>
-      <w:docPartPr>
-        <w:name w:val="0E3B8494108B4F7189FCC6E470683F6A"/>
-        <w:category>
-          <w:name w:val="General"/>
-          <w:gallery w:val="placeholder"/>
-        </w:category>
-        <w:types>
-          <w:type w:val="bbPlcHdr"/>
-        </w:types>
-        <w:behaviors>
-          <w:behavior w:val="content"/>
-        </w:behaviors>
-        <w:guid w:val="{2E69D137-FEDB-4207-B3F8-68CB0CBD05F4}"/>
-      </w:docPartPr>
-      <w:docPartBody>
-        <w:p>
-          <w:pPr>
-            <w:pStyle w:val="0E3B8494108B4F7189FCC6E470683F6A"/>
-          </w:pPr>
-          <w:r>
-            <w:t>If needed, you can include consecutive paragraphs with their own headings, where appropriate. For APA Style formatting, type your own references. To correctly format a reference page according to APA Style guidelines, see page four.</w:t>
-          </w:r>
-        </w:p>
-      </w:docPartBody>
-    </w:docPart>
-    <w:docPart>
-      <w:docPartPr>
-        <w:name w:val="422F878A86F247F89112A10CC5CAE45C"/>
-        <w:category>
-          <w:name w:val="General"/>
-          <w:gallery w:val="placeholder"/>
-        </w:category>
-        <w:types>
-          <w:type w:val="bbPlcHdr"/>
-        </w:types>
-        <w:behaviors>
-          <w:behavior w:val="content"/>
-        </w:behaviors>
-        <w:guid w:val="{67055963-92CF-487D-9872-CC44A4057CB4}"/>
-      </w:docPartPr>
-      <w:docPartBody>
-        <w:p>
-          <w:pPr>
-            <w:pStyle w:val="422F878A86F247F89112A10CC5CAE45C"/>
-          </w:pPr>
-          <w:r>
-            <w:t>Heading Three</w:t>
-          </w:r>
-        </w:p>
-      </w:docPartBody>
-    </w:docPart>
-    <w:docPart>
-      <w:docPartPr>
-        <w:name w:val="CC185E8C58C143E996A3585FC6F505B1"/>
-        <w:category>
-          <w:name w:val="General"/>
-          <w:gallery w:val="placeholder"/>
-        </w:category>
-        <w:types>
-          <w:type w:val="bbPlcHdr"/>
-        </w:types>
-        <w:behaviors>
-          <w:behavior w:val="content"/>
-        </w:behaviors>
-        <w:guid w:val="{668A1968-7B63-4811-86BF-045ECA533E0A}"/>
-      </w:docPartPr>
-      <w:docPartBody>
-        <w:p>
-          <w:pPr>
-            <w:pStyle w:val="CC185E8C58C143E996A3585FC6F505B1"/>
-          </w:pPr>
-          <w:r>
-            <w:t>When citing any quote or text that consists of three or more lines, APA guidelines call for block-quote format:</w:t>
-          </w:r>
-        </w:p>
-      </w:docPartBody>
-    </w:docPart>
-    <w:docPart>
-      <w:docPartPr>
-        <w:name w:val="5CD548815EEE4C558AE9DAF9BF6E784D"/>
-        <w:category>
-          <w:name w:val="General"/>
-          <w:gallery w:val="placeholder"/>
-        </w:category>
-        <w:types>
-          <w:type w:val="bbPlcHdr"/>
-        </w:types>
-        <w:behaviors>
-          <w:behavior w:val="content"/>
-        </w:behaviors>
-        <w:guid w:val="{604C8928-E94D-4221-A598-04DC901624FE}"/>
-      </w:docPartPr>
-      <w:docPartBody>
-        <w:p>
-          <w:pPr>
-            <w:pStyle w:val="5CD548815EEE4C558AE9DAF9BF6E784D"/>
-          </w:pPr>
-          <w:r>
-            <w:t>Create a new paragraph to begin the block-quote. Double-space each line of text, as you have done with headings, section labels, and paragraphs of paraphrased text. To correctly format a block-quote, indent each line of the text to one-half inch. Remember to always cite your source.</w:t>
-          </w:r>
-        </w:p>
-      </w:docPartBody>
-    </w:docPart>
-    <w:docPart>
-      <w:docPartPr>
-        <w:name w:val="E009725003644B79A3AF865280786F83"/>
-        <w:category>
-          <w:name w:val="General"/>
-          <w:gallery w:val="placeholder"/>
-        </w:category>
-        <w:types>
-          <w:type w:val="bbPlcHdr"/>
-        </w:types>
-        <w:behaviors>
-          <w:behavior w:val="content"/>
-        </w:behaviors>
-        <w:guid w:val="{D4F20C16-9DA7-4B20-8DC3-5A046257CB17}"/>
-      </w:docPartPr>
-      <w:docPartBody>
-        <w:p>
-          <w:pPr>
-            <w:pStyle w:val="E009725003644B79A3AF865280786F83"/>
-          </w:pPr>
-          <w:r>
-            <w:t>Last Name (Year) citations can be used when writing a paper in narrative form. Parenthetical citations are also appropriate (Last Name, Year).</w:t>
-          </w:r>
-        </w:p>
-      </w:docPartBody>
-    </w:docPart>
-    <w:docPart>
-      <w:docPartPr>
-        <w:name w:val="E18DC09ABCEB40FEA46866ACD411749F"/>
-        <w:category>
-          <w:name w:val="General"/>
-          <w:gallery w:val="placeholder"/>
-        </w:category>
-        <w:types>
-          <w:type w:val="bbPlcHdr"/>
-        </w:types>
-        <w:behaviors>
-          <w:behavior w:val="content"/>
-        </w:behaviors>
-        <w:guid w:val="{17D3111E-1AA2-4262-A7B1-1B8D8FB50C3E}"/>
-      </w:docPartPr>
-      <w:docPartBody>
-        <w:p>
-          <w:pPr>
-            <w:pStyle w:val="E18DC09ABCEB40FEA46866ACD411749F"/>
-          </w:pPr>
-          <w:r>
-            <w:rPr>
-              <w:rStyle w:val="Heading4Char"/>
-            </w:rPr>
-            <w:t>Heading Four:</w:t>
-          </w:r>
-        </w:p>
-      </w:docPartBody>
-    </w:docPart>
-    <w:docPart>
-      <w:docPartPr>
-        <w:name w:val="6A68115DE7CA4940AE63B2079460A7F8"/>
-        <w:category>
-          <w:name w:val="General"/>
-          <w:gallery w:val="placeholder"/>
-        </w:category>
-        <w:types>
-          <w:type w:val="bbPlcHdr"/>
-        </w:types>
-        <w:behaviors>
-          <w:behavior w:val="content"/>
-        </w:behaviors>
-        <w:guid w:val="{C8993FEF-D107-4F47-94D1-65B465C07871}"/>
-      </w:docPartPr>
-      <w:docPartBody>
-        <w:p>
-          <w:pPr>
-            <w:pStyle w:val="6A68115DE7CA4940AE63B2079460A7F8"/>
-          </w:pPr>
-          <w:r>
-            <w:t>When using headings, don’t skip levels. If you need a heading 3, 4, or 5 with no text following it before the next heading, just add a period at the end of the heading and start a new paragraph for the subheading and its text.</w:t>
-          </w:r>
-        </w:p>
-      </w:docPartBody>
-    </w:docPart>
-    <w:docPart>
-      <w:docPartPr>
-        <w:name w:val="BEFB77FE561048509FFC9BC3AEA9D970"/>
-        <w:category>
-          <w:name w:val="General"/>
-          <w:gallery w:val="placeholder"/>
-        </w:category>
-        <w:types>
-          <w:type w:val="bbPlcHdr"/>
-        </w:types>
-        <w:behaviors>
-          <w:behavior w:val="content"/>
-        </w:behaviors>
-        <w:guid w:val="{DEADB0E4-150F-4643-9E44-4C211A71CFA5}"/>
-      </w:docPartPr>
-      <w:docPartBody>
-        <w:p>
-          <w:pPr>
-            <w:pStyle w:val="BEFB77FE561048509FFC9BC3AEA9D970"/>
-          </w:pPr>
-          <w:r>
-            <w:rPr>
-              <w:rStyle w:val="Heading5Char"/>
-            </w:rPr>
-            <w:t>Heading Five.</w:t>
-          </w:r>
-        </w:p>
-      </w:docPartBody>
-    </w:docPart>
-    <w:docPart>
-      <w:docPartPr>
-        <w:name w:val="B0F476906F0943C8A4DF7A38E9846A17"/>
-        <w:category>
-          <w:name w:val="General"/>
-          <w:gallery w:val="placeholder"/>
-        </w:category>
-        <w:types>
-          <w:type w:val="bbPlcHdr"/>
-        </w:types>
-        <w:behaviors>
-          <w:behavior w:val="content"/>
-        </w:behaviors>
-        <w:guid w:val="{65BF2D94-E34E-4760-A58F-3EF2908FFE29}"/>
-      </w:docPartPr>
-      <w:docPartBody>
-        <w:p>
-          <w:pPr>
-            <w:pStyle w:val="B0F476906F0943C8A4DF7A38E9846A17"/>
-          </w:pPr>
-          <w:r>
-            <w:t>Like all sections of your paper, references start on their own page, like the page that follows this one. All in-text citations should be included your references.</w:t>
-          </w:r>
-        </w:p>
-      </w:docPartBody>
-    </w:docPart>
-    <w:docPart>
-      <w:docPartPr>
-        <w:name w:val="0ABD1D85EE814B2481BCB1324DEBCADE"/>
-        <w:category>
-          <w:name w:val="General"/>
-          <w:gallery w:val="placeholder"/>
-        </w:category>
-        <w:types>
-          <w:type w:val="bbPlcHdr"/>
-        </w:types>
-        <w:behaviors>
-          <w:behavior w:val="content"/>
-        </w:behaviors>
-        <w:guid w:val="{C95608FB-B417-4018-BD98-1A70A29166B4}"/>
-      </w:docPartPr>
-      <w:docPartBody>
-        <w:p>
-          <w:pPr>
-            <w:pStyle w:val="0ABD1D85EE814B2481BCB1324DEBCADE"/>
-          </w:pPr>
-          <w:r>
-            <w:t>References</w:t>
-          </w:r>
-        </w:p>
-      </w:docPartBody>
-    </w:docPart>
-    <w:docPart>
-      <w:docPartPr>
-        <w:name w:val="B0E0EA9B085746D181D24233DF67F6F9"/>
-        <w:category>
-          <w:name w:val="General"/>
-          <w:gallery w:val="placeholder"/>
-        </w:category>
-        <w:types>
-          <w:type w:val="bbPlcHdr"/>
-        </w:types>
-        <w:behaviors>
-          <w:behavior w:val="content"/>
-        </w:behaviors>
-        <w:guid w:val="{A88AF8CE-8E89-47E8-969E-318B15F13862}"/>
-      </w:docPartPr>
-      <w:docPartBody>
-        <w:p>
-          <w:pPr>
-            <w:pStyle w:val="B0E0EA9B085746D181D24233DF67F6F9"/>
-          </w:pPr>
-          <w:r>
-            <w:rPr>
-              <w:noProof/>
-            </w:rPr>
-            <w:t xml:space="preserve">Last Name, A. B. (Year). Article Title. </w:t>
-          </w:r>
-          <w:r>
-            <w:rPr>
-              <w:i/>
-              <w:iCs/>
-              <w:noProof/>
-            </w:rPr>
-            <w:t>Journal Title</w:t>
-          </w:r>
-          <w:r>
-            <w:rPr>
-              <w:noProof/>
-            </w:rPr>
-            <w:t xml:space="preserve">, Pages #-#. </w:t>
-          </w:r>
-          <w:r>
-            <w:rPr>
-              <w:noProof/>
-              <w:color w:val="0070C0"/>
-              <w:u w:val="single"/>
-            </w:rPr>
-            <w:t>URL</w:t>
-          </w:r>
-          <w:r>
-            <w:rPr>
-              <w:noProof/>
-            </w:rPr>
-            <w:t>.</w:t>
-          </w:r>
-        </w:p>
-      </w:docPartBody>
-    </w:docPart>
-    <w:docPart>
-      <w:docPartPr>
-        <w:name w:val="0E5F21B213C9476299B210FF56D94850"/>
-        <w:category>
-          <w:name w:val="General"/>
-          <w:gallery w:val="placeholder"/>
-        </w:category>
-        <w:types>
-          <w:type w:val="bbPlcHdr"/>
-        </w:types>
-        <w:behaviors>
-          <w:behavior w:val="content"/>
-        </w:behaviors>
-        <w:guid w:val="{D8946EB7-5253-493F-80C2-7C973F57F483}"/>
-      </w:docPartPr>
-      <w:docPartBody>
-        <w:p>
-          <w:pPr>
-            <w:pStyle w:val="0E5F21B213C9476299B210FF56D94850"/>
-          </w:pPr>
-          <w:r>
-            <w:rPr>
-              <w:noProof/>
-            </w:rPr>
-            <w:t xml:space="preserve">Last Name, C. D. (Year). </w:t>
-          </w:r>
-          <w:r>
-            <w:rPr>
-              <w:i/>
-              <w:iCs/>
-              <w:noProof/>
-            </w:rPr>
-            <w:t>Book Title (Edition).</w:t>
-          </w:r>
-          <w:r>
-            <w:rPr>
-              <w:noProof/>
-            </w:rPr>
-            <w:t xml:space="preserve"> Publisher Name. </w:t>
-          </w:r>
-          <w:r>
-            <w:rPr>
-              <w:noProof/>
-              <w:color w:val="0070C0"/>
-              <w:u w:val="single"/>
-            </w:rPr>
-            <w:t>URL</w:t>
-          </w:r>
-          <w:r>
-            <w:rPr>
-              <w:noProof/>
-            </w:rPr>
-            <w:t>.</w:t>
-          </w:r>
-        </w:p>
-      </w:docPartBody>
-    </w:docPart>
-    <w:docPart>
-      <w:docPartPr>
-        <w:name w:val="71963F7577A44BDB8F10B23A575335B8"/>
-        <w:category>
-          <w:name w:val="General"/>
-          <w:gallery w:val="placeholder"/>
-        </w:category>
-        <w:types>
-          <w:type w:val="bbPlcHdr"/>
-        </w:types>
-        <w:behaviors>
-          <w:behavior w:val="content"/>
-        </w:behaviors>
-        <w:guid w:val="{AAF87B3D-9AA6-455F-899B-D0949B41845D}"/>
-      </w:docPartPr>
-      <w:docPartBody>
-        <w:p>
-          <w:pPr>
-            <w:pStyle w:val="71963F7577A44BDB8F10B23A575335B8"/>
-          </w:pPr>
-          <w:r>
-            <w:rPr>
-              <w:rFonts w:eastAsia="Calibri" w:cstheme="minorHAnsi"/>
-              <w:noProof/>
-              <w:szCs w:val="22"/>
-            </w:rPr>
-            <w:t xml:space="preserve">Last Name, D. E., Last Name, F. G., Last Name, H. I. (Year). </w:t>
-          </w:r>
-          <w:r>
-            <w:rPr>
-              <w:rFonts w:eastAsia="Calibri" w:cstheme="minorHAnsi"/>
-              <w:i/>
-              <w:iCs/>
-              <w:noProof/>
-              <w:szCs w:val="22"/>
-            </w:rPr>
-            <w:t xml:space="preserve">Report Title </w:t>
-          </w:r>
-          <w:r>
-            <w:rPr>
-              <w:rFonts w:eastAsia="Calibri" w:cstheme="minorHAnsi"/>
-              <w:noProof/>
-              <w:szCs w:val="22"/>
-            </w:rPr>
-            <w:t xml:space="preserve">(report number). Publisher. </w:t>
-          </w:r>
-          <w:r>
-            <w:rPr>
-              <w:rFonts w:eastAsia="Calibri" w:cstheme="minorHAnsi"/>
-              <w:noProof/>
-              <w:color w:val="0070C0"/>
-              <w:szCs w:val="22"/>
-              <w:u w:val="single"/>
-            </w:rPr>
-            <w:t>URL</w:t>
-          </w:r>
-          <w:r>
-            <w:rPr>
-              <w:rFonts w:eastAsia="Calibri" w:cstheme="minorHAnsi"/>
-              <w:noProof/>
-              <w:szCs w:val="22"/>
-            </w:rPr>
-            <w:t>.</w:t>
-          </w:r>
-        </w:p>
-      </w:docPartBody>
-    </w:docPart>
-    <w:docPart>
-      <w:docPartPr>
-        <w:name w:val="53F54BEE409341B4ACB3A74C90ADCE19"/>
-        <w:category>
-          <w:name w:val="General"/>
-          <w:gallery w:val="placeholder"/>
-        </w:category>
-        <w:types>
-          <w:type w:val="bbPlcHdr"/>
-        </w:types>
-        <w:behaviors>
-          <w:behavior w:val="content"/>
-        </w:behaviors>
-        <w:guid w:val="{B606E63A-A4F2-42BE-A8B6-8858D8BD0542}"/>
-      </w:docPartPr>
-      <w:docPartBody>
-        <w:p>
-          <w:pPr>
-            <w:pStyle w:val="53F54BEE409341B4ACB3A74C90ADCE19"/>
-          </w:pPr>
-          <w:r>
-            <w:rPr>
-              <w:rFonts w:eastAsia="Calibri" w:cstheme="minorHAnsi"/>
-              <w:noProof/>
-              <w:szCs w:val="22"/>
-            </w:rPr>
-            <w:t xml:space="preserve">Last Name, J. K. (Year, Month Day). </w:t>
-          </w:r>
-          <w:r>
-            <w:rPr>
-              <w:rFonts w:eastAsia="Calibri" w:cstheme="minorHAnsi"/>
-              <w:i/>
-              <w:iCs/>
-              <w:noProof/>
-              <w:szCs w:val="22"/>
-            </w:rPr>
-            <w:t>Article Title/Headline</w:t>
-          </w:r>
-          <w:r>
-            <w:rPr>
-              <w:rFonts w:eastAsia="Calibri" w:cstheme="minorHAnsi"/>
-              <w:noProof/>
-              <w:szCs w:val="22"/>
-            </w:rPr>
-            <w:t xml:space="preserve">. Periodical. </w:t>
-          </w:r>
-          <w:r>
-            <w:rPr>
-              <w:rFonts w:eastAsia="Calibri" w:cstheme="minorHAnsi"/>
-              <w:noProof/>
-              <w:color w:val="0070C0"/>
-              <w:szCs w:val="22"/>
-              <w:u w:val="single"/>
-            </w:rPr>
-            <w:t>URL</w:t>
-          </w:r>
-          <w:r>
-            <w:rPr>
-              <w:rFonts w:eastAsia="Calibri" w:cstheme="minorHAnsi"/>
-              <w:noProof/>
-              <w:szCs w:val="22"/>
-            </w:rPr>
-            <w:t>.</w:t>
-          </w:r>
-        </w:p>
-      </w:docPartBody>
-    </w:docPart>
-    <w:docPart>
-      <w:docPartPr>
-        <w:name w:val="B2676013BE4947349AEC59B400A3FAC3"/>
-        <w:category>
-          <w:name w:val="General"/>
-          <w:gallery w:val="placeholder"/>
-        </w:category>
-        <w:types>
-          <w:type w:val="bbPlcHdr"/>
-        </w:types>
-        <w:behaviors>
-          <w:behavior w:val="content"/>
-        </w:behaviors>
-        <w:guid w:val="{F33FC1F8-30A7-46E0-AEA6-11CA5FFE5EB7}"/>
-      </w:docPartPr>
-      <w:docPartBody>
-        <w:p>
-          <w:pPr>
-            <w:pStyle w:val="B2676013BE4947349AEC59B400A3FAC3"/>
-          </w:pPr>
-          <w:r>
-            <w:rPr>
-              <w:noProof/>
-            </w:rPr>
-            <w:t xml:space="preserve">Organization Name. (Year, Month Day). </w:t>
-          </w:r>
-          <w:r>
-            <w:rPr>
-              <w:i/>
-              <w:iCs/>
-              <w:noProof/>
-            </w:rPr>
-            <w:t>Webpage Title</w:t>
-          </w:r>
-          <w:r>
-            <w:rPr>
-              <w:noProof/>
-            </w:rPr>
-            <w:t xml:space="preserve">. </w:t>
-          </w:r>
-          <w:r>
-            <w:rPr>
-              <w:noProof/>
-              <w:color w:val="0070C0"/>
-              <w:u w:val="single"/>
-            </w:rPr>
-            <w:t>URL</w:t>
-          </w:r>
-          <w:r>
-            <w:rPr>
-              <w:noProof/>
-            </w:rPr>
-            <w:t>.</w:t>
-          </w:r>
-        </w:p>
-      </w:docPartBody>
-    </w:docPart>
-    <w:docPart>
-      <w:docPartPr>
-        <w:name w:val="DB15F9FE25B14D7DA02473F8EB61920B"/>
-        <w:category>
-          <w:name w:val="General"/>
-          <w:gallery w:val="placeholder"/>
-        </w:category>
-        <w:types>
-          <w:type w:val="bbPlcHdr"/>
-        </w:types>
-        <w:behaviors>
-          <w:behavior w:val="content"/>
-        </w:behaviors>
-        <w:guid w:val="{3D93168B-A2F7-4FFE-9D9B-268AD9CE4521}"/>
-      </w:docPartPr>
-      <w:docPartBody>
-        <w:p>
-          <w:pPr>
-            <w:pStyle w:val="DB15F9FE25B14D7DA02473F8EB61920B"/>
-          </w:pPr>
-          <w:r>
-            <w:rPr>
-              <w:rFonts w:eastAsia="Calibri" w:cstheme="minorHAnsi"/>
-              <w:i/>
-              <w:iCs/>
-              <w:noProof/>
-              <w:color w:val="0E2841" w:themeColor="text2"/>
-              <w:szCs w:val="22"/>
-            </w:rPr>
-            <w:t xml:space="preserve">For additional information on APA Style formatting, please consult the </w:t>
-          </w:r>
-          <w:hyperlink r:id="rId4">
-            <w:r>
-              <w:rPr>
-                <w:rStyle w:val="Hyperlink"/>
-                <w:rFonts w:eastAsia="Calibri" w:cstheme="minorHAnsi"/>
-                <w:i/>
-                <w:iCs/>
-                <w:noProof/>
-                <w:szCs w:val="22"/>
-              </w:rPr>
-              <w:t xml:space="preserve">APA Style Manual, 7th </w:t>
-            </w:r>
-          </w:hyperlink>
-          <w:r>
-            <w:rPr>
-              <w:rStyle w:val="Hyperlink"/>
-              <w:rFonts w:eastAsia="Calibri" w:cstheme="minorHAnsi"/>
-              <w:i/>
-              <w:iCs/>
-              <w:noProof/>
-              <w:szCs w:val="22"/>
-            </w:rPr>
-            <w:t>Edition</w:t>
-          </w:r>
-          <w:r>
-            <w:rPr>
-              <w:rFonts w:eastAsia="Calibri" w:cstheme="minorHAnsi"/>
-              <w:i/>
-              <w:iCs/>
-              <w:noProof/>
-              <w:color w:val="0E2841" w:themeColor="text2"/>
-              <w:szCs w:val="22"/>
-            </w:rPr>
-            <w:t>.</w:t>
-          </w:r>
-        </w:p>
-      </w:docPartBody>
-    </w:docPart>
-  </w:docParts>
-</w:glossaryDocument>
-</file>
-
-<file path=word/glossary/fontTable.xml><?xml version="1.0" encoding="utf-8"?>
-<w:fonts xmlns:mc="http://schemas.openxmlformats.org/markup-compatibility/2006" xmlns:r="http://schemas.openxmlformats.org/officeDocument/2006/relationships" xmlns:w="http://schemas.openxmlformats.org/wordprocessingml/2006/main" xmlns:w14="http://schemas.microsoft.com/office/word/2010/wordml" xmlns:w15="http://schemas.microsoft.com/office/word/2012/wordml" xmlns:w16cex="http://schemas.microsoft.com/office/word/2018/wordml/cex" xmlns:w16cid="http://schemas.microsoft.com/office/word/2016/wordml/cid" xmlns:w16="http://schemas.microsoft.com/office/word/2018/wordml" xmlns:w16du="http://schemas.microsoft.com/office/word/2023/wordml/word16du" xmlns:w16sdtdh="http://schemas.microsoft.com/office/word/2020/wordml/sdtdatahash" xmlns:w16sdtfl="http://schemas.microsoft.com/office/word/2024/wordml/sdtformatlock" xmlns:w16se="http://schemas.microsoft.com/office/word/2015/wordml/symex" mc:Ignorable="w14 w15 w16se w16cid w16 w16cex w16sdtdh w16sdtfl w16du">
-  <w:font w:name="Symbol">
-    <w:panose1 w:val="05050102010706020507"/>
-    <w:charset w:val="02"/>
-    <w:family w:val="roman"/>
-    <w:pitch w:val="variable"/>
-    <w:sig w:usb0="00000000" w:usb1="10000000" w:usb2="00000000" w:usb3="00000000" w:csb0="80000000" w:csb1="00000000"/>
-  </w:font>
-  <w:font w:name="Times New Roman">
-    <w:panose1 w:val="02020603050405020304"/>
-    <w:charset w:val="00"/>
-    <w:family w:val="roman"/>
-    <w:pitch w:val="variable"/>
-    <w:sig w:usb0="E0002EFF" w:usb1="C000785B" w:usb2="00000009" w:usb3="00000000" w:csb0="000001FF" w:csb1="00000000"/>
-  </w:font>
-  <w:font w:name="Calibri">
-    <w:panose1 w:val="020F0502020204030204"/>
-    <w:charset w:val="00"/>
-    <w:family w:val="swiss"/>
-    <w:pitch w:val="variable"/>
-    <w:sig w:usb0="E4002EFF" w:usb1="C200247B" w:usb2="00000009" w:usb3="00000000" w:csb0="000001FF" w:csb1="00000000"/>
-  </w:font>
-  <w:font w:name="SimSun">
-    <w:altName w:val="宋体"/>
-    <w:panose1 w:val="02010600030101010101"/>
-    <w:charset w:val="86"/>
-    <w:family w:val="auto"/>
-    <w:pitch w:val="variable"/>
-    <w:sig w:usb0="00000203" w:usb1="288F0000" w:usb2="00000016" w:usb3="00000000" w:csb0="00040001" w:csb1="00000000"/>
-  </w:font>
-  <w:font w:name="Segoe UI">
-    <w:panose1 w:val="020B0502040204020203"/>
-    <w:charset w:val="00"/>
-    <w:family w:val="swiss"/>
-    <w:pitch w:val="variable"/>
-    <w:sig w:usb0="E4002EFF" w:usb1="C000E47F" w:usb2="00000009" w:usb3="00000000" w:csb0="000001FF" w:csb1="00000000"/>
-  </w:font>
-  <w:font w:name="Consolas">
-    <w:panose1 w:val="020B0609020204030204"/>
-    <w:charset w:val="00"/>
-    <w:family w:val="modern"/>
-    <w:pitch w:val="fixed"/>
-    <w:sig w:usb0="E00006FF" w:usb1="0000FCFF" w:usb2="00000001" w:usb3="00000000" w:csb0="0000019F" w:csb1="00000000"/>
-  </w:font>
-  <w:font w:name="Aptos">
-    <w:charset w:val="00"/>
-    <w:family w:val="swiss"/>
-    <w:pitch w:val="variable"/>
-    <w:sig w:usb0="20000287" w:usb1="00000003" w:usb2="00000000" w:usb3="00000000" w:csb0="0000019F" w:csb1="00000000"/>
-  </w:font>
-  <w:font w:name="Aptos Display">
-    <w:charset w:val="00"/>
-    <w:family w:val="swiss"/>
-    <w:pitch w:val="variable"/>
-    <w:sig w:usb0="20000287" w:usb1="00000003" w:usb2="00000000" w:usb3="00000000" w:csb0="0000019F" w:csb1="00000000"/>
-  </w:font>
-</w:fonts>
-</file>
-
-<file path=word/glossary/settings.xml><?xml version="1.0" encoding="utf-8"?>
-<w:settings xmlns:mc="http://schemas.openxmlformats.org/markup-compatibility/2006" xmlns:o="urn:schemas-microsoft-com:office:office" xmlns:r="http://schemas.openxmlformats.org/officeDocument/2006/relationships" xmlns:m="http://schemas.openxmlformats.org/officeDocument/2006/math" xmlns:v="urn:schemas-microsoft-com:vml" xmlns:w10="urn:schemas-microsoft-com:office:word" xmlns:w="http://schemas.openxmlformats.org/wordprocessingml/2006/main" xmlns:w14="http://schemas.microsoft.com/office/word/2010/wordml" xmlns:w15="http://schemas.microsoft.com/office/word/2012/wordml" xmlns:w16cex="http://schemas.microsoft.com/office/word/2018/wordml/cex" xmlns:w16cid="http://schemas.microsoft.com/office/word/2016/wordml/cid" xmlns:w16="http://schemas.microsoft.com/office/word/2018/wordml" xmlns:w16du="http://schemas.microsoft.com/office/word/2023/wordml/word16du" xmlns:w16sdtdh="http://schemas.microsoft.com/office/word/2020/wordml/sdtdatahash" xmlns:w16sdtfl="http://schemas.microsoft.com/office/word/2024/wordml/sdtformatlock" xmlns:w16se="http://schemas.microsoft.com/office/word/2015/wordml/symex" xmlns:sl="http://schemas.openxmlformats.org/schemaLibrary/2006/main" mc:Ignorable="w14 w15 w16se w16cid w16 w16cex w16sdtdh w16sdtfl w16du">
-  <w:view w:val="normal"/>
-  <w:defaultTabStop w:val="720"/>
-  <w:characterSpacingControl w:val="doNotCompress"/>
-  <w:compat>
-    <w:useFELayout/>
-    <w:compatSetting w:name="compatibilityMode" w:uri="http://schemas.microsoft.com/office/word" w:val="15"/>
-    <w:compatSetting w:name="overrideTableStyleFontSizeAndJustification" w:uri="http://schemas.microsoft.com/office/word" w:val="1"/>
-    <w:compatSetting w:name="enableOpenTypeFeatures" w:uri="http://schemas.microsoft.com/office/word" w:val="1"/>
-    <w:compatSetting w:name="doNotFlipMirrorIndents" w:uri="http://schemas.microsoft.com/office/word" w:val="1"/>
-    <w:compatSetting w:name="differentiateMultirowTableHeaders" w:uri="http://schemas.microsoft.com/office/word" w:val="1"/>
-    <w:compatSetting w:name="useWord2013TrackBottomHyphenation" w:uri="http://schemas.microsoft.com/office/word" w:val="0"/>
-  </w:compat>
-  <w:rsids>
-    <w:rsidRoot w:val="004E1D62"/>
-    <w:rsid w:val="000B3CB1"/>
-    <w:rsid w:val="004E1D62"/>
-  </w:rsids>
-  <m:mathPr>
-    <m:mathFont m:val="Cambria Math"/>
-    <m:brkBin m:val="before"/>
-    <m:brkBinSub m:val="--"/>
-    <m:smallFrac m:val="0"/>
-    <m:dispDef/>
-    <m:lMargin m:val="0"/>
-    <m:rMargin m:val="0"/>
-    <m:defJc m:val="centerGroup"/>
-    <m:wrapIndent m:val="1440"/>
-    <m:intLim m:val="subSup"/>
-    <m:naryLim m:val="undOvr"/>
-  </m:mathPr>
-  <w:themeFontLang w:val="en-US"/>
-  <w:clrSchemeMapping w:bg1="light1" w:t1="dark1" w:bg2="light2" w:t2="dark2" w:accent1="accent1" w:accent2="accent2" w:accent3="accent3" w:accent4="accent4" w:accent5="accent5" w:accent6="accent6" w:hyperlink="hyperlink" w:followedHyperlink="followedHyperlink"/>
-  <w:decimalSymbol w:val="."/>
-  <w:listSeparator w:val=","/>
-  <w15:chartTrackingRefBased/>
-</w:settings>
-</file>
-
-<file path=word/glossary/styles.xml><?xml version="1.0" encoding="utf-8"?>
-<w:styles xmlns:mc="http://schemas.openxmlformats.org/markup-compatibility/2006" xmlns:r="http://schemas.openxmlformats.org/officeDocument/2006/relationships" xmlns:w="http://schemas.openxmlformats.org/wordprocessingml/2006/main" xmlns:w14="http://schemas.microsoft.com/office/word/2010/wordml" xmlns:w15="http://schemas.microsoft.com/office/word/2012/wordml" xmlns:w16cex="http://schemas.microsoft.com/office/word/2018/wordml/cex" xmlns:w16cid="http://schemas.microsoft.com/office/word/2016/wordml/cid" xmlns:w16="http://schemas.microsoft.com/office/word/2018/wordml" xmlns:w16du="http://schemas.microsoft.com/office/word/2023/wordml/word16du" xmlns:w16sdtdh="http://schemas.microsoft.com/office/word/2020/wordml/sdtdatahash" xmlns:w16sdtfl="http://schemas.microsoft.com/office/word/2024/wordml/sdtformatlock" xmlns:w16se="http://schemas.microsoft.com/office/word/2015/wordml/symex" mc:Ignorable="w14 w15 w16se w16cid w16 w16cex w16sdtdh w16sdtfl w16du">
-  <w:docDefaults>
-    <w:rPrDefault>
-      <w:rPr>
-        <w:rFonts w:asciiTheme="minorHAnsi" w:eastAsiaTheme="minorEastAsia" w:hAnsiTheme="minorHAnsi" w:cstheme="minorBidi"/>
-        <w:kern w:val="2"/>
-        <w:sz w:val="24"/>
-        <w:szCs w:val="24"/>
-        <w:lang w:val="en-US" w:eastAsia="en-US" w:bidi="ar-SA"/>
-        <w14:ligatures w14:val="standardContextual"/>
-      </w:rPr>
-    </w:rPrDefault>
-    <w:pPrDefault>
-      <w:pPr>
-        <w:spacing w:after="160" w:line="278" w:lineRule="auto"/>
-      </w:pPr>
-    </w:pPrDefault>
-  </w:docDefaults>
-  <w:latentStyles w:defLockedState="0" w:defUIPriority="99" w:defSemiHidden="0" w:defUnhideWhenUsed="0" w:defQFormat="0" w:count="376">
-    <w:lsdException w:name="Normal" w:uiPriority="0" w:qFormat="1"/>
-    <w:lsdException w:name="heading 1" w:uiPriority="9" w:qFormat="1"/>
-    <w:lsdException w:name="heading 2" w:semiHidden="1" w:uiPriority="9" w:unhideWhenUsed="1" w:qFormat="1"/>
-    <w:lsdException w:name="heading 3" w:semiHidden="1" w:uiPriority="9" w:unhideWhenUsed="1" w:qFormat="1"/>
-    <w:lsdException w:name="heading 4" w:semiHidden="1" w:uiPriority="3" w:unhideWhenUsed="1" w:qFormat="1"/>
-    <w:lsdException w:name="heading 5" w:semiHidden="1" w:uiPriority="3" w:unhideWhenUsed="1" w:qFormat="1"/>
-    <w:lsdException w:name="heading 6" w:semiHidden="1" w:uiPriority="9" w:unhideWhenUsed="1" w:qFormat="1"/>
-    <w:lsdException w:name="heading 7" w:semiHidden="1" w:uiPriority="9" w:unhideWhenUsed="1" w:qFormat="1"/>
-    <w:lsdException w:name="heading 8" w:semiHidden="1" w:uiPriority="9" w:unhideWhenUsed="1" w:qFormat="1"/>
-    <w:lsdException w:name="heading 9" w:semiHidden="1" w:uiPriority="9" w:unhideWhenUsed="1" w:qFormat="1"/>
-    <w:lsdException w:name="index 1" w:semiHidden="1" w:unhideWhenUsed="1"/>
-    <w:lsdException w:name="index 2" w:semiHidden="1" w:unhideWhenUsed="1"/>
-    <w:lsdException w:name="index 3" w:semiHidden="1" w:unhideWhenUsed="1"/>
-    <w:lsdException w:name="index 4" w:semiHidden="1" w:unhideWhenUsed="1"/>
-    <w:lsdException w:name="index 5" w:semiHidden="1" w:unhideWhenUsed="1"/>
-    <w:lsdException w:name="index 6" w:semiHidden="1" w:unhideWhenUsed="1"/>
-    <w:lsdException w:name="index 7" w:semiHidden="1" w:unhideWhenUsed="1"/>
-    <w:lsdException w:name="index 8" w:semiHidden="1" w:unhideWhenUsed="1"/>
-    <w:lsdException w:name="index 9" w:semiHidden="1" w:unhideWhenUsed="1"/>
-    <w:lsdException w:name="toc 1" w:semiHidden="1" w:uiPriority="39" w:unhideWhenUsed="1"/>
-    <w:lsdException w:name="toc 2" w:semiHidden="1" w:uiPriority="39" w:unhideWhenUsed="1"/>
-    <w:lsdException w:name="toc 3" w:semiHidden="1" w:uiPriority="39" w:unhideWhenUsed="1"/>
-    <w:lsdException w:name="toc 4" w:semiHidden="1" w:uiPriority="39" w:unhideWhenUsed="1"/>
-    <w:lsdException w:name="toc 5" w:semiHidden="1" w:uiPriority="39" w:unhideWhenUsed="1"/>
-    <w:lsdException w:name="toc 6" w:semiHidden="1" w:uiPriority="39" w:unhideWhenUsed="1"/>
-    <w:lsdException w:name="toc 7" w:semiHidden="1" w:uiPriority="39" w:unhideWhenUsed="1"/>
-    <w:lsdException w:name="toc 8" w:semiHidden="1" w:uiPriority="39" w:unhideWhenUsed="1"/>
-    <w:lsdException w:name="toc 9" w:semiHidden="1" w:uiPriority="39" w:unhideWhenUsed="1"/>
-    <w:lsdException w:name="Normal Indent" w:semiHidden="1" w:unhideWhenUsed="1"/>
-    <w:lsdException w:name="footnote text" w:semiHidden="1" w:unhideWhenUsed="1"/>
-    <w:lsdException w:name="annotation text" w:semiHidden="1" w:unhideWhenUsed="1"/>
-    <w:lsdException w:name="header" w:semiHidden="1" w:unhideWhenUsed="1"/>
-    <w:lsdException w:name="footer" w:semiHidden="1" w:unhideWhenUsed="1"/>
-    <w:lsdException w:name="index heading" w:semiHidden="1" w:unhideWhenUsed="1"/>
-    <w:lsdException w:name="caption" w:semiHidden="1" w:uiPriority="35" w:unhideWhenUsed="1" w:qFormat="1"/>
-    <w:lsdException w:name="table of figures" w:semiHidden="1" w:unhideWhenUsed="1"/>
-    <w:lsdException w:name="envelope address" w:semiHidden="1" w:unhideWhenUsed="1"/>
-    <w:lsdException w:name="envelope return" w:semiHidden="1" w:unhideWhenUsed="1"/>
-    <w:lsdException w:name="footnote reference" w:semiHidden="1" w:unhideWhenUsed="1"/>
-    <w:lsdException w:name="annotation reference" w:semiHidden="1" w:unhideWhenUsed="1"/>
-    <w:lsdException w:name="line number" w:semiHidden="1" w:unhideWhenUsed="1"/>
-    <w:lsdException w:name="page number" w:semiHidden="1" w:unhideWhenUsed="1"/>
-    <w:lsdException w:name="endnote reference" w:semiHidden="1" w:unhideWhenUsed="1"/>
-    <w:lsdException w:name="endnote text" w:semiHidden="1" w:unhideWhenUsed="1"/>
-    <w:lsdException w:name="table of authorities" w:semiHidden="1" w:unhideWhenUsed="1"/>
-    <w:lsdException w:name="macro" w:semiHidden="1" w:unhideWhenUsed="1"/>
-    <w:lsdException w:name="toa heading" w:semiHidden="1" w:unhideWhenUsed="1"/>
-    <w:lsdException w:name="List" w:semiHidden="1" w:unhideWhenUsed="1"/>
-    <w:lsdException w:name="List Bullet" w:semiHidden="1" w:unhideWhenUsed="1"/>
-    <w:lsdException w:name="List Number" w:semiHidden="1" w:unhideWhenUsed="1"/>
-    <w:lsdException w:name="List 2" w:semiHidden="1" w:unhideWhenUsed="1"/>
-    <w:lsdException w:name="List 3" w:semiHidden="1" w:unhideWhenUsed="1"/>
-    <w:lsdException w:name="List 4" w:semiHidden="1" w:unhideWhenUsed="1"/>
-    <w:lsdException w:name="List 5" w:semiHidden="1" w:unhideWhenUsed="1"/>
-    <w:lsdException w:name="List Bullet 2" w:semiHidden="1" w:unhideWhenUsed="1"/>
-    <w:lsdException w:name="List Bullet 3" w:semiHidden="1" w:unhideWhenUsed="1"/>
-    <w:lsdException w:name="List Bullet 4" w:semiHidden="1" w:unhideWhenUsed="1"/>
-    <w:lsdException w:name="List Bullet 5" w:semiHidden="1" w:unhideWhenUsed="1"/>
-    <w:lsdException w:name="List Number 2" w:semiHidden="1" w:unhideWhenUsed="1"/>
-    <w:lsdException w:name="List Number 3" w:semiHidden="1" w:unhideWhenUsed="1"/>
-    <w:lsdException w:name="List Number 4" w:semiHidden="1" w:unhideWhenUsed="1"/>
-    <w:lsdException w:name="List Number 5" w:semiHidden="1" w:unhideWhenUsed="1"/>
-    <w:lsdException w:name="Title" w:uiPriority="10" w:qFormat="1"/>
-    <w:lsdException w:name="Closing" w:semiHidden="1" w:unhideWhenUsed="1"/>
-    <w:lsdException w:name="Signature" w:semiHidden="1" w:unhideWhenUsed="1"/>
-    <w:lsdException w:name="Default Paragraph Font" w:semiHidden="1" w:uiPriority="1" w:unhideWhenUsed="1"/>
-    <w:lsdException w:name="Body Text" w:semiHidden="1" w:unhideWhenUsed="1"/>
-    <w:lsdException w:name="Body Text Indent" w:semiHidden="1" w:unhideWhenUsed="1"/>
-    <w:lsdException w:name="List Continue" w:semiHidden="1" w:unhideWhenUsed="1"/>
-    <w:lsdException w:name="List Continue 2" w:semiHidden="1" w:unhideWhenUsed="1"/>
-    <w:lsdException w:name="List Continue 3" w:semiHidden="1" w:unhideWhenUsed="1"/>
-    <w:lsdException w:name="List Continue 4" w:semiHidden="1" w:unhideWhenUsed="1"/>
-    <w:lsdException w:name="List Continue 5" w:semiHidden="1" w:unhideWhenUsed="1"/>
-    <w:lsdException w:name="Message Header" w:semiHidden="1" w:unhideWhenUsed="1"/>
-    <w:lsdException w:name="Subtitle" w:uiPriority="11" w:qFormat="1"/>
-    <w:lsdException w:name="Salutation" w:semiHidden="1" w:unhideWhenUsed="1"/>
-    <w:lsdException w:name="Date" w:semiHidden="1" w:unhideWhenUsed="1"/>
-    <w:lsdException w:name="Body Text First Indent" w:semiHidden="1" w:unhideWhenUsed="1"/>
-    <w:lsdException w:name="Body Text First Indent 2" w:semiHidden="1" w:unhideWhenUsed="1"/>
-    <w:lsdException w:name="Note Heading" w:semiHidden="1" w:unhideWhenUsed="1"/>
-    <w:lsdException w:name="Body Text 2" w:semiHidden="1" w:unhideWhenUsed="1"/>
-    <w:lsdException w:name="Body Text 3" w:semiHidden="1" w:unhideWhenUsed="1"/>
-    <w:lsdException w:name="Body Text Indent 2" w:semiHidden="1" w:unhideWhenUsed="1"/>
-    <w:lsdException w:name="Body Text Indent 3" w:semiHidden="1" w:unhideWhenUsed="1"/>
-    <w:lsdException w:name="Block Text" w:semiHidden="1" w:unhideWhenUsed="1"/>
-    <w:lsdException w:name="Hyperlink" w:semiHidden="1" w:unhideWhenUsed="1"/>
-    <w:lsdException w:name="FollowedHyperlink" w:semiHidden="1" w:unhideWhenUsed="1"/>
-    <w:lsdException w:name="Strong" w:uiPriority="22" w:qFormat="1"/>
-    <w:lsdException w:name="Emphasis" w:uiPriority="20" w:qFormat="1"/>
-    <w:lsdException w:name="Document Map" w:semiHidden="1" w:unhideWhenUsed="1"/>
-    <w:lsdException w:name="Plain Text" w:semiHidden="1" w:unhideWhenUsed="1"/>
-    <w:lsdException w:name="E-mail Signature" w:semiHidden="1" w:unhideWhenUsed="1"/>
-    <w:lsdException w:name="HTML Top of Form" w:semiHidden="1" w:unhideWhenUsed="1"/>
-    <w:lsdException w:name="HTML Bottom of Form" w:semiHidden="1" w:unhideWhenUsed="1"/>
-    <w:lsdException w:name="Normal (Web)" w:semiHidden="1" w:unhideWhenUsed="1"/>
-    <w:lsdException w:name="HTML Acronym" w:semiHidden="1" w:unhideWhenUsed="1"/>
-    <w:lsdException w:name="HTML Address" w:semiHidden="1" w:unhideWhenUsed="1"/>
-    <w:lsdException w:name="HTML Cite" w:semiHidden="1" w:unhideWhenUsed="1"/>
-    <w:lsdException w:name="HTML Code" w:semiHidden="1" w:unhideWhenUsed="1"/>
-    <w:lsdException w:name="HTML Definition" w:semiHidden="1" w:unhideWhenUsed="1"/>
-    <w:lsdException w:name="HTML Keyboard" w:semiHidden="1" w:unhideWhenUsed="1"/>
-    <w:lsdException w:name="HTML Preformatted" w:semiHidden="1" w:unhideWhenUsed="1"/>
-    <w:lsdException w:name="HTML Sample" w:semiHidden="1" w:unhideWhenUsed="1"/>
-    <w:lsdException w:name="HTML Typewriter" w:semiHidden="1" w:unhideWhenUsed="1"/>
-    <w:lsdException w:name="HTML Variable" w:semiHidden="1" w:unhideWhenUsed="1"/>
-    <w:lsdException w:name="Normal Table" w:semiHidden="1" w:unhideWhenUsed="1"/>
-    <w:lsdException w:name="annotation subject" w:semiHidden="1" w:unhideWhenUsed="1"/>
-    <w:lsdException w:name="No List" w:semiHidden="1" w:unhideWhenUsed="1"/>
-    <w:lsdException w:name="Outline List 1" w:semiHidden="1" w:unhideWhenUsed="1"/>
-    <w:lsdException w:name="Outline List 2" w:semiHidden="1" w:unhideWhenUsed="1"/>
-    <w:lsdException w:name="Outline List 3" w:semiHidden="1" w:unhideWhenUsed="1"/>
-    <w:lsdException w:name="Table Simple 1" w:semiHidden="1" w:unhideWhenUsed="1"/>
-    <w:lsdException w:name="Table Simple 2" w:semiHidden="1" w:unhideWhenUsed="1"/>
-    <w:lsdException w:name="Table Simple 3" w:semiHidden="1" w:unhideWhenUsed="1"/>
-    <w:lsdException w:name="Table Classic 1" w:semiHidden="1" w:unhideWhenUsed="1"/>
-    <w:lsdException w:name="Table Classic 2" w:semiHidden="1" w:unhideWhenUsed="1"/>
-    <w:lsdException w:name="Table Classic 3" w:semiHidden="1" w:unhideWhenUsed="1"/>
-    <w:lsdException w:name="Table Classic 4" w:semiHidden="1" w:unhideWhenUsed="1"/>
-    <w:lsdException w:name="Table Colorful 1" w:semiHidden="1" w:unhideWhenUsed="1"/>
-    <w:lsdException w:name="Table Colorful 2" w:semiHidden="1" w:unhideWhenUsed="1"/>
-    <w:lsdException w:name="Table Colorful 3" w:semiHidden="1" w:unhideWhenUsed="1"/>
-    <w:lsdException w:name="Table Columns 1" w:semiHidden="1" w:unhideWhenUsed="1"/>
-    <w:lsdException w:name="Table Columns 2" w:semiHidden="1" w:unhideWhenUsed="1"/>
-    <w:lsdException w:name="Table Columns 3" w:semiHidden="1" w:unhideWhenUsed="1"/>
-    <w:lsdException w:name="Table Columns 4" w:semiHidden="1" w:unhideWhenUsed="1"/>
-    <w:lsdException w:name="Table Columns 5" w:semiHidden="1" w:unhideWhenUsed="1"/>
-    <w:lsdException w:name="Table Grid 1" w:semiHidden="1" w:unhideWhenUsed="1"/>
-    <w:lsdException w:name="Table Grid 2" w:semiHidden="1" w:unhideWhenUsed="1"/>
-    <w:lsdException w:name="Table Grid 3" w:semiHidden="1" w:unhideWhenUsed="1"/>
-    <w:lsdException w:name="Table Grid 4" w:semiHidden="1" w:unhideWhenUsed="1"/>
-    <w:lsdException w:name="Table Grid 5" w:semiHidden="1" w:unhideWhenUsed="1"/>
-    <w:lsdException w:name="Table Grid 6" w:semiHidden="1" w:unhideWhenUsed="1"/>
-    <w:lsdException w:name="Table Grid 7" w:semiHidden="1" w:unhideWhenUsed="1"/>
-    <w:lsdException w:name="Table Grid 8" w:semiHidden="1" w:unhideWhenUsed="1"/>
-    <w:lsdException w:name="Table List 1" w:semiHidden="1" w:unhideWhenUsed="1"/>
-    <w:lsdException w:name="Table List 2" w:semiHidden="1" w:unhideWhenUsed="1"/>
-    <w:lsdException w:name="Table List 3" w:semiHidden="1" w:unhideWhenUsed="1"/>
-    <w:lsdException w:name="Table List 4" w:semiHidden="1" w:unhideWhenUsed="1"/>
-    <w:lsdException w:name="Table List 5" w:semiHidden="1" w:unhideWhenUsed="1"/>
-    <w:lsdException w:name="Table List 6" w:semiHidden="1" w:unhideWhenUsed="1"/>
-    <w:lsdException w:name="Table List 7" w:semiHidden="1" w:unhideWhenUsed="1"/>
-    <w:lsdException w:name="Table List 8" w:semiHidden="1" w:unhideWhenUsed="1"/>
-    <w:lsdException w:name="Table 3D effects 1" w:semiHidden="1" w:unhideWhenUsed="1"/>
-    <w:lsdException w:name="Table 3D effects 2" w:semiHidden="1" w:unhideWhenUsed="1"/>
-    <w:lsdException w:name="Table 3D effects 3" w:semiHidden="1" w:unhideWhenUsed="1"/>
-    <w:lsdException w:name="Table Contemporary" w:semiHidden="1" w:unhideWhenUsed="1"/>
-    <w:lsdException w:name="Table Elegant" w:semiHidden="1" w:unhideWhenUsed="1"/>
-    <w:lsdException w:name="Table Professional" w:semiHidden="1" w:unhideWhenUsed="1"/>
-    <w:lsdException w:name="Table Subtle 1" w:semiHidden="1" w:unhideWhenUsed="1"/>
-    <w:lsdException w:name="Table Subtle 2" w:semiHidden="1" w:unhideWhenUsed="1"/>
-    <w:lsdException w:name="Table Web 1" w:semiHidden="1" w:unhideWhenUsed="1"/>
-    <w:lsdException w:name="Table Web 2" w:semiHidden="1" w:unhideWhenUsed="1"/>
-    <w:lsdException w:name="Table Web 3" w:semiHidden="1" w:unhideWhenUsed="1"/>
-    <w:lsdException w:name="Balloon Text" w:semiHidden="1" w:unhideWhenUsed="1"/>
-    <w:lsdException w:name="Table Grid" w:uiPriority="39"/>
-    <w:lsdException w:name="Table Theme" w:semiHidden="1" w:unhideWhenUsed="1"/>
-    <w:lsdException w:name="Placeholder Text" w:semiHidden="1"/>
-    <w:lsdException w:name="No Spacing" w:uiPriority="1" w:qFormat="1"/>
-    <w:lsdException w:name="Light Shading" w:uiPriority="60"/>
-    <w:lsdException w:name="Light List" w:uiPriority="61"/>
-    <w:lsdException w:name="Light Grid" w:uiPriority="62"/>
-    <w:lsdException w:name="Medium Shading 1" w:uiPriority="63"/>
-    <w:lsdException w:name="Medium Shading 2" w:uiPriority="64"/>
-    <w:lsdException w:name="Medium List 1" w:uiPriority="65"/>
-    <w:lsdException w:name="Medium List 2" w:uiPriority="66"/>
-    <w:lsdException w:name="Medium Grid 1" w:uiPriority="67"/>
-    <w:lsdException w:name="Medium Grid 2" w:uiPriority="68"/>
-    <w:lsdException w:name="Medium Grid 3" w:uiPriority="69"/>
-    <w:lsdException w:name="Dark List" w:uiPriority="70"/>
-    <w:lsdException w:name="Colorful Shading" w:uiPriority="71"/>
-    <w:lsdException w:name="Colorful List" w:uiPriority="72"/>
-    <w:lsdException w:name="Colorful Grid" w:uiPriority="73"/>
-    <w:lsdException w:name="Light Shading Accent 1" w:uiPriority="60"/>
-    <w:lsdException w:name="Light List Accent 1" w:uiPriority="61"/>
-    <w:lsdException w:name="Light Grid Accent 1" w:uiPriority="62"/>
-    <w:lsdException w:name="Medium Shading 1 Accent 1" w:uiPriority="63"/>
-    <w:lsdException w:name="Medium Shading 2 Accent 1" w:uiPriority="64"/>
-    <w:lsdException w:name="Medium List 1 Accent 1" w:uiPriority="65"/>
-    <w:lsdException w:name="Revision" w:semiHidden="1"/>
-    <w:lsdException w:name="List Paragraph" w:uiPriority="34" w:qFormat="1"/>
-    <w:lsdException w:name="Quote" w:uiPriority="29" w:qFormat="1"/>
-    <w:lsdException w:name="Intense Quote" w:uiPriority="30" w:qFormat="1"/>
-    <w:lsdException w:name="Medium List 2 Accent 1" w:uiPriority="66"/>
-    <w:lsdException w:name="Medium Grid 1 Accent 1" w:uiPriority="67"/>
-    <w:lsdException w:name="Medium Grid 2 Accent 1" w:uiPriority="68"/>
-    <w:lsdException w:name="Medium Grid 3 Accent 1" w:uiPriority="69"/>
-    <w:lsdException w:name="Dark List Accent 1" w:uiPriority="70"/>
-    <w:lsdException w:name="Colorful Shading Accent 1" w:uiPriority="71"/>
-    <w:lsdException w:name="Colorful List Accent 1" w:uiPriority="72"/>
-    <w:lsdException w:name="Colorful Grid Accent 1" w:uiPriority="73"/>
-    <w:lsdException w:name="Light Shading Accent 2" w:uiPriority="60"/>
-    <w:lsdException w:name="Light List Accent 2" w:uiPriority="61"/>
-    <w:lsdException w:name="Light Grid Accent 2" w:uiPriority="62"/>
-    <w:lsdException w:name="Medium Shading 1 Accent 2" w:uiPriority="63"/>
-    <w:lsdException w:name="Medium Shading 2 Accent 2" w:uiPriority="64"/>
-    <w:lsdException w:name="Medium List 1 Accent 2" w:uiPriority="65"/>
-    <w:lsdException w:name="Medium List 2 Accent 2" w:uiPriority="66"/>
-    <w:lsdException w:name="Medium Grid 1 Accent 2" w:uiPriority="67"/>
-    <w:lsdException w:name="Medium Grid 2 Accent 2" w:uiPriority="68"/>
-    <w:lsdException w:name="Medium Grid 3 Accent 2" w:uiPriority="69"/>
-    <w:lsdException w:name="Dark List Accent 2" w:uiPriority="70"/>
-    <w:lsdException w:name="Colorful Shading Accent 2" w:uiPriority="71"/>
-    <w:lsdException w:name="Colorful List Accent 2" w:uiPriority="72"/>
-    <w:lsdException w:name="Colorful Grid Accent 2" w:uiPriority="73"/>
-    <w:lsdException w:name="Light Shading Accent 3" w:uiPriority="60"/>
-    <w:lsdException w:name="Light List Accent 3" w:uiPriority="61"/>
-    <w:lsdException w:name="Light Grid Accent 3" w:uiPriority="62"/>
-    <w:lsdException w:name="Medium Shading 1 Accent 3" w:uiPriority="63"/>
-    <w:lsdException w:name="Medium Shading 2 Accent 3" w:uiPriority="64"/>
-    <w:lsdException w:name="Medium List 1 Accent 3" w:uiPriority="65"/>
-    <w:lsdException w:name="Medium List 2 Accent 3" w:uiPriority="66"/>
-    <w:lsdException w:name="Medium Grid 1 Accent 3" w:uiPriority="67"/>
-    <w:lsdException w:name="Medium Grid 2 Accent 3" w:uiPriority="68"/>
-    <w:lsdException w:name="Medium Grid 3 Accent 3" w:uiPriority="69"/>
-    <w:lsdException w:name="Dark List Accent 3" w:uiPriority="70"/>
-    <w:lsdException w:name="Colorful Shading Accent 3" w:uiPriority="71"/>
-    <w:lsdException w:name="Colorful List Accent 3" w:uiPriority="72"/>
-    <w:lsdException w:name="Colorful Grid Accent 3" w:uiPriority="73"/>
-    <w:lsdException w:name="Light Shading Accent 4" w:uiPriority="60"/>
-    <w:lsdException w:name="Light List Accent 4" w:uiPriority="61"/>
-    <w:lsdException w:name="Light Grid Accent 4" w:uiPriority="62"/>
-    <w:lsdException w:name="Medium Shading 1 Accent 4" w:uiPriority="63"/>
-    <w:lsdException w:name="Medium Shading 2 Accent 4" w:uiPriority="64"/>
-    <w:lsdException w:name="Medium List 1 Accent 4" w:uiPriority="65"/>
-    <w:lsdException w:name="Medium List 2 Accent 4" w:uiPriority="66"/>
-    <w:lsdException w:name="Medium Grid 1 Accent 4" w:uiPriority="67"/>
-    <w:lsdException w:name="Medium Grid 2 Accent 4" w:uiPriority="68"/>
-    <w:lsdException w:name="Medium Grid 3 Accent 4" w:uiPriority="69"/>
-    <w:lsdException w:name="Dark List Accent 4" w:uiPriority="70"/>
-    <w:lsdException w:name="Colorful Shading Accent 4" w:uiPriority="71"/>
-    <w:lsdException w:name="Colorful List Accent 4" w:uiPriority="72"/>
-    <w:lsdException w:name="Colorful Grid Accent 4" w:uiPriority="73"/>
-    <w:lsdException w:name="Light Shading Accent 5" w:uiPriority="60"/>
-    <w:lsdException w:name="Light List Accent 5" w:uiPriority="61"/>
-    <w:lsdException w:name="Light Grid Accent 5" w:uiPriority="62"/>
-    <w:lsdException w:name="Medium Shading 1 Accent 5" w:uiPriority="63"/>
-    <w:lsdException w:name="Medium Shading 2 Accent 5" w:uiPriority="64"/>
-    <w:lsdException w:name="Medium List 1 Accent 5" w:uiPriority="65"/>
-    <w:lsdException w:name="Medium List 2 Accent 5" w:uiPriority="66"/>
-    <w:lsdException w:name="Medium Grid 1 Accent 5" w:uiPriority="67"/>
-    <w:lsdException w:name="Medium Grid 2 Accent 5" w:uiPriority="68"/>
-    <w:lsdException w:name="Medium Grid 3 Accent 5" w:uiPriority="69"/>
-    <w:lsdException w:name="Dark List Accent 5" w:uiPriority="70"/>
-    <w:lsdException w:name="Colorful Shading Accent 5" w:uiPriority="71"/>
-    <w:lsdException w:name="Colorful List Accent 5" w:uiPriority="72"/>
-    <w:lsdException w:name="Colorful Grid Accent 5" w:uiPriority="73"/>
-    <w:lsdException w:name="Light Shading Accent 6" w:uiPriority="60"/>
-    <w:lsdException w:name="Light List Accent 6" w:uiPriority="61"/>
-    <w:lsdException w:name="Light Grid Accent 6" w:uiPriority="62"/>
-    <w:lsdException w:name="Medium Shading 1 Accent 6" w:uiPriority="63"/>
-    <w:lsdException w:name="Medium Shading 2 Accent 6" w:uiPriority="64"/>
-    <w:lsdException w:name="Medium List 1 Accent 6" w:uiPriority="65"/>
-    <w:lsdException w:name="Medium List 2 Accent 6" w:uiPriority="66"/>
-    <w:lsdException w:name="Medium Grid 1 Accent 6" w:uiPriority="67"/>
-    <w:lsdException w:name="Medium Grid 2 Accent 6" w:uiPriority="68"/>
-    <w:lsdException w:name="Medium Grid 3 Accent 6" w:uiPriority="69"/>
-    <w:lsdException w:name="Dark List Accent 6" w:uiPriority="70"/>
-    <w:lsdException w:name="Colorful Shading Accent 6" w:uiPriority="71"/>
-    <w:lsdException w:name="Colorful List Accent 6" w:uiPriority="72"/>
-    <w:lsdException w:name="Colorful Grid Accent 6" w:uiPriority="73"/>
-    <w:lsdException w:name="Subtle Emphasis" w:uiPriority="19" w:qFormat="1"/>
-    <w:lsdException w:name="Intense Emphasis" w:uiPriority="21" w:qFormat="1"/>
-    <w:lsdException w:name="Subtle Reference" w:uiPriority="31" w:qFormat="1"/>
-    <w:lsdException w:name="Intense Reference" w:uiPriority="32" w:qFormat="1"/>
-    <w:lsdException w:name="Book Title" w:uiPriority="33" w:qFormat="1"/>
-    <w:lsdException w:name="Bibliography" w:semiHidden="1" w:uiPriority="37" w:unhideWhenUsed="1"/>
-    <w:lsdException w:name="TOC Heading" w:semiHidden="1" w:uiPriority="39" w:unhideWhenUsed="1" w:qFormat="1"/>
-    <w:lsdException w:name="Plain Table 1" w:uiPriority="41"/>
-    <w:lsdException w:name="Plain Table 2" w:uiPriority="42"/>
-    <w:lsdException w:name="Plain Table 3" w:uiPriority="43"/>
-    <w:lsdException w:name="Plain Table 4" w:uiPriority="44"/>
-    <w:lsdException w:name="Plain Table 5" w:uiPriority="45"/>
-    <w:lsdException w:name="Grid Table Light" w:uiPriority="40"/>
-    <w:lsdException w:name="Grid Table 1 Light" w:uiPriority="46"/>
-    <w:lsdException w:name="Grid Table 2" w:uiPriority="47"/>
-    <w:lsdException w:name="Grid Table 3" w:uiPriority="48"/>
-    <w:lsdException w:name="Grid Table 4" w:uiPriority="49"/>
-    <w:lsdException w:name="Grid Table 5 Dark" w:uiPriority="50"/>
-    <w:lsdException w:name="Grid Table 6 Colorful" w:uiPriority="51"/>
-    <w:lsdException w:name="Grid Table 7 Colorful" w:uiPriority="52"/>
-    <w:lsdException w:name="Grid Table 1 Light Accent 1" w:uiPriority="46"/>
-    <w:lsdException w:name="Grid Table 2 Accent 1" w:uiPriority="47"/>
-    <w:lsdException w:name="Grid Table 3 Accent 1" w:uiPriority="48"/>
-    <w:lsdException w:name="Grid Table 4 Accent 1" w:uiPriority="49"/>
-    <w:lsdException w:name="Grid Table 5 Dark Accent 1" w:uiPriority="50"/>
-    <w:lsdException w:name="Grid Table 6 Colorful Accent 1" w:uiPriority="51"/>
-    <w:lsdException w:name="Grid Table 7 Colorful Accent 1" w:uiPriority="52"/>
-    <w:lsdException w:name="Grid Table 1 Light Accent 2" w:uiPriority="46"/>
-    <w:lsdException w:name="Grid Table 2 Accent 2" w:uiPriority="47"/>
-    <w:lsdException w:name="Grid Table 3 Accent 2" w:uiPriority="48"/>
-    <w:lsdException w:name="Grid Table 4 Accent 2" w:uiPriority="49"/>
-    <w:lsdException w:name="Grid Table 5 Dark Accent 2" w:uiPriority="50"/>
-    <w:lsdException w:name="Grid Table 6 Colorful Accent 2" w:uiPriority="51"/>
-    <w:lsdException w:name="Grid Table 7 Colorful Accent 2" w:uiPriority="52"/>
-    <w:lsdException w:name="Grid Table 1 Light Accent 3" w:uiPriority="46"/>
-    <w:lsdException w:name="Grid Table 2 Accent 3" w:uiPriority="47"/>
-    <w:lsdException w:name="Grid Table 3 Accent 3" w:uiPriority="48"/>
-    <w:lsdException w:name="Grid Table 4 Accent 3" w:uiPriority="49"/>
-    <w:lsdException w:name="Grid Table 5 Dark Accent 3" w:uiPriority="50"/>
-    <w:lsdException w:name="Grid Table 6 Colorful Accent 3" w:uiPriority="51"/>
-    <w:lsdException w:name="Grid Table 7 Colorful Accent 3" w:uiPriority="52"/>
-    <w:lsdException w:name="Grid Table 1 Light Accent 4" w:uiPriority="46"/>
-    <w:lsdException w:name="Grid Table 2 Accent 4" w:uiPriority="47"/>
-    <w:lsdException w:name="Grid Table 3 Accent 4" w:uiPriority="48"/>
-    <w:lsdException w:name="Grid Table 4 Accent 4" w:uiPriority="49"/>
-    <w:lsdException w:name="Grid Table 5 Dark Accent 4" w:uiPriority="50"/>
-    <w:lsdException w:name="Grid Table 6 Colorful Accent 4" w:uiPriority="51"/>
-    <w:lsdException w:name="Grid Table 7 Colorful Accent 4" w:uiPriority="52"/>
-    <w:lsdException w:name="Grid Table 1 Light Accent 5" w:uiPriority="46"/>
-    <w:lsdException w:name="Grid Table 2 Accent 5" w:uiPriority="47"/>
-    <w:lsdException w:name="Grid Table 3 Accent 5" w:uiPriority="48"/>
-    <w:lsdException w:name="Grid Table 4 Accent 5" w:uiPriority="49"/>
-    <w:lsdException w:name="Grid Table 5 Dark Accent 5" w:uiPriority="50"/>
-    <w:lsdException w:name="Grid Table 6 Colorful Accent 5" w:uiPriority="51"/>
-    <w:lsdException w:name="Grid Table 7 Colorful Accent 5" w:uiPriority="52"/>
-    <w:lsdException w:name="Grid Table 1 Light Accent 6" w:uiPriority="46"/>
-    <w:lsdException w:name="Grid Table 2 Accent 6" w:uiPriority="47"/>
-    <w:lsdException w:name="Grid Table 3 Accent 6" w:uiPriority="48"/>
-    <w:lsdException w:name="Grid Table 4 Accent 6" w:uiPriority="49"/>
-    <w:lsdException w:name="Grid Table 5 Dark Accent 6" w:uiPriority="50"/>
-    <w:lsdException w:name="Grid Table 6 Colorful Accent 6" w:uiPriority="51"/>
-    <w:lsdException w:name="Grid Table 7 Colorful Accent 6" w:uiPriority="52"/>
-    <w:lsdException w:name="List Table 1 Light" w:uiPriority="46"/>
-    <w:lsdException w:name="List Table 2" w:uiPriority="47"/>
-    <w:lsdException w:name="List Table 3" w:uiPriority="48"/>
-    <w:lsdException w:name="List Table 4" w:uiPriority="49"/>
-    <w:lsdException w:name="List Table 5 Dark" w:uiPriority="50"/>
-    <w:lsdException w:name="List Table 6 Colorful" w:uiPriority="51"/>
-    <w:lsdException w:name="List Table 7 Colorful" w:uiPriority="52"/>
-    <w:lsdException w:name="List Table 1 Light Accent 1" w:uiPriority="46"/>
-    <w:lsdException w:name="List Table 2 Accent 1" w:uiPriority="47"/>
-    <w:lsdException w:name="List Table 3 Accent 1" w:uiPriority="48"/>
-    <w:lsdException w:name="List Table 4 Accent 1" w:uiPriority="49"/>
-    <w:lsdException w:name="List Table 5 Dark Accent 1" w:uiPriority="50"/>
-    <w:lsdException w:name="List Table 6 Colorful Accent 1" w:uiPriority="51"/>
-    <w:lsdException w:name="List Table 7 Colorful Accent 1" w:uiPriority="52"/>
-    <w:lsdException w:name="List Table 1 Light Accent 2" w:uiPriority="46"/>
-    <w:lsdException w:name="List Table 2 Accent 2" w:uiPriority="47"/>
-    <w:lsdException w:name="List Table 3 Accent 2" w:uiPriority="48"/>
-    <w:lsdException w:name="List Table 4 Accent 2" w:uiPriority="49"/>
-    <w:lsdException w:name="List Table 5 Dark Accent 2" w:uiPriority="50"/>
-    <w:lsdException w:name="List Table 6 Colorful Accent 2" w:uiPriority="51"/>
-    <w:lsdException w:name="List Table 7 Colorful Accent 2" w:uiPriority="52"/>
-    <w:lsdException w:name="List Table 1 Light Accent 3" w:uiPriority="46"/>
-    <w:lsdException w:name="List Table 2 Accent 3" w:uiPriority="47"/>
-    <w:lsdException w:name="List Table 3 Accent 3" w:uiPriority="48"/>
-    <w:lsdException w:name="List Table 4 Accent 3" w:uiPriority="49"/>
-    <w:lsdException w:name="List Table 5 Dark Accent 3" w:uiPriority="50"/>
-    <w:lsdException w:name="List Table 6 Colorful Accent 3" w:uiPriority="51"/>
-    <w:lsdException w:name="List Table 7 Colorful Accent 3" w:uiPriority="52"/>
-    <w:lsdException w:name="List Table 1 Light Accent 4" w:uiPriority="46"/>
-    <w:lsdException w:name="List Table 2 Accent 4" w:uiPriority="47"/>
-    <w:lsdException w:name="List Table 3 Accent 4" w:uiPriority="48"/>
-    <w:lsdException w:name="List Table 4 Accent 4" w:uiPriority="49"/>
-    <w:lsdException w:name="List Table 5 Dark Accent 4" w:uiPriority="50"/>
-    <w:lsdException w:name="List Table 6 Colorful Accent 4" w:uiPriority="51"/>
-    <w:lsdException w:name="List Table 7 Colorful Accent 4" w:uiPriority="52"/>
-    <w:lsdException w:name="List Table 1 Light Accent 5" w:uiPriority="46"/>
-    <w:lsdException w:name="List Table 2 Accent 5" w:uiPriority="47"/>
-    <w:lsdException w:name="List Table 3 Accent 5" w:uiPriority="48"/>
-    <w:lsdException w:name="List Table 4 Accent 5" w:uiPriority="49"/>
-    <w:lsdException w:name="List Table 5 Dark Accent 5" w:uiPriority="50"/>
-    <w:lsdException w:name="List Table 6 Colorful Accent 5" w:uiPriority="51"/>
-    <w:lsdException w:name="List Table 7 Colorful Accent 5" w:uiPriority="52"/>
-    <w:lsdException w:name="List Table 1 Light Accent 6" w:uiPriority="46"/>
-    <w:lsdException w:name="List Table 2 Accent 6" w:uiPriority="47"/>
-    <w:lsdException w:name="List Table 3 Accent 6" w:uiPriority="48"/>
-    <w:lsdException w:name="List Table 4 Accent 6" w:uiPriority="49"/>
-    <w:lsdException w:name="List Table 5 Dark Accent 6" w:uiPriority="50"/>
-    <w:lsdException w:name="List Table 6 Colorful Accent 6" w:uiPriority="51"/>
-    <w:lsdException w:name="List Table 7 Colorful Accent 6" w:uiPriority="52"/>
-    <w:lsdException w:name="Mention" w:semiHidden="1" w:unhideWhenUsed="1"/>
-    <w:lsdException w:name="Smart Hyperlink" w:semiHidden="1" w:unhideWhenUsed="1"/>
-    <w:lsdException w:name="Hashtag" w:semiHidden="1" w:unhideWhenUsed="1"/>
-    <w:lsdException w:name="Unresolved Mention" w:semiHidden="1" w:unhideWhenUsed="1"/>
-    <w:lsdException w:name="Smart Link" w:semiHidden="1" w:unhideWhenUsed="1"/>
-  </w:latentStyles>
-  <w:style w:type="paragraph" w:default="1" w:styleId="Normal">
-    <w:name w:val="Normal"/>
-    <w:qFormat/>
-  </w:style>
-  <w:style w:type="paragraph" w:styleId="Heading4">
-    <w:name w:val="heading 4"/>
-    <w:basedOn w:val="Normal"/>
-    <w:next w:val="Normal"/>
-    <w:link w:val="Heading4Char"/>
-    <w:uiPriority w:val="3"/>
-    <w:unhideWhenUsed/>
-    <w:qFormat/>
-    <w:pPr>
-      <w:keepNext/>
-      <w:keepLines/>
-      <w:spacing w:after="0" w:line="480" w:lineRule="auto"/>
-      <w:ind w:firstLine="720"/>
-      <w:outlineLvl w:val="3"/>
-    </w:pPr>
-    <w:rPr>
-      <w:rFonts w:asciiTheme="majorHAnsi" w:eastAsiaTheme="majorEastAsia" w:hAnsiTheme="majorHAnsi" w:cstheme="majorBidi"/>
-      <w:b/>
-      <w:bCs/>
-      <w:iCs/>
-      <w:color w:val="000000" w:themeColor="text1"/>
-      <w:kern w:val="0"/>
-      <w:sz w:val="22"/>
-      <w:lang w:eastAsia="ja-JP"/>
-      <w14:ligatures w14:val="none"/>
-    </w:rPr>
-  </w:style>
-  <w:style w:type="paragraph" w:styleId="Heading5">
-    <w:name w:val="heading 5"/>
-    <w:basedOn w:val="Normal"/>
-    <w:next w:val="Normal"/>
-    <w:link w:val="Heading5Char"/>
-    <w:uiPriority w:val="3"/>
-    <w:unhideWhenUsed/>
-    <w:qFormat/>
-    <w:pPr>
-      <w:keepNext/>
-      <w:keepLines/>
-      <w:spacing w:after="0" w:line="480" w:lineRule="auto"/>
-      <w:ind w:firstLine="720"/>
-      <w:outlineLvl w:val="4"/>
-    </w:pPr>
-    <w:rPr>
-      <w:rFonts w:asciiTheme="majorHAnsi" w:eastAsiaTheme="majorEastAsia" w:hAnsiTheme="majorHAnsi" w:cstheme="majorBidi"/>
-      <w:b/>
-      <w:i/>
-      <w:iCs/>
-      <w:color w:val="000000" w:themeColor="text1"/>
-      <w:kern w:val="0"/>
-      <w:sz w:val="22"/>
-      <w:lang w:eastAsia="ja-JP"/>
-      <w14:ligatures w14:val="none"/>
-    </w:rPr>
-  </w:style>
-  <w:style w:type="character" w:default="1" w:styleId="DefaultParagraphFont">
-    <w:name w:val="Default Paragraph Font"/>
-    <w:uiPriority w:val="1"/>
-    <w:semiHidden/>
-    <w:unhideWhenUsed/>
-  </w:style>
-  <w:style w:type="table" w:default="1" w:styleId="TableNormal">
-    <w:name w:val="Normal Table"/>
-    <w:uiPriority w:val="99"/>
-    <w:semiHidden/>
-    <w:unhideWhenUsed/>
-    <w:tblPr>
-      <w:tblInd w:w="0" w:type="dxa"/>
-      <w:tblCellMar>
-        <w:top w:w="0" w:type="dxa"/>
-        <w:left w:w="108" w:type="dxa"/>
-        <w:bottom w:w="0" w:type="dxa"/>
-        <w:right w:w="108" w:type="dxa"/>
-      </w:tblCellMar>
-    </w:tblPr>
-  </w:style>
-  <w:style w:type="numbering" w:default="1" w:styleId="NoList">
-    <w:name w:val="No List"/>
-    <w:uiPriority w:val="99"/>
-    <w:semiHidden/>
-    <w:unhideWhenUsed/>
-  </w:style>
-  <w:style w:type="paragraph" w:customStyle="1" w:styleId="6A452C341AED428F948F59C30AF1D055">
-    <w:name w:val="6A452C341AED428F948F59C30AF1D055"/>
-  </w:style>
-  <w:style w:type="paragraph" w:customStyle="1" w:styleId="210625F1EA0F466AAF68CA9A18BF1D81">
-    <w:name w:val="210625F1EA0F466AAF68CA9A18BF1D81"/>
-  </w:style>
-  <w:style w:type="paragraph" w:customStyle="1" w:styleId="B9352BE181E14A7C99CEA691DDA3437E">
-    <w:name w:val="B9352BE181E14A7C99CEA691DDA3437E"/>
-  </w:style>
-  <w:style w:type="paragraph" w:customStyle="1" w:styleId="F87E42B41FF247E389917B8EF2C69BB6">
-    <w:name w:val="F87E42B41FF247E389917B8EF2C69BB6"/>
-  </w:style>
-  <w:style w:type="paragraph" w:customStyle="1" w:styleId="C1A064B0CE274727BB1582BB3D355B20">
-    <w:name w:val="C1A064B0CE274727BB1582BB3D355B20"/>
-  </w:style>
-  <w:style w:type="paragraph" w:customStyle="1" w:styleId="E74B8EB0CEA2495F87D4B098B900601A">
-    <w:name w:val="E74B8EB0CEA2495F87D4B098B900601A"/>
-  </w:style>
-  <w:style w:type="paragraph" w:customStyle="1" w:styleId="2EDC6764A9144C6AB2B5D2BFAE2E7D59">
-    <w:name w:val="2EDC6764A9144C6AB2B5D2BFAE2E7D59"/>
-  </w:style>
-  <w:style w:type="paragraph" w:customStyle="1" w:styleId="2AC277E5234A463C9111BAE6396B2A42">
-    <w:name w:val="2AC277E5234A463C9111BAE6396B2A42"/>
-  </w:style>
-  <w:style w:type="paragraph" w:customStyle="1" w:styleId="2BEBEA6DC7FA41A3A6981EC804D68FDD">
-    <w:name w:val="2BEBEA6DC7FA41A3A6981EC804D68FDD"/>
-  </w:style>
-  <w:style w:type="paragraph" w:customStyle="1" w:styleId="775FA727B872441D9D4D5CE98B139511">
-    <w:name w:val="775FA727B872441D9D4D5CE98B139511"/>
-  </w:style>
-  <w:style w:type="paragraph" w:customStyle="1" w:styleId="183D9298B2664106ACE50CE0CEDA6B98">
-    <w:name w:val="183D9298B2664106ACE50CE0CEDA6B98"/>
-  </w:style>
-  <w:style w:type="paragraph" w:customStyle="1" w:styleId="2B242E5E0EFE4702A03ED490A68F393D">
-    <w:name w:val="2B242E5E0EFE4702A03ED490A68F393D"/>
-  </w:style>
-  <w:style w:type="paragraph" w:customStyle="1" w:styleId="AF6AF5B775234D45B6EDEC88AF1A7E7D">
-    <w:name w:val="AF6AF5B775234D45B6EDEC88AF1A7E7D"/>
-  </w:style>
-  <w:style w:type="paragraph" w:customStyle="1" w:styleId="AF6DEC80F57947959FA6B59DA15BF5E7">
-    <w:name w:val="AF6DEC80F57947959FA6B59DA15BF5E7"/>
-  </w:style>
-  <w:style w:type="paragraph" w:customStyle="1" w:styleId="A50B72C1AF3940ED908779B4870186EC">
-    <w:name w:val="A50B72C1AF3940ED908779B4870186EC"/>
-  </w:style>
-  <w:style w:type="paragraph" w:customStyle="1" w:styleId="0E3B8494108B4F7189FCC6E470683F6A">
-    <w:name w:val="0E3B8494108B4F7189FCC6E470683F6A"/>
-  </w:style>
-  <w:style w:type="paragraph" w:customStyle="1" w:styleId="422F878A86F247F89112A10CC5CAE45C">
-    <w:name w:val="422F878A86F247F89112A10CC5CAE45C"/>
-  </w:style>
-  <w:style w:type="paragraph" w:customStyle="1" w:styleId="CC185E8C58C143E996A3585FC6F505B1">
-    <w:name w:val="CC185E8C58C143E996A3585FC6F505B1"/>
-  </w:style>
-  <w:style w:type="paragraph" w:customStyle="1" w:styleId="5CD548815EEE4C558AE9DAF9BF6E784D">
-    <w:name w:val="5CD548815EEE4C558AE9DAF9BF6E784D"/>
-  </w:style>
-  <w:style w:type="paragraph" w:customStyle="1" w:styleId="E009725003644B79A3AF865280786F83">
-    <w:name w:val="E009725003644B79A3AF865280786F83"/>
-  </w:style>
-  <w:style w:type="character" w:customStyle="1" w:styleId="Heading4Char">
-    <w:name w:val="Heading 4 Char"/>
-    <w:basedOn w:val="DefaultParagraphFont"/>
-    <w:link w:val="Heading4"/>
-    <w:uiPriority w:val="3"/>
-    <w:rPr>
-      <w:rFonts w:asciiTheme="majorHAnsi" w:eastAsiaTheme="majorEastAsia" w:hAnsiTheme="majorHAnsi" w:cstheme="majorBidi"/>
-      <w:b/>
-      <w:bCs/>
-      <w:iCs/>
-      <w:color w:val="000000" w:themeColor="text1"/>
-      <w:kern w:val="0"/>
-      <w:sz w:val="22"/>
-      <w:lang w:eastAsia="ja-JP"/>
-      <w14:ligatures w14:val="none"/>
-    </w:rPr>
-  </w:style>
-  <w:style w:type="paragraph" w:customStyle="1" w:styleId="E18DC09ABCEB40FEA46866ACD411749F">
-    <w:name w:val="E18DC09ABCEB40FEA46866ACD411749F"/>
-  </w:style>
-  <w:style w:type="paragraph" w:customStyle="1" w:styleId="6A68115DE7CA4940AE63B2079460A7F8">
-    <w:name w:val="6A68115DE7CA4940AE63B2079460A7F8"/>
-  </w:style>
-  <w:style w:type="character" w:customStyle="1" w:styleId="Heading5Char">
-    <w:name w:val="Heading 5 Char"/>
-    <w:basedOn w:val="DefaultParagraphFont"/>
-    <w:link w:val="Heading5"/>
-    <w:uiPriority w:val="3"/>
-    <w:rPr>
-      <w:rFonts w:asciiTheme="majorHAnsi" w:eastAsiaTheme="majorEastAsia" w:hAnsiTheme="majorHAnsi" w:cstheme="majorBidi"/>
-      <w:b/>
-      <w:i/>
-      <w:iCs/>
-      <w:color w:val="000000" w:themeColor="text1"/>
-      <w:kern w:val="0"/>
-      <w:sz w:val="22"/>
-      <w:lang w:eastAsia="ja-JP"/>
-      <w14:ligatures w14:val="none"/>
-    </w:rPr>
-  </w:style>
-  <w:style w:type="paragraph" w:customStyle="1" w:styleId="BEFB77FE561048509FFC9BC3AEA9D970">
-    <w:name w:val="BEFB77FE561048509FFC9BC3AEA9D970"/>
-  </w:style>
-  <w:style w:type="paragraph" w:customStyle="1" w:styleId="B0F476906F0943C8A4DF7A38E9846A17">
-    <w:name w:val="B0F476906F0943C8A4DF7A38E9846A17"/>
-  </w:style>
-  <w:style w:type="paragraph" w:customStyle="1" w:styleId="0ABD1D85EE814B2481BCB1324DEBCADE">
-    <w:name w:val="0ABD1D85EE814B2481BCB1324DEBCADE"/>
-  </w:style>
-  <w:style w:type="paragraph" w:customStyle="1" w:styleId="B0E0EA9B085746D181D24233DF67F6F9">
-    <w:name w:val="B0E0EA9B085746D181D24233DF67F6F9"/>
-  </w:style>
-  <w:style w:type="paragraph" w:customStyle="1" w:styleId="0E5F21B213C9476299B210FF56D94850">
-    <w:name w:val="0E5F21B213C9476299B210FF56D94850"/>
-  </w:style>
-  <w:style w:type="paragraph" w:customStyle="1" w:styleId="71963F7577A44BDB8F10B23A575335B8">
-    <w:name w:val="71963F7577A44BDB8F10B23A575335B8"/>
-  </w:style>
-  <w:style w:type="paragraph" w:customStyle="1" w:styleId="53F54BEE409341B4ACB3A74C90ADCE19">
-    <w:name w:val="53F54BEE409341B4ACB3A74C90ADCE19"/>
-  </w:style>
-  <w:style w:type="paragraph" w:customStyle="1" w:styleId="B2676013BE4947349AEC59B400A3FAC3">
-    <w:name w:val="B2676013BE4947349AEC59B400A3FAC3"/>
-  </w:style>
-  <w:style w:type="character" w:styleId="Hyperlink">
-    <w:name w:val="Hyperlink"/>
-    <w:basedOn w:val="DefaultParagraphFont"/>
-    <w:uiPriority w:val="99"/>
-    <w:unhideWhenUsed/>
-    <w:rPr>
-      <w:color w:val="467886" w:themeColor="hyperlink"/>
-      <w:u w:val="single"/>
-    </w:rPr>
-  </w:style>
-  <w:style w:type="paragraph" w:customStyle="1" w:styleId="DB15F9FE25B14D7DA02473F8EB61920B">
-    <w:name w:val="DB15F9FE25B14D7DA02473F8EB61920B"/>
-  </w:style>
-</w:styles>
-</file>
-
-<file path=word/glossary/webSettings.xml><?xml version="1.0" encoding="utf-8"?>
-<w:webSettings xmlns:mc="http://schemas.openxmlformats.org/markup-compatibility/2006" xmlns:r="http://schemas.openxmlformats.org/officeDocument/2006/relationships" xmlns:w="http://schemas.openxmlformats.org/wordprocessingml/2006/main" xmlns:w14="http://schemas.microsoft.com/office/word/2010/wordml" xmlns:w15="http://schemas.microsoft.com/office/word/2012/wordml" xmlns:w16cex="http://schemas.microsoft.com/office/word/2018/wordml/cex" xmlns:w16cid="http://schemas.microsoft.com/office/word/2016/wordml/cid" xmlns:w16="http://schemas.microsoft.com/office/word/2018/wordml" xmlns:w16du="http://schemas.microsoft.com/office/word/2023/wordml/word16du" xmlns:w16sdtdh="http://schemas.microsoft.com/office/word/2020/wordml/sdtdatahash" xmlns:w16sdtfl="http://schemas.microsoft.com/office/word/2024/wordml/sdtformatlock" xmlns:w16se="http://schemas.microsoft.com/office/word/2015/wordml/symex" mc:Ignorable="w14 w15 w16se w16cid w16 w16cex w16sdtdh w16sdtfl w16du">
-  <w:optimizeForBrowser/>
-  <w:allowPNG/>
-</w:webSettings>
 </file>
 
 <file path=word/theme/theme1.xml><?xml version="1.0" encoding="utf-8"?>
@@ -6081,35 +4303,6 @@
 </file>
 
 <file path=customXml/item1.xml><?xml version="1.0" encoding="utf-8"?>
-<p:properties xmlns:p="http://schemas.microsoft.com/office/2006/metadata/properties" xmlns:xsi="http://www.w3.org/2001/XMLSchema-instance" xmlns:pc="http://schemas.microsoft.com/office/infopath/2007/PartnerControls">
-  <documentManagement>
-    <_ip_UnifiedCompliancePolicyUIAction xmlns="http://schemas.microsoft.com/sharepoint/v3" xsi:nil="true"/>
-    <Image xmlns="71af3243-3dd4-4a8d-8c0d-dd76da1f02a5">
-      <Url xsi:nil="true"/>
-      <Description xsi:nil="true"/>
-    </Image>
-    <Status xmlns="71af3243-3dd4-4a8d-8c0d-dd76da1f02a5">Not started</Status>
-    <Background xmlns="71af3243-3dd4-4a8d-8c0d-dd76da1f02a5">false</Background>
-    <_ip_UnifiedCompliancePolicyProperties xmlns="http://schemas.microsoft.com/sharepoint/v3" xsi:nil="true"/>
-    <ImageTagsTaxHTField xmlns="71af3243-3dd4-4a8d-8c0d-dd76da1f02a5">
-      <Terms xmlns="http://schemas.microsoft.com/office/infopath/2007/PartnerControls"/>
-    </ImageTagsTaxHTField>
-    <TaxCatchAll xmlns="230e9df3-be65-4c73-a93b-d1236ebd677e" xsi:nil="true"/>
-    <MediaServiceKeyPoints xmlns="71af3243-3dd4-4a8d-8c0d-dd76da1f02a5" xsi:nil="true"/>
-  </documentManagement>
-</p:properties>
-</file>
-
-<file path=customXml/item2.xml><?xml version="1.0" encoding="utf-8"?>
-<?mso-contentType ?>
-<FormTemplates xmlns="http://schemas.microsoft.com/sharepoint/v3/contenttype/forms">
-  <Display>DocumentLibraryForm</Display>
-  <Edit>DocumentLibraryForm</Edit>
-  <New>DocumentLibraryForm</New>
-</FormTemplates>
-</file>
-
-<file path=customXml/item3.xml><?xml version="1.0" encoding="utf-8"?>
 <ct:contentTypeSchema xmlns:ct="http://schemas.microsoft.com/office/2006/metadata/contentType" xmlns:ma="http://schemas.microsoft.com/office/2006/metadata/properties/metaAttributes" ct:_="" ma:_="" ma:contentTypeName="Document" ma:contentTypeID="0x01010079F111ED35F8CC479449609E8A0923A6" ma:contentTypeVersion="26" ma:contentTypeDescription="Create a new document." ma:contentTypeScope="" ma:versionID="ac37c1753acd5e330d2062ccec26ea66">
   <xsd:schema xmlns:xsd="http://www.w3.org/2001/XMLSchema" xmlns:xs="http://www.w3.org/2001/XMLSchema" xmlns:p="http://schemas.microsoft.com/office/2006/metadata/properties" xmlns:ns1="http://schemas.microsoft.com/sharepoint/v3" xmlns:ns2="71af3243-3dd4-4a8d-8c0d-dd76da1f02a5" xmlns:ns3="16c05727-aa75-4e4a-9b5f-8a80a1165891" xmlns:ns4="230e9df3-be65-4c73-a93b-d1236ebd677e" targetNamespace="http://schemas.microsoft.com/office/2006/metadata/properties" ma:root="true" ma:fieldsID="3b340c7101c92c5120abd06486f94548" ns1:_="" ns2:_="" ns3:_="" ns4:_="">
     <xsd:import namespace="http://schemas.microsoft.com/sharepoint/v3"/>
@@ -6409,27 +4602,36 @@
 </ct:contentTypeSchema>
 </file>
 
-<file path=customXml/itemProps1.xml><?xml version="1.0" encoding="utf-8"?>
-<ds:datastoreItem xmlns:ds="http://schemas.openxmlformats.org/officeDocument/2006/customXml" ds:itemID="{7ADCF06E-81A5-4D29-A946-976E3F20FF44}">
-  <ds:schemaRefs>
-    <ds:schemaRef ds:uri="http://schemas.microsoft.com/office/2006/metadata/properties"/>
-    <ds:schemaRef ds:uri="http://schemas.microsoft.com/office/infopath/2007/PartnerControls"/>
-    <ds:schemaRef ds:uri="http://schemas.microsoft.com/sharepoint/v3"/>
-    <ds:schemaRef ds:uri="71af3243-3dd4-4a8d-8c0d-dd76da1f02a5"/>
-    <ds:schemaRef ds:uri="230e9df3-be65-4c73-a93b-d1236ebd677e"/>
-  </ds:schemaRefs>
-</ds:datastoreItem>
+<file path=customXml/item2.xml><?xml version="1.0" encoding="utf-8"?>
+<?mso-contentType ?>
+<FormTemplates xmlns="http://schemas.microsoft.com/sharepoint/v3/contenttype/forms">
+  <Display>DocumentLibraryForm</Display>
+  <Edit>DocumentLibraryForm</Edit>
+  <New>DocumentLibraryForm</New>
+</FormTemplates>
 </file>
 
-<file path=customXml/itemProps2.xml><?xml version="1.0" encoding="utf-8"?>
-<ds:datastoreItem xmlns:ds="http://schemas.openxmlformats.org/officeDocument/2006/customXml" ds:itemID="{676608B1-A148-495A-80CE-F0BD5CC963A4}">
-  <ds:schemaRefs>
-    <ds:schemaRef ds:uri="http://schemas.microsoft.com/sharepoint/v3/contenttype/forms"/>
-  </ds:schemaRefs>
-</ds:datastoreItem>
+<file path=customXml/item3.xml><?xml version="1.0" encoding="utf-8"?>
+<p:properties xmlns:p="http://schemas.microsoft.com/office/2006/metadata/properties" xmlns:xsi="http://www.w3.org/2001/XMLSchema-instance" xmlns:pc="http://schemas.microsoft.com/office/infopath/2007/PartnerControls">
+  <documentManagement>
+    <_ip_UnifiedCompliancePolicyUIAction xmlns="http://schemas.microsoft.com/sharepoint/v3" xsi:nil="true"/>
+    <Image xmlns="71af3243-3dd4-4a8d-8c0d-dd76da1f02a5">
+      <Url xsi:nil="true"/>
+      <Description xsi:nil="true"/>
+    </Image>
+    <Status xmlns="71af3243-3dd4-4a8d-8c0d-dd76da1f02a5">Not started</Status>
+    <Background xmlns="71af3243-3dd4-4a8d-8c0d-dd76da1f02a5">false</Background>
+    <_ip_UnifiedCompliancePolicyProperties xmlns="http://schemas.microsoft.com/sharepoint/v3" xsi:nil="true"/>
+    <ImageTagsTaxHTField xmlns="71af3243-3dd4-4a8d-8c0d-dd76da1f02a5">
+      <Terms xmlns="http://schemas.microsoft.com/office/infopath/2007/PartnerControls"/>
+    </ImageTagsTaxHTField>
+    <TaxCatchAll xmlns="230e9df3-be65-4c73-a93b-d1236ebd677e" xsi:nil="true"/>
+    <MediaServiceKeyPoints xmlns="71af3243-3dd4-4a8d-8c0d-dd76da1f02a5" xsi:nil="true"/>
+  </documentManagement>
+</p:properties>
 </file>
 
-<file path=customXml/itemProps3.xml><?xml version="1.0" encoding="utf-8"?>
+<file path=customXml/itemProps1.xml><?xml version="1.0" encoding="utf-8"?>
 <ds:datastoreItem xmlns:ds="http://schemas.openxmlformats.org/officeDocument/2006/customXml" ds:itemID="{EC758F74-CB61-4D5F-B003-A3FA896AFEB4}">
   <ds:schemaRefs>
     <ds:schemaRef ds:uri="http://schemas.microsoft.com/office/2006/metadata/contentType"/>
@@ -6448,4 +4650,24 @@
     <ds:schemaRef ds:uri="http://schemas.microsoft.com/internal/obd"/>
   </ds:schemaRefs>
 </ds:datastoreItem>
+</file>
+
+<file path=customXml/itemProps2.xml><?xml version="1.0" encoding="utf-8"?>
+<ds:datastoreItem xmlns:ds="http://schemas.openxmlformats.org/officeDocument/2006/customXml" ds:itemID="{676608B1-A148-495A-80CE-F0BD5CC963A4}">
+  <ds:schemaRefs>
+    <ds:schemaRef ds:uri="http://schemas.microsoft.com/sharepoint/v3/contenttype/forms"/>
+  </ds:schemaRefs>
+</ds:datastoreItem>
+</file>
+
+<file path=customXml/itemProps3.xml><?xml version="1.0" encoding="utf-8"?>
+<ds:datastoreItem xmlns:ds="http://schemas.openxmlformats.org/officeDocument/2006/customXml" ds:itemID="{7ADCF06E-81A5-4D29-A946-976E3F20FF44}">
+  <ds:schemaRefs>
+    <ds:schemaRef ds:uri="http://schemas.microsoft.com/office/2006/metadata/properties"/>
+    <ds:schemaRef ds:uri="http://schemas.microsoft.com/office/infopath/2007/PartnerControls"/>
+    <ds:schemaRef ds:uri="http://schemas.microsoft.com/sharepoint/v3"/>
+    <ds:schemaRef ds:uri="71af3243-3dd4-4a8d-8c0d-dd76da1f02a5"/>
+    <ds:schemaRef ds:uri="230e9df3-be65-4c73-a93b-d1236ebd677e"/>
+  </ds:schemaRefs>
+</ds:datastoreItem>
 </file>